--- a/Project-report.docx
+++ b/Project-report.docx
@@ -1478,21 +1478,7 @@
           <w:b/>
           <w:bCs/>
         </w:rPr>
-        <w:t xml:space="preserve">Two side-by-side </w:t>
-      </w:r>
-      <w:r>
-        <w:rPr>
-          <w:b/>
-          <w:bCs/>
-        </w:rPr>
-        <w:t>plots: Left</w:t>
-      </w:r>
-      <w:r>
-        <w:rPr>
-          <w:b/>
-          <w:bCs/>
-        </w:rPr>
-        <w:t xml:space="preserve"> Plot (Inertia):</w:t>
+        <w:t>Two side-by-side plots: Left Plot (Inertia):</w:t>
       </w:r>
     </w:p>
     <w:p>
@@ -1719,31 +1705,7 @@
           <w:bCs/>
           <w:color w:val="000000" w:themeColor="text1"/>
         </w:rPr>
-        <w:t>Part</w:t>
-      </w:r>
-      <w:r>
-        <w:rPr>
-          <w:b/>
-          <w:bCs/>
-          <w:color w:val="000000" w:themeColor="text1"/>
-        </w:rPr>
-        <w:t xml:space="preserve"> 2</w:t>
-      </w:r>
-      <w:r>
-        <w:rPr>
-          <w:b/>
-          <w:bCs/>
-          <w:color w:val="000000" w:themeColor="text1"/>
-        </w:rPr>
-        <w:t xml:space="preserve">: </w:t>
-      </w:r>
-      <w:r>
-        <w:rPr>
-          <w:b/>
-          <w:bCs/>
-          <w:color w:val="000000" w:themeColor="text1"/>
-        </w:rPr>
-        <w:t>Statistical question:</w:t>
+        <w:t>Part 2: Statistical question:</w:t>
       </w:r>
     </w:p>
     <w:p>
@@ -2192,128 +2154,311 @@
           <w:color w:val="000000" w:themeColor="text1"/>
         </w:rPr>
         <w:lastRenderedPageBreak/>
-        <w:t xml:space="preserve">[Part2: </w:t>
-      </w:r>
-      <w:r>
+        <w:t>Association Rule Mining and Price-Rating Analysis – Michael W.</w:t>
+      </w:r>
+    </w:p>
+    <w:p>
+      <w:pPr>
+        <w:spacing w:before="300" w:after="300" w:line="360" w:lineRule="auto"/>
+        <w:rPr>
+          <w:color w:val="000000" w:themeColor="text1"/>
+        </w:rPr>
+      </w:pPr>
+      <w:r>
+        <w:rPr>
+          <w:color w:val="000000" w:themeColor="text1"/>
+        </w:rPr>
+        <w:t>Question</w:t>
+      </w:r>
+      <w:r>
+        <w:rPr>
+          <w:color w:val="000000" w:themeColor="text1"/>
+        </w:rPr>
+        <w:t>4</w:t>
+      </w:r>
+      <w:r>
+        <w:rPr>
+          <w:color w:val="000000" w:themeColor="text1"/>
+        </w:rPr>
+        <w:t xml:space="preserve">: </w:t>
+      </w:r>
+      <w:r>
+        <w:rPr>
+          <w:color w:val="000000" w:themeColor="text1"/>
+        </w:rPr>
+        <w:t>How do</w:t>
+      </w:r>
+      <w:r>
+        <w:rPr>
+          <w:color w:val="000000" w:themeColor="text1"/>
+        </w:rPr>
+        <w:t>es</w:t>
+      </w:r>
+      <w:r>
+        <w:rPr>
+          <w:color w:val="000000" w:themeColor="text1"/>
+        </w:rPr>
+        <w:t xml:space="preserve"> discounted price and actual price relate to product rating categories</w:t>
+      </w:r>
+      <w:r>
+        <w:rPr>
+          <w:color w:val="000000" w:themeColor="text1"/>
+        </w:rPr>
+        <w:t>?</w:t>
+      </w:r>
+    </w:p>
+    <w:p>
+      <w:pPr>
+        <w:spacing w:line="360" w:lineRule="auto"/>
+        <w:rPr>
+          <w:color w:val="000000" w:themeColor="text1"/>
+        </w:rPr>
+      </w:pPr>
+    </w:p>
+    <w:p>
+      <w:pPr>
+        <w:spacing w:line="360" w:lineRule="auto"/>
+        <w:rPr>
+          <w:color w:val="000000" w:themeColor="text1"/>
+        </w:rPr>
+      </w:pPr>
+      <w:r>
+        <w:rPr>
+          <w:noProof/>
+          <w:color w:val="000000" w:themeColor="text1"/>
+        </w:rPr>
+        <w:drawing>
+          <wp:inline distT="0" distB="0" distL="0" distR="0" wp14:anchorId="4C2BF757" wp14:editId="4DBC90A8">
+            <wp:extent cx="3657600" cy="2743200"/>
+            <wp:effectExtent l="0" t="0" r="0" b="0"/>
+            <wp:docPr id="1497681299" name="Picture 2"/>
+            <wp:cNvGraphicFramePr>
+              <a:graphicFrameLocks xmlns:a="http://schemas.openxmlformats.org/drawingml/2006/main" noChangeAspect="1"/>
+            </wp:cNvGraphicFramePr>
+            <a:graphic xmlns:a="http://schemas.openxmlformats.org/drawingml/2006/main">
+              <a:graphicData uri="http://schemas.openxmlformats.org/drawingml/2006/picture">
+                <pic:pic xmlns:pic="http://schemas.openxmlformats.org/drawingml/2006/picture">
+                  <pic:nvPicPr>
+                    <pic:cNvPr id="0" name="Picture 2"/>
+                    <pic:cNvPicPr>
+                      <a:picLocks noChangeAspect="1" noChangeArrowheads="1"/>
+                    </pic:cNvPicPr>
+                  </pic:nvPicPr>
+                  <pic:blipFill>
+                    <a:blip r:embed="rId10">
+                      <a:extLst>
+                        <a:ext uri="{28A0092B-C50C-407E-A947-70E740481C1C}">
+                          <a14:useLocalDpi xmlns:a14="http://schemas.microsoft.com/office/drawing/2010/main" val="0"/>
+                        </a:ext>
+                      </a:extLst>
+                    </a:blip>
+                    <a:srcRect/>
+                    <a:stretch>
+                      <a:fillRect/>
+                    </a:stretch>
+                  </pic:blipFill>
+                  <pic:spPr bwMode="auto">
+                    <a:xfrm>
+                      <a:off x="0" y="0"/>
+                      <a:ext cx="3657600" cy="2743200"/>
+                    </a:xfrm>
+                    <a:prstGeom prst="rect">
+                      <a:avLst/>
+                    </a:prstGeom>
+                    <a:noFill/>
+                    <a:ln>
+                      <a:noFill/>
+                    </a:ln>
+                  </pic:spPr>
+                </pic:pic>
+              </a:graphicData>
+            </a:graphic>
+          </wp:inline>
+        </w:drawing>
+      </w:r>
+    </w:p>
+    <w:p>
+      <w:pPr>
+        <w:spacing w:line="360" w:lineRule="auto"/>
+        <w:rPr>
+          <w:color w:val="000000" w:themeColor="text1"/>
+        </w:rPr>
+      </w:pPr>
+      <w:r>
+        <w:rPr>
+          <w:noProof/>
+          <w:color w:val="000000" w:themeColor="text1"/>
+        </w:rPr>
+        <w:drawing>
+          <wp:inline distT="0" distB="0" distL="0" distR="0" wp14:anchorId="65095D2D" wp14:editId="131E8D8B">
+            <wp:extent cx="3657600" cy="2743200"/>
+            <wp:effectExtent l="0" t="0" r="0" b="0"/>
+            <wp:docPr id="796141489" name="Picture 4"/>
+            <wp:cNvGraphicFramePr>
+              <a:graphicFrameLocks xmlns:a="http://schemas.openxmlformats.org/drawingml/2006/main" noChangeAspect="1"/>
+            </wp:cNvGraphicFramePr>
+            <a:graphic xmlns:a="http://schemas.openxmlformats.org/drawingml/2006/main">
+              <a:graphicData uri="http://schemas.openxmlformats.org/drawingml/2006/picture">
+                <pic:pic xmlns:pic="http://schemas.openxmlformats.org/drawingml/2006/picture">
+                  <pic:nvPicPr>
+                    <pic:cNvPr id="0" name="Picture 4"/>
+                    <pic:cNvPicPr>
+                      <a:picLocks noChangeAspect="1" noChangeArrowheads="1"/>
+                    </pic:cNvPicPr>
+                  </pic:nvPicPr>
+                  <pic:blipFill>
+                    <a:blip r:embed="rId11">
+                      <a:extLst>
+                        <a:ext uri="{28A0092B-C50C-407E-A947-70E740481C1C}">
+                          <a14:useLocalDpi xmlns:a14="http://schemas.microsoft.com/office/drawing/2010/main" val="0"/>
+                        </a:ext>
+                      </a:extLst>
+                    </a:blip>
+                    <a:srcRect/>
+                    <a:stretch>
+                      <a:fillRect/>
+                    </a:stretch>
+                  </pic:blipFill>
+                  <pic:spPr bwMode="auto">
+                    <a:xfrm>
+                      <a:off x="0" y="0"/>
+                      <a:ext cx="3657600" cy="2743200"/>
+                    </a:xfrm>
+                    <a:prstGeom prst="rect">
+                      <a:avLst/>
+                    </a:prstGeom>
+                    <a:noFill/>
+                    <a:ln>
+                      <a:noFill/>
+                    </a:ln>
+                  </pic:spPr>
+                </pic:pic>
+              </a:graphicData>
+            </a:graphic>
+          </wp:inline>
+        </w:drawing>
+      </w:r>
+    </w:p>
+    <w:p>
+      <w:pPr>
+        <w:spacing w:line="360" w:lineRule="auto"/>
+        <w:rPr>
+          <w:color w:val="000000" w:themeColor="text1"/>
+        </w:rPr>
+      </w:pPr>
+      <w:r>
+        <w:rPr>
+          <w:noProof/>
+          <w:color w:val="000000" w:themeColor="text1"/>
+        </w:rPr>
+        <w:lastRenderedPageBreak/>
+        <w:drawing>
+          <wp:inline distT="0" distB="0" distL="0" distR="0" wp14:anchorId="487A6AFB" wp14:editId="5DC6897D">
+            <wp:extent cx="5486400" cy="3657600"/>
+            <wp:effectExtent l="0" t="0" r="0" b="0"/>
+            <wp:docPr id="1735692416" name="Picture 5"/>
+            <wp:cNvGraphicFramePr>
+              <a:graphicFrameLocks xmlns:a="http://schemas.openxmlformats.org/drawingml/2006/main" noChangeAspect="1"/>
+            </wp:cNvGraphicFramePr>
+            <a:graphic xmlns:a="http://schemas.openxmlformats.org/drawingml/2006/main">
+              <a:graphicData uri="http://schemas.openxmlformats.org/drawingml/2006/picture">
+                <pic:pic xmlns:pic="http://schemas.openxmlformats.org/drawingml/2006/picture">
+                  <pic:nvPicPr>
+                    <pic:cNvPr id="0" name="Picture 5"/>
+                    <pic:cNvPicPr>
+                      <a:picLocks noChangeAspect="1" noChangeArrowheads="1"/>
+                    </pic:cNvPicPr>
+                  </pic:nvPicPr>
+                  <pic:blipFill>
+                    <a:blip r:embed="rId12">
+                      <a:extLst>
+                        <a:ext uri="{28A0092B-C50C-407E-A947-70E740481C1C}">
+                          <a14:useLocalDpi xmlns:a14="http://schemas.microsoft.com/office/drawing/2010/main" val="0"/>
+                        </a:ext>
+                      </a:extLst>
+                    </a:blip>
+                    <a:srcRect/>
+                    <a:stretch>
+                      <a:fillRect/>
+                    </a:stretch>
+                  </pic:blipFill>
+                  <pic:spPr bwMode="auto">
+                    <a:xfrm>
+                      <a:off x="0" y="0"/>
+                      <a:ext cx="5486400" cy="3657600"/>
+                    </a:xfrm>
+                    <a:prstGeom prst="rect">
+                      <a:avLst/>
+                    </a:prstGeom>
+                    <a:noFill/>
+                    <a:ln>
+                      <a:noFill/>
+                    </a:ln>
+                  </pic:spPr>
+                </pic:pic>
+              </a:graphicData>
+            </a:graphic>
+          </wp:inline>
+        </w:drawing>
+      </w:r>
+    </w:p>
+    <w:p>
+      <w:pPr>
+        <w:spacing w:line="360" w:lineRule="auto"/>
+        <w:rPr>
+          <w:color w:val="000000" w:themeColor="text1"/>
+        </w:rPr>
+      </w:pPr>
+    </w:p>
+    <w:p>
+      <w:pPr>
+        <w:spacing w:before="300" w:after="300" w:line="360" w:lineRule="auto"/>
         <w:rPr>
           <w:b/>
           <w:bCs/>
           <w:color w:val="000000" w:themeColor="text1"/>
         </w:rPr>
-        <w:t>xxx</w:t>
-      </w:r>
+      </w:pPr>
       <w:r>
         <w:rPr>
           <w:b/>
           <w:bCs/>
           <w:color w:val="000000" w:themeColor="text1"/>
         </w:rPr>
-        <w:t>]</w:t>
-      </w:r>
-      <w:r>
+        <w:t>1. Purpose</w:t>
+      </w:r>
+    </w:p>
+    <w:p>
+      <w:pPr>
+        <w:spacing w:before="300" w:after="300" w:line="360" w:lineRule="auto"/>
+        <w:rPr>
+          <w:color w:val="000000" w:themeColor="text1"/>
+        </w:rPr>
+      </w:pPr>
+      <w:r>
+        <w:rPr>
+          <w:color w:val="000000" w:themeColor="text1"/>
+        </w:rPr>
+        <w:t>To determine whether higher‐priced or lower‐priced products tend to receive better ratings, and whether discount levels influence rating categories.</w:t>
+      </w:r>
+    </w:p>
+    <w:p>
+      <w:pPr>
+        <w:spacing w:before="300" w:after="300" w:line="360" w:lineRule="auto"/>
         <w:rPr>
           <w:b/>
           <w:bCs/>
           <w:color w:val="000000" w:themeColor="text1"/>
         </w:rPr>
-        <w:t xml:space="preserve"> for Student B</w:t>
-      </w:r>
-    </w:p>
-    <w:p>
-      <w:pPr>
-        <w:spacing w:before="300" w:after="300" w:line="360" w:lineRule="auto"/>
-        <w:rPr>
-          <w:color w:val="000000" w:themeColor="text1"/>
-        </w:rPr>
-      </w:pPr>
-      <w:r>
-        <w:rPr>
-          <w:color w:val="000000" w:themeColor="text1"/>
-        </w:rPr>
-        <w:t>[Question</w:t>
-      </w:r>
-      <w:r>
-        <w:rPr>
-          <w:color w:val="000000" w:themeColor="text1"/>
-        </w:rPr>
-        <w:t>4</w:t>
-      </w:r>
-      <w:r>
-        <w:rPr>
-          <w:color w:val="000000" w:themeColor="text1"/>
-        </w:rPr>
-        <w:t>]: [Define your data mining question]</w:t>
-      </w:r>
-    </w:p>
-    <w:p>
-      <w:pPr>
-        <w:spacing w:line="360" w:lineRule="auto"/>
-        <w:rPr>
-          <w:color w:val="000000" w:themeColor="text1"/>
-        </w:rPr>
-      </w:pPr>
-      <w:r>
-        <w:rPr>
-          <w:color w:val="000000" w:themeColor="text1"/>
-        </w:rPr>
-        <w:t>[Your Figure]</w:t>
-      </w:r>
-    </w:p>
-    <w:p>
-      <w:pPr>
-        <w:spacing w:line="360" w:lineRule="auto"/>
-        <w:rPr>
-          <w:color w:val="000000" w:themeColor="text1"/>
-        </w:rPr>
-      </w:pPr>
-    </w:p>
-    <w:p>
-      <w:pPr>
-        <w:spacing w:line="360" w:lineRule="auto"/>
-        <w:rPr>
-          <w:color w:val="000000" w:themeColor="text1"/>
-        </w:rPr>
-      </w:pPr>
-      <w:r>
-        <w:rPr>
-          <w:color w:val="000000" w:themeColor="text1"/>
-        </w:rPr>
-        <w:t>[</w:t>
-      </w:r>
-      <w:r>
-        <w:rPr>
-          <w:color w:val="000000" w:themeColor="text1"/>
-        </w:rPr>
-        <w:t xml:space="preserve">Your explanation: 1. Purpose, 2. Methodology, 3. Explain the graph (e.g. what is x axis, what is y axis), 4. </w:t>
-      </w:r>
-      <w:r>
-        <w:rPr>
-          <w:color w:val="000000" w:themeColor="text1"/>
-        </w:rPr>
-        <w:t>Harvest Highlights</w:t>
-      </w:r>
-      <w:r>
-        <w:rPr>
-          <w:color w:val="000000" w:themeColor="text1"/>
-        </w:rPr>
-        <w:t>.</w:t>
-      </w:r>
-      <w:r>
-        <w:rPr>
-          <w:color w:val="000000" w:themeColor="text1"/>
-        </w:rPr>
-        <w:t>]</w:t>
-      </w:r>
-    </w:p>
-    <w:p>
-      <w:pPr>
-        <w:spacing w:before="300" w:after="300" w:line="360" w:lineRule="auto"/>
+      </w:pPr>
+      <w:r>
         <w:rPr>
           <w:b/>
           <w:bCs/>
           <w:color w:val="000000" w:themeColor="text1"/>
         </w:rPr>
-      </w:pPr>
+        <w:t>2. Methodology</w:t>
+      </w:r>
     </w:p>
     <w:p>
       <w:pPr>
@@ -2326,190 +2471,8 @@
         <w:rPr>
           <w:color w:val="000000" w:themeColor="text1"/>
         </w:rPr>
-        <w:t>[Question</w:t>
-      </w:r>
-      <w:r>
-        <w:rPr>
-          <w:color w:val="000000" w:themeColor="text1"/>
-        </w:rPr>
-        <w:t>5</w:t>
-      </w:r>
-      <w:r>
-        <w:rPr>
-          <w:color w:val="000000" w:themeColor="text1"/>
-        </w:rPr>
-        <w:t>]: [Define your data mining question]</w:t>
-      </w:r>
-    </w:p>
-    <w:p>
-      <w:pPr>
-        <w:spacing w:line="360" w:lineRule="auto"/>
-        <w:rPr>
-          <w:color w:val="000000" w:themeColor="text1"/>
-        </w:rPr>
-      </w:pPr>
-      <w:r>
-        <w:rPr>
-          <w:color w:val="000000" w:themeColor="text1"/>
-        </w:rPr>
-        <w:t>[Your Figure]</w:t>
-      </w:r>
-    </w:p>
-    <w:p>
-      <w:pPr>
-        <w:spacing w:line="360" w:lineRule="auto"/>
-        <w:rPr>
-          <w:color w:val="000000" w:themeColor="text1"/>
-        </w:rPr>
-      </w:pPr>
-    </w:p>
-    <w:p>
-      <w:pPr>
-        <w:spacing w:line="360" w:lineRule="auto"/>
-        <w:rPr>
-          <w:color w:val="000000" w:themeColor="text1"/>
-        </w:rPr>
-      </w:pPr>
-      <w:r>
-        <w:rPr>
-          <w:color w:val="000000" w:themeColor="text1"/>
-        </w:rPr>
-        <w:t>[</w:t>
-      </w:r>
-      <w:r>
-        <w:rPr>
-          <w:color w:val="000000" w:themeColor="text1"/>
-        </w:rPr>
-        <w:t xml:space="preserve">Your explanation: 1. Purpose, 2. Methodology, 3. Explain the graph (e.g. what is x axis, what is y axis), 4. </w:t>
-      </w:r>
-      <w:r>
-        <w:rPr>
-          <w:color w:val="000000" w:themeColor="text1"/>
-        </w:rPr>
-        <w:t>Harvest Highlights</w:t>
-      </w:r>
-      <w:r>
-        <w:rPr>
-          <w:color w:val="000000" w:themeColor="text1"/>
-        </w:rPr>
-        <w:t>.</w:t>
-      </w:r>
-      <w:r>
-        <w:rPr>
-          <w:color w:val="000000" w:themeColor="text1"/>
-        </w:rPr>
-        <w:t>]</w:t>
-      </w:r>
-    </w:p>
-    <w:p>
-      <w:pPr>
-        <w:spacing w:line="360" w:lineRule="auto"/>
-        <w:rPr>
-          <w:color w:val="000000" w:themeColor="text1"/>
-        </w:rPr>
-      </w:pPr>
-    </w:p>
-    <w:p>
-      <w:pPr>
-        <w:spacing w:before="300" w:after="300" w:line="360" w:lineRule="auto"/>
-        <w:rPr>
-          <w:color w:val="000000" w:themeColor="text1"/>
-        </w:rPr>
-      </w:pPr>
-      <w:r>
-        <w:rPr>
-          <w:color w:val="000000" w:themeColor="text1"/>
-        </w:rPr>
-        <w:t>[Question</w:t>
-      </w:r>
-      <w:r>
-        <w:rPr>
-          <w:color w:val="000000" w:themeColor="text1"/>
-        </w:rPr>
-        <w:t>6</w:t>
-      </w:r>
-      <w:r>
-        <w:rPr>
-          <w:color w:val="000000" w:themeColor="text1"/>
-        </w:rPr>
-        <w:t>]: [Define your data mining question]</w:t>
-      </w:r>
-    </w:p>
-    <w:p>
-      <w:pPr>
-        <w:spacing w:line="360" w:lineRule="auto"/>
-        <w:rPr>
-          <w:color w:val="000000" w:themeColor="text1"/>
-        </w:rPr>
-      </w:pPr>
-      <w:r>
-        <w:rPr>
-          <w:color w:val="000000" w:themeColor="text1"/>
-        </w:rPr>
-        <w:t>[Your Figure]</w:t>
-      </w:r>
-    </w:p>
-    <w:p>
-      <w:pPr>
-        <w:spacing w:line="360" w:lineRule="auto"/>
-        <w:rPr>
-          <w:color w:val="000000" w:themeColor="text1"/>
-        </w:rPr>
-      </w:pPr>
-    </w:p>
-    <w:p>
-      <w:pPr>
-        <w:spacing w:line="360" w:lineRule="auto"/>
-        <w:rPr>
-          <w:color w:val="000000" w:themeColor="text1"/>
-        </w:rPr>
-      </w:pPr>
-      <w:r>
-        <w:rPr>
-          <w:color w:val="000000" w:themeColor="text1"/>
-        </w:rPr>
-        <w:t>[</w:t>
-      </w:r>
-      <w:r>
-        <w:rPr>
-          <w:color w:val="000000" w:themeColor="text1"/>
-        </w:rPr>
-        <w:t xml:space="preserve">Your explanation: 1. Purpose, 2. Methodology, 3. Explain the graph (e.g. what is x axis, what is y axis), 4. </w:t>
-      </w:r>
-      <w:r>
-        <w:rPr>
-          <w:color w:val="000000" w:themeColor="text1"/>
-        </w:rPr>
-        <w:t>Harvest Highlights</w:t>
-      </w:r>
-      <w:r>
-        <w:rPr>
-          <w:color w:val="000000" w:themeColor="text1"/>
-        </w:rPr>
-        <w:t>.</w:t>
-      </w:r>
-      <w:r>
-        <w:rPr>
-          <w:color w:val="000000" w:themeColor="text1"/>
-        </w:rPr>
-        <w:t>]</w:t>
-      </w:r>
-    </w:p>
-    <w:p>
-      <w:pPr>
-        <w:spacing w:line="360" w:lineRule="auto"/>
-        <w:rPr>
-          <w:color w:val="000000" w:themeColor="text1"/>
-        </w:rPr>
-      </w:pPr>
-    </w:p>
-    <w:p>
-      <w:pPr>
-        <w:spacing w:line="360" w:lineRule="auto"/>
-        <w:rPr>
-          <w:color w:val="000000" w:themeColor="text1"/>
-        </w:rPr>
-      </w:pPr>
+        <w:t>We cleaned numeric price fields, converted rating into three categories (Low, Medium, High), computed correlations, and plotted scatterplots and grouped means for each rating level.</w:t>
+      </w:r>
     </w:p>
     <w:p>
       <w:pPr>
@@ -2526,332 +2489,112 @@
           <w:bCs/>
           <w:color w:val="000000" w:themeColor="text1"/>
         </w:rPr>
-        <w:t xml:space="preserve">[Part3: </w:t>
-      </w:r>
+        <w:t>3. Explanation of the Graph</w:t>
+      </w:r>
+    </w:p>
+    <w:p>
+      <w:pPr>
+        <w:numPr>
+          <w:ilvl w:val="0"/>
+          <w:numId w:val="62"/>
+        </w:numPr>
+        <w:spacing w:before="300" w:after="300" w:line="360" w:lineRule="auto"/>
+        <w:rPr>
+          <w:color w:val="000000" w:themeColor="text1"/>
+        </w:rPr>
+      </w:pPr>
       <w:r>
         <w:rPr>
           <w:b/>
           <w:bCs/>
           <w:color w:val="000000" w:themeColor="text1"/>
         </w:rPr>
-        <w:t>XXX</w:t>
-      </w:r>
+        <w:t>Scatterplots:</w:t>
+      </w:r>
+    </w:p>
+    <w:p>
+      <w:pPr>
+        <w:numPr>
+          <w:ilvl w:val="1"/>
+          <w:numId w:val="62"/>
+        </w:numPr>
+        <w:spacing w:before="300" w:after="300" w:line="360" w:lineRule="auto"/>
+        <w:rPr>
+          <w:color w:val="000000" w:themeColor="text1"/>
+        </w:rPr>
+      </w:pPr>
       <w:r>
         <w:rPr>
           <w:b/>
           <w:bCs/>
           <w:color w:val="000000" w:themeColor="text1"/>
         </w:rPr>
-        <w:t>]</w:t>
-      </w:r>
+        <w:t>x-axis:</w:t>
+      </w:r>
+      <w:r>
+        <w:rPr>
+          <w:color w:val="000000" w:themeColor="text1"/>
+        </w:rPr>
+        <w:t xml:space="preserve"> actual or discounted price</w:t>
+      </w:r>
+    </w:p>
+    <w:p>
+      <w:pPr>
+        <w:numPr>
+          <w:ilvl w:val="1"/>
+          <w:numId w:val="62"/>
+        </w:numPr>
+        <w:spacing w:before="300" w:after="300" w:line="360" w:lineRule="auto"/>
+        <w:rPr>
+          <w:color w:val="000000" w:themeColor="text1"/>
+        </w:rPr>
+      </w:pPr>
       <w:r>
         <w:rPr>
           <w:b/>
           <w:bCs/>
           <w:color w:val="000000" w:themeColor="text1"/>
         </w:rPr>
-        <w:t xml:space="preserve"> for Student C</w:t>
-      </w:r>
-    </w:p>
-    <w:p>
-      <w:pPr>
+        <w:t>y-axis:</w:t>
+      </w:r>
+      <w:r>
+        <w:rPr>
+          <w:color w:val="000000" w:themeColor="text1"/>
+        </w:rPr>
+        <w:t xml:space="preserve"> rating</w:t>
+      </w:r>
+    </w:p>
+    <w:p>
+      <w:pPr>
+        <w:numPr>
+          <w:ilvl w:val="0"/>
+          <w:numId w:val="62"/>
+        </w:numPr>
         <w:spacing w:before="300" w:after="300" w:line="360" w:lineRule="auto"/>
         <w:rPr>
           <w:color w:val="000000" w:themeColor="text1"/>
         </w:rPr>
       </w:pPr>
       <w:r>
-        <w:rPr>
-          <w:color w:val="000000" w:themeColor="text1"/>
-        </w:rPr>
-        <w:t>[Question</w:t>
-      </w:r>
-      <w:r>
-        <w:rPr>
-          <w:color w:val="000000" w:themeColor="text1"/>
-        </w:rPr>
-        <w:t>7</w:t>
-      </w:r>
-      <w:r>
-        <w:rPr>
-          <w:color w:val="000000" w:themeColor="text1"/>
-        </w:rPr>
-        <w:t>]: [Define your data mining question]</w:t>
-      </w:r>
-    </w:p>
-    <w:p>
-      <w:pPr>
-        <w:spacing w:line="360" w:lineRule="auto"/>
-        <w:rPr>
-          <w:color w:val="000000" w:themeColor="text1"/>
-        </w:rPr>
-      </w:pPr>
-      <w:r>
-        <w:rPr>
-          <w:color w:val="000000" w:themeColor="text1"/>
-        </w:rPr>
-        <w:t>[Your Figure]</w:t>
-      </w:r>
-    </w:p>
-    <w:p>
-      <w:pPr>
-        <w:spacing w:line="360" w:lineRule="auto"/>
-        <w:rPr>
-          <w:color w:val="000000" w:themeColor="text1"/>
-        </w:rPr>
-      </w:pPr>
-    </w:p>
-    <w:p>
-      <w:pPr>
-        <w:spacing w:line="360" w:lineRule="auto"/>
-        <w:rPr>
-          <w:color w:val="000000" w:themeColor="text1"/>
-        </w:rPr>
-      </w:pPr>
-      <w:r>
-        <w:rPr>
-          <w:color w:val="000000" w:themeColor="text1"/>
-        </w:rPr>
-        <w:lastRenderedPageBreak/>
-        <w:t>[</w:t>
-      </w:r>
-      <w:r>
-        <w:rPr>
-          <w:color w:val="000000" w:themeColor="text1"/>
-        </w:rPr>
-        <w:t xml:space="preserve">Your explanation: 1. Purpose, 2. Methodology, 3. Explain the graph (e.g. what is x axis, what is y axis), 4. </w:t>
-      </w:r>
-      <w:r>
-        <w:rPr>
-          <w:color w:val="000000" w:themeColor="text1"/>
-        </w:rPr>
-        <w:t>Harvest Highlights</w:t>
-      </w:r>
-      <w:r>
-        <w:rPr>
-          <w:color w:val="000000" w:themeColor="text1"/>
-        </w:rPr>
-        <w:t>.</w:t>
-      </w:r>
-      <w:r>
-        <w:rPr>
-          <w:color w:val="000000" w:themeColor="text1"/>
-        </w:rPr>
-        <w:t>]</w:t>
-      </w:r>
-    </w:p>
-    <w:p>
-      <w:pPr>
-        <w:spacing w:line="360" w:lineRule="auto"/>
-        <w:rPr>
-          <w:color w:val="000000" w:themeColor="text1"/>
-        </w:rPr>
-      </w:pPr>
-    </w:p>
-    <w:p>
-      <w:pPr>
-        <w:spacing w:before="300" w:after="300" w:line="360" w:lineRule="auto"/>
-        <w:rPr>
-          <w:color w:val="000000" w:themeColor="text1"/>
-        </w:rPr>
-      </w:pPr>
-      <w:r>
-        <w:rPr>
-          <w:color w:val="000000" w:themeColor="text1"/>
-        </w:rPr>
-        <w:t>[Question</w:t>
-      </w:r>
-      <w:r>
-        <w:rPr>
-          <w:color w:val="000000" w:themeColor="text1"/>
-        </w:rPr>
-        <w:t>8</w:t>
-      </w:r>
-      <w:r>
-        <w:rPr>
-          <w:color w:val="000000" w:themeColor="text1"/>
-        </w:rPr>
-        <w:t>]: [Define your data mining question]</w:t>
-      </w:r>
-    </w:p>
-    <w:p>
-      <w:pPr>
-        <w:spacing w:line="360" w:lineRule="auto"/>
-        <w:rPr>
-          <w:color w:val="000000" w:themeColor="text1"/>
-        </w:rPr>
-      </w:pPr>
-      <w:r>
-        <w:rPr>
-          <w:color w:val="000000" w:themeColor="text1"/>
-        </w:rPr>
-        <w:t>[Your Figure]</w:t>
-      </w:r>
-    </w:p>
-    <w:p>
-      <w:pPr>
-        <w:spacing w:line="360" w:lineRule="auto"/>
-        <w:rPr>
-          <w:color w:val="000000" w:themeColor="text1"/>
-        </w:rPr>
-      </w:pPr>
-    </w:p>
-    <w:p>
-      <w:pPr>
-        <w:spacing w:line="360" w:lineRule="auto"/>
-        <w:rPr>
-          <w:color w:val="000000" w:themeColor="text1"/>
-        </w:rPr>
-      </w:pPr>
-      <w:r>
-        <w:rPr>
-          <w:color w:val="000000" w:themeColor="text1"/>
-        </w:rPr>
-        <w:t>[</w:t>
-      </w:r>
-      <w:r>
-        <w:rPr>
-          <w:color w:val="000000" w:themeColor="text1"/>
-        </w:rPr>
-        <w:t xml:space="preserve">Your explanation: 1. Purpose, 2. Methodology, 3. Explain the graph (e.g. what is x axis, what is y axis), 4. </w:t>
-      </w:r>
-      <w:r>
-        <w:rPr>
-          <w:color w:val="000000" w:themeColor="text1"/>
-        </w:rPr>
-        <w:t>Harvest Highlights</w:t>
-      </w:r>
-      <w:r>
-        <w:rPr>
-          <w:color w:val="000000" w:themeColor="text1"/>
-        </w:rPr>
-        <w:t>.</w:t>
-      </w:r>
-      <w:r>
-        <w:rPr>
-          <w:color w:val="000000" w:themeColor="text1"/>
-        </w:rPr>
-        <w:t>]</w:t>
-      </w:r>
-    </w:p>
-    <w:p>
-      <w:pPr>
-        <w:spacing w:line="360" w:lineRule="auto"/>
-        <w:rPr>
-          <w:color w:val="000000" w:themeColor="text1"/>
-        </w:rPr>
-      </w:pPr>
-    </w:p>
-    <w:p>
-      <w:pPr>
-        <w:spacing w:line="360" w:lineRule="auto"/>
-        <w:rPr>
-          <w:color w:val="000000" w:themeColor="text1"/>
-        </w:rPr>
-      </w:pPr>
-    </w:p>
-    <w:p>
-      <w:pPr>
-        <w:spacing w:before="300" w:after="300" w:line="360" w:lineRule="auto"/>
-        <w:rPr>
-          <w:color w:val="000000" w:themeColor="text1"/>
-        </w:rPr>
-      </w:pPr>
-      <w:r>
-        <w:rPr>
-          <w:color w:val="000000" w:themeColor="text1"/>
-        </w:rPr>
-        <w:t>[Question</w:t>
-      </w:r>
-      <w:r>
-        <w:rPr>
-          <w:color w:val="000000" w:themeColor="text1"/>
-        </w:rPr>
-        <w:t>9</w:t>
-      </w:r>
-      <w:r>
-        <w:rPr>
-          <w:color w:val="000000" w:themeColor="text1"/>
-        </w:rPr>
-        <w:t>]: [Define your data mining question]</w:t>
-      </w:r>
-    </w:p>
-    <w:p>
-      <w:pPr>
-        <w:spacing w:line="360" w:lineRule="auto"/>
-        <w:rPr>
-          <w:color w:val="000000" w:themeColor="text1"/>
-        </w:rPr>
-      </w:pPr>
-      <w:r>
-        <w:rPr>
-          <w:color w:val="000000" w:themeColor="text1"/>
-        </w:rPr>
-        <w:t>[Your Figure]</w:t>
-      </w:r>
-    </w:p>
-    <w:p>
-      <w:pPr>
-        <w:spacing w:line="360" w:lineRule="auto"/>
-        <w:rPr>
-          <w:color w:val="000000" w:themeColor="text1"/>
-        </w:rPr>
-      </w:pPr>
-    </w:p>
-    <w:p>
-      <w:pPr>
-        <w:spacing w:line="360" w:lineRule="auto"/>
-        <w:rPr>
-          <w:color w:val="000000" w:themeColor="text1"/>
-        </w:rPr>
-      </w:pPr>
-      <w:r>
-        <w:rPr>
-          <w:color w:val="000000" w:themeColor="text1"/>
-        </w:rPr>
-        <w:t>[</w:t>
-      </w:r>
-      <w:r>
-        <w:rPr>
-          <w:color w:val="000000" w:themeColor="text1"/>
-        </w:rPr>
-        <w:t xml:space="preserve">Your explanation: 1. Purpose, 2. Methodology, 3. Explain the graph (e.g. what is x axis, what is y axis), 4. </w:t>
-      </w:r>
-      <w:r>
-        <w:rPr>
-          <w:color w:val="000000" w:themeColor="text1"/>
-        </w:rPr>
-        <w:t>Harvest Highlights</w:t>
-      </w:r>
-      <w:r>
-        <w:rPr>
-          <w:color w:val="000000" w:themeColor="text1"/>
-        </w:rPr>
-        <w:t>.</w:t>
-      </w:r>
-      <w:r>
-        <w:rPr>
-          <w:color w:val="000000" w:themeColor="text1"/>
-        </w:rPr>
-        <w:t>]</w:t>
-      </w:r>
-    </w:p>
-    <w:p>
-      <w:pPr>
-        <w:spacing w:line="360" w:lineRule="auto"/>
-        <w:rPr>
-          <w:color w:val="000000" w:themeColor="text1"/>
-        </w:rPr>
-      </w:pPr>
-    </w:p>
-    <w:p>
-      <w:pPr>
-        <w:spacing w:before="300" w:after="300" w:line="360" w:lineRule="auto"/>
         <w:rPr>
           <w:b/>
           <w:bCs/>
           <w:color w:val="000000" w:themeColor="text1"/>
         </w:rPr>
+        <w:lastRenderedPageBreak/>
+        <w:t>Bar chart:</w:t>
+      </w:r>
+    </w:p>
+    <w:p>
+      <w:pPr>
+        <w:numPr>
+          <w:ilvl w:val="1"/>
+          <w:numId w:val="62"/>
+        </w:numPr>
+        <w:spacing w:before="300" w:after="300" w:line="360" w:lineRule="auto"/>
+        <w:rPr>
+          <w:color w:val="000000" w:themeColor="text1"/>
+        </w:rPr>
       </w:pPr>
       <w:r>
         <w:rPr>
@@ -2859,50 +2602,1879 @@
           <w:bCs/>
           <w:color w:val="000000" w:themeColor="text1"/>
         </w:rPr>
-        <w:t>Overview</w:t>
-      </w:r>
-    </w:p>
-    <w:p>
-      <w:pPr>
-        <w:spacing w:line="360" w:lineRule="auto"/>
-        <w:rPr>
-          <w:color w:val="000000" w:themeColor="text1"/>
-        </w:rPr>
-      </w:pPr>
-      <w:r>
-        <w:rPr>
-          <w:color w:val="000000" w:themeColor="text1"/>
-        </w:rPr>
-        <w:t>[</w:t>
-      </w:r>
-      <w:r>
-        <w:rPr>
-          <w:color w:val="000000" w:themeColor="text1"/>
-        </w:rPr>
-        <w:t>Summarize at least three findings that you feel are most worth reporting.</w:t>
-      </w:r>
-      <w:r>
-        <w:rPr>
-          <w:color w:val="000000" w:themeColor="text1"/>
-        </w:rPr>
-        <w:t>]</w:t>
-      </w:r>
-    </w:p>
-    <w:p>
-      <w:pPr>
+        <w:t>x-axis:</w:t>
+      </w:r>
+      <w:r>
+        <w:rPr>
+          <w:color w:val="000000" w:themeColor="text1"/>
+        </w:rPr>
+        <w:t xml:space="preserve"> rating categories (Low / Medium / High)</w:t>
+      </w:r>
+    </w:p>
+    <w:p>
+      <w:pPr>
+        <w:numPr>
+          <w:ilvl w:val="1"/>
+          <w:numId w:val="62"/>
+        </w:numPr>
         <w:spacing w:before="300" w:after="300" w:line="360" w:lineRule="auto"/>
+        <w:rPr>
+          <w:color w:val="000000" w:themeColor="text1"/>
+        </w:rPr>
+      </w:pPr>
+      <w:r>
         <w:rPr>
           <w:b/>
           <w:bCs/>
           <w:color w:val="000000" w:themeColor="text1"/>
         </w:rPr>
-      </w:pPr>
-      <w:r>
+        <w:t>y-axis:</w:t>
+      </w:r>
+      <w:r>
+        <w:rPr>
+          <w:color w:val="000000" w:themeColor="text1"/>
+        </w:rPr>
+        <w:t xml:space="preserve"> mean price or discount</w:t>
+      </w:r>
+      <w:r>
+        <w:rPr>
+          <w:color w:val="000000" w:themeColor="text1"/>
+        </w:rPr>
+        <w:br/>
+        <w:t>These visuals compare rating groups across pricing behaviors.</w:t>
+      </w:r>
+    </w:p>
+    <w:p>
+      <w:pPr>
+        <w:spacing w:before="300" w:after="300" w:line="360" w:lineRule="auto"/>
         <w:rPr>
           <w:b/>
           <w:bCs/>
           <w:color w:val="000000" w:themeColor="text1"/>
         </w:rPr>
+      </w:pPr>
+      <w:r>
+        <w:rPr>
+          <w:b/>
+          <w:bCs/>
+          <w:color w:val="000000" w:themeColor="text1"/>
+        </w:rPr>
+        <w:t>4. Harvest Highlights</w:t>
+      </w:r>
+    </w:p>
+    <w:p>
+      <w:pPr>
+        <w:numPr>
+          <w:ilvl w:val="0"/>
+          <w:numId w:val="63"/>
+        </w:numPr>
+        <w:spacing w:before="300" w:after="300" w:line="360" w:lineRule="auto"/>
+        <w:rPr>
+          <w:color w:val="000000" w:themeColor="text1"/>
+        </w:rPr>
+      </w:pPr>
+      <w:r>
+        <w:rPr>
+          <w:color w:val="000000" w:themeColor="text1"/>
+        </w:rPr>
+        <w:t>Correlations between price and rating are extremely weak (close to zero).</w:t>
+      </w:r>
+    </w:p>
+    <w:p>
+      <w:pPr>
+        <w:numPr>
+          <w:ilvl w:val="0"/>
+          <w:numId w:val="63"/>
+        </w:numPr>
+        <w:spacing w:before="300" w:after="300" w:line="360" w:lineRule="auto"/>
+        <w:rPr>
+          <w:color w:val="000000" w:themeColor="text1"/>
+        </w:rPr>
+      </w:pPr>
+      <w:r>
+        <w:rPr>
+          <w:color w:val="000000" w:themeColor="text1"/>
+        </w:rPr>
+        <w:t xml:space="preserve">High ratings occur across </w:t>
+      </w:r>
+      <w:r>
+        <w:rPr>
+          <w:b/>
+          <w:bCs/>
+          <w:color w:val="000000" w:themeColor="text1"/>
+        </w:rPr>
+        <w:t>both low and high price ranges</w:t>
+      </w:r>
+      <w:r>
+        <w:rPr>
+          <w:color w:val="000000" w:themeColor="text1"/>
+        </w:rPr>
+        <w:t>.</w:t>
+      </w:r>
+    </w:p>
+    <w:p>
+      <w:pPr>
+        <w:numPr>
+          <w:ilvl w:val="0"/>
+          <w:numId w:val="63"/>
+        </w:numPr>
+        <w:spacing w:before="300" w:after="300" w:line="360" w:lineRule="auto"/>
+        <w:rPr>
+          <w:color w:val="000000" w:themeColor="text1"/>
+        </w:rPr>
+      </w:pPr>
+      <w:r>
+        <w:rPr>
+          <w:color w:val="000000" w:themeColor="text1"/>
+        </w:rPr>
+        <w:t xml:space="preserve">Discount level does </w:t>
+      </w:r>
+      <w:r>
+        <w:rPr>
+          <w:b/>
+          <w:bCs/>
+          <w:color w:val="000000" w:themeColor="text1"/>
+        </w:rPr>
+        <w:t>not</w:t>
+      </w:r>
+      <w:r>
+        <w:rPr>
+          <w:color w:val="000000" w:themeColor="text1"/>
+        </w:rPr>
+        <w:t xml:space="preserve"> reliably predict rating quality.</w:t>
+      </w:r>
+    </w:p>
+    <w:p>
+      <w:pPr>
+        <w:numPr>
+          <w:ilvl w:val="0"/>
+          <w:numId w:val="63"/>
+        </w:numPr>
+        <w:spacing w:before="300" w:after="300" w:line="360" w:lineRule="auto"/>
+        <w:rPr>
+          <w:color w:val="000000" w:themeColor="text1"/>
+        </w:rPr>
+      </w:pPr>
+      <w:r>
+        <w:rPr>
+          <w:color w:val="000000" w:themeColor="text1"/>
+        </w:rPr>
+        <w:t xml:space="preserve">Overall: </w:t>
+      </w:r>
+      <w:r>
+        <w:rPr>
+          <w:b/>
+          <w:bCs/>
+          <w:color w:val="000000" w:themeColor="text1"/>
+        </w:rPr>
+        <w:t>price and discount behavior do not meaningfully determine rating</w:t>
+      </w:r>
+    </w:p>
+    <w:p>
+      <w:pPr>
+        <w:spacing w:before="300" w:after="300" w:line="360" w:lineRule="auto"/>
+        <w:rPr>
+          <w:b/>
+          <w:bCs/>
+          <w:color w:val="000000" w:themeColor="text1"/>
+        </w:rPr>
+      </w:pPr>
+    </w:p>
+    <w:p>
+      <w:pPr>
+        <w:spacing w:before="300" w:after="300" w:line="360" w:lineRule="auto"/>
+        <w:rPr>
+          <w:b/>
+          <w:bCs/>
+          <w:color w:val="000000" w:themeColor="text1"/>
+        </w:rPr>
+      </w:pPr>
+    </w:p>
+    <w:p>
+      <w:pPr>
+        <w:spacing w:before="300" w:after="300" w:line="360" w:lineRule="auto"/>
+        <w:rPr>
+          <w:color w:val="000000" w:themeColor="text1"/>
+        </w:rPr>
+      </w:pPr>
+      <w:r>
+        <w:rPr>
+          <w:color w:val="000000" w:themeColor="text1"/>
+        </w:rPr>
+        <w:t>Question</w:t>
+      </w:r>
+      <w:r>
+        <w:rPr>
+          <w:color w:val="000000" w:themeColor="text1"/>
+        </w:rPr>
+        <w:t>5</w:t>
+      </w:r>
+      <w:r>
+        <w:rPr>
+          <w:color w:val="000000" w:themeColor="text1"/>
+        </w:rPr>
+        <w:t xml:space="preserve">: </w:t>
+      </w:r>
+      <w:r>
+        <w:rPr>
+          <w:color w:val="000000" w:themeColor="text1"/>
+        </w:rPr>
+        <w:t>Which single product features—such as price tier or discount level—are most strongly associated with each rating category?</w:t>
+      </w:r>
+    </w:p>
+    <w:p>
+      <w:pPr>
+        <w:spacing w:line="360" w:lineRule="auto"/>
+        <w:rPr>
+          <w:color w:val="000000" w:themeColor="text1"/>
+        </w:rPr>
+      </w:pPr>
+      <w:r>
+        <w:rPr>
+          <w:noProof/>
+          <w:color w:val="000000" w:themeColor="text1"/>
+        </w:rPr>
+        <w:lastRenderedPageBreak/>
+        <w:drawing>
+          <wp:inline distT="0" distB="0" distL="0" distR="0" wp14:anchorId="3740B3B7" wp14:editId="12B525A7">
+            <wp:extent cx="5705475" cy="2733675"/>
+            <wp:effectExtent l="0" t="0" r="9525" b="9525"/>
+            <wp:docPr id="2111229699" name="Picture 10"/>
+            <wp:cNvGraphicFramePr>
+              <a:graphicFrameLocks xmlns:a="http://schemas.openxmlformats.org/drawingml/2006/main" noChangeAspect="1"/>
+            </wp:cNvGraphicFramePr>
+            <a:graphic xmlns:a="http://schemas.openxmlformats.org/drawingml/2006/main">
+              <a:graphicData uri="http://schemas.openxmlformats.org/drawingml/2006/picture">
+                <pic:pic xmlns:pic="http://schemas.openxmlformats.org/drawingml/2006/picture">
+                  <pic:nvPicPr>
+                    <pic:cNvPr id="0" name="Picture 49"/>
+                    <pic:cNvPicPr>
+                      <a:picLocks noChangeAspect="1" noChangeArrowheads="1"/>
+                    </pic:cNvPicPr>
+                  </pic:nvPicPr>
+                  <pic:blipFill>
+                    <a:blip r:embed="rId13">
+                      <a:extLst>
+                        <a:ext uri="{28A0092B-C50C-407E-A947-70E740481C1C}">
+                          <a14:useLocalDpi xmlns:a14="http://schemas.microsoft.com/office/drawing/2010/main" val="0"/>
+                        </a:ext>
+                      </a:extLst>
+                    </a:blip>
+                    <a:srcRect/>
+                    <a:stretch>
+                      <a:fillRect/>
+                    </a:stretch>
+                  </pic:blipFill>
+                  <pic:spPr bwMode="auto">
+                    <a:xfrm>
+                      <a:off x="0" y="0"/>
+                      <a:ext cx="5705475" cy="2733675"/>
+                    </a:xfrm>
+                    <a:prstGeom prst="rect">
+                      <a:avLst/>
+                    </a:prstGeom>
+                    <a:noFill/>
+                    <a:ln>
+                      <a:noFill/>
+                    </a:ln>
+                  </pic:spPr>
+                </pic:pic>
+              </a:graphicData>
+            </a:graphic>
+          </wp:inline>
+        </w:drawing>
+      </w:r>
+    </w:p>
+    <w:p>
+      <w:pPr>
+        <w:spacing w:before="300" w:after="300" w:line="360" w:lineRule="auto"/>
+        <w:rPr>
+          <w:color w:val="000000" w:themeColor="text1"/>
+        </w:rPr>
+      </w:pPr>
+      <w:r>
+        <w:rPr>
+          <w:color w:val="000000" w:themeColor="text1"/>
+        </w:rPr>
+        <w:t xml:space="preserve">1. </w:t>
+      </w:r>
+      <w:r>
+        <w:rPr>
+          <w:b/>
+          <w:bCs/>
+          <w:color w:val="000000" w:themeColor="text1"/>
+        </w:rPr>
+        <w:t>Purpose</w:t>
+      </w:r>
+    </w:p>
+    <w:p>
+      <w:pPr>
+        <w:spacing w:before="300" w:after="300" w:line="360" w:lineRule="auto"/>
+        <w:rPr>
+          <w:color w:val="000000" w:themeColor="text1"/>
+        </w:rPr>
+      </w:pPr>
+      <w:r>
+        <w:rPr>
+          <w:color w:val="000000" w:themeColor="text1"/>
+        </w:rPr>
+        <w:t>To identify whether single product features—such as price tier or discount level—are directly associated with each rating category.</w:t>
+      </w:r>
+    </w:p>
+    <w:p>
+      <w:pPr>
+        <w:spacing w:before="300" w:after="300" w:line="360" w:lineRule="auto"/>
+        <w:rPr>
+          <w:b/>
+          <w:bCs/>
+          <w:color w:val="000000" w:themeColor="text1"/>
+        </w:rPr>
+      </w:pPr>
+      <w:r>
+        <w:rPr>
+          <w:b/>
+          <w:bCs/>
+          <w:color w:val="000000" w:themeColor="text1"/>
+        </w:rPr>
+        <w:t>2. Methodology</w:t>
+      </w:r>
+    </w:p>
+    <w:p>
+      <w:pPr>
+        <w:spacing w:before="300" w:after="300" w:line="360" w:lineRule="auto"/>
+        <w:rPr>
+          <w:color w:val="000000" w:themeColor="text1"/>
+        </w:rPr>
+      </w:pPr>
+      <w:r>
+        <w:rPr>
+          <w:color w:val="000000" w:themeColor="text1"/>
+        </w:rPr>
+        <w:t xml:space="preserve">We used the </w:t>
+      </w:r>
+      <w:proofErr w:type="spellStart"/>
+      <w:r>
+        <w:rPr>
+          <w:color w:val="000000" w:themeColor="text1"/>
+        </w:rPr>
+        <w:t>Apriori</w:t>
+      </w:r>
+      <w:proofErr w:type="spellEnd"/>
+      <w:r>
+        <w:rPr>
+          <w:color w:val="000000" w:themeColor="text1"/>
+        </w:rPr>
+        <w:t xml:space="preserve"> algorithm to generate association rules and filtered to rules with </w:t>
+      </w:r>
+      <w:r>
+        <w:rPr>
+          <w:b/>
+          <w:bCs/>
+          <w:color w:val="000000" w:themeColor="text1"/>
+        </w:rPr>
+        <w:t>one antecedent</w:t>
+      </w:r>
+      <w:r>
+        <w:rPr>
+          <w:color w:val="000000" w:themeColor="text1"/>
+        </w:rPr>
+        <w:t>.</w:t>
+      </w:r>
+      <w:r>
+        <w:rPr>
+          <w:color w:val="000000" w:themeColor="text1"/>
+        </w:rPr>
+        <w:br/>
+        <w:t>Each rule is evaluated using:</w:t>
+      </w:r>
+    </w:p>
+    <w:p>
+      <w:pPr>
+        <w:numPr>
+          <w:ilvl w:val="0"/>
+          <w:numId w:val="64"/>
+        </w:numPr>
+        <w:spacing w:before="300" w:after="300" w:line="360" w:lineRule="auto"/>
+        <w:rPr>
+          <w:color w:val="000000" w:themeColor="text1"/>
+        </w:rPr>
+      </w:pPr>
+      <w:r>
+        <w:rPr>
+          <w:b/>
+          <w:bCs/>
+          <w:color w:val="000000" w:themeColor="text1"/>
+        </w:rPr>
+        <w:t>Support</w:t>
+      </w:r>
+      <w:r>
+        <w:rPr>
+          <w:color w:val="000000" w:themeColor="text1"/>
+        </w:rPr>
+        <w:t xml:space="preserve"> – frequency of the pattern</w:t>
+      </w:r>
+    </w:p>
+    <w:p>
+      <w:pPr>
+        <w:numPr>
+          <w:ilvl w:val="0"/>
+          <w:numId w:val="64"/>
+        </w:numPr>
+        <w:spacing w:before="300" w:after="300" w:line="360" w:lineRule="auto"/>
+        <w:rPr>
+          <w:color w:val="000000" w:themeColor="text1"/>
+        </w:rPr>
+      </w:pPr>
+      <w:r>
+        <w:rPr>
+          <w:b/>
+          <w:bCs/>
+          <w:color w:val="000000" w:themeColor="text1"/>
+        </w:rPr>
+        <w:t>Confidence</w:t>
+      </w:r>
+      <w:r>
+        <w:rPr>
+          <w:color w:val="000000" w:themeColor="text1"/>
+        </w:rPr>
+        <w:t xml:space="preserve"> – probability of the rating given the feature</w:t>
+      </w:r>
+    </w:p>
+    <w:p>
+      <w:pPr>
+        <w:numPr>
+          <w:ilvl w:val="0"/>
+          <w:numId w:val="64"/>
+        </w:numPr>
+        <w:spacing w:before="300" w:after="300" w:line="360" w:lineRule="auto"/>
+        <w:rPr>
+          <w:color w:val="000000" w:themeColor="text1"/>
+        </w:rPr>
+      </w:pPr>
+      <w:r>
+        <w:rPr>
+          <w:b/>
+          <w:bCs/>
+          <w:color w:val="000000" w:themeColor="text1"/>
+        </w:rPr>
+        <w:t>Lift</w:t>
+      </w:r>
+      <w:r>
+        <w:rPr>
+          <w:color w:val="000000" w:themeColor="text1"/>
+        </w:rPr>
+        <w:t xml:space="preserve"> – whether the relationship is stronger than chance</w:t>
+      </w:r>
+    </w:p>
+    <w:p>
+      <w:pPr>
+        <w:spacing w:before="300" w:after="300" w:line="360" w:lineRule="auto"/>
+        <w:rPr>
+          <w:color w:val="000000" w:themeColor="text1"/>
+        </w:rPr>
+      </w:pPr>
+      <w:r>
+        <w:rPr>
+          <w:color w:val="000000" w:themeColor="text1"/>
+        </w:rPr>
+        <w:t>This allows us to test whether individual features predict rating outcomes.</w:t>
+      </w:r>
+    </w:p>
+    <w:p>
+      <w:pPr>
+        <w:spacing w:before="300" w:after="300" w:line="360" w:lineRule="auto"/>
+        <w:rPr>
+          <w:color w:val="000000" w:themeColor="text1"/>
+        </w:rPr>
+      </w:pPr>
+    </w:p>
+    <w:p>
+      <w:pPr>
+        <w:spacing w:before="300" w:after="300" w:line="360" w:lineRule="auto"/>
+        <w:rPr>
+          <w:b/>
+          <w:bCs/>
+          <w:color w:val="000000" w:themeColor="text1"/>
+        </w:rPr>
+      </w:pPr>
+      <w:r>
+        <w:rPr>
+          <w:b/>
+          <w:bCs/>
+          <w:color w:val="000000" w:themeColor="text1"/>
+        </w:rPr>
+        <w:t>3. Explanation of the Table</w:t>
+      </w:r>
+    </w:p>
+    <w:p>
+      <w:pPr>
+        <w:spacing w:before="300" w:after="300" w:line="360" w:lineRule="auto"/>
+        <w:rPr>
+          <w:color w:val="000000" w:themeColor="text1"/>
+        </w:rPr>
+      </w:pPr>
+      <w:r>
+        <w:rPr>
+          <w:color w:val="000000" w:themeColor="text1"/>
+        </w:rPr>
+        <w:lastRenderedPageBreak/>
+        <w:t>The table shows:</w:t>
+      </w:r>
+    </w:p>
+    <w:p>
+      <w:pPr>
+        <w:numPr>
+          <w:ilvl w:val="0"/>
+          <w:numId w:val="65"/>
+        </w:numPr>
+        <w:spacing w:before="300" w:after="300" w:line="360" w:lineRule="auto"/>
+        <w:rPr>
+          <w:color w:val="000000" w:themeColor="text1"/>
+        </w:rPr>
+      </w:pPr>
+      <w:r>
+        <w:rPr>
+          <w:b/>
+          <w:bCs/>
+          <w:color w:val="000000" w:themeColor="text1"/>
+        </w:rPr>
+        <w:t>Antecedent:</w:t>
+      </w:r>
+      <w:r>
+        <w:rPr>
+          <w:color w:val="000000" w:themeColor="text1"/>
+        </w:rPr>
+        <w:t xml:space="preserve"> one product feature</w:t>
+      </w:r>
+    </w:p>
+    <w:p>
+      <w:pPr>
+        <w:numPr>
+          <w:ilvl w:val="0"/>
+          <w:numId w:val="65"/>
+        </w:numPr>
+        <w:spacing w:before="300" w:after="300" w:line="360" w:lineRule="auto"/>
+        <w:rPr>
+          <w:color w:val="000000" w:themeColor="text1"/>
+        </w:rPr>
+      </w:pPr>
+      <w:r>
+        <w:rPr>
+          <w:b/>
+          <w:bCs/>
+          <w:color w:val="000000" w:themeColor="text1"/>
+        </w:rPr>
+        <w:t>Consequent:</w:t>
+      </w:r>
+      <w:r>
+        <w:rPr>
+          <w:color w:val="000000" w:themeColor="text1"/>
+        </w:rPr>
+        <w:t xml:space="preserve"> a rating category (almost always High)</w:t>
+      </w:r>
+    </w:p>
+    <w:p>
+      <w:pPr>
+        <w:numPr>
+          <w:ilvl w:val="0"/>
+          <w:numId w:val="65"/>
+        </w:numPr>
+        <w:spacing w:before="300" w:after="300" w:line="360" w:lineRule="auto"/>
+        <w:rPr>
+          <w:color w:val="000000" w:themeColor="text1"/>
+        </w:rPr>
+      </w:pPr>
+      <w:r>
+        <w:rPr>
+          <w:b/>
+          <w:bCs/>
+          <w:color w:val="000000" w:themeColor="text1"/>
+        </w:rPr>
+        <w:t>Support, confidence, lift:</w:t>
+      </w:r>
+      <w:r>
+        <w:rPr>
+          <w:color w:val="000000" w:themeColor="text1"/>
+        </w:rPr>
+        <w:t xml:space="preserve"> key quality measures of the rule</w:t>
+      </w:r>
+    </w:p>
+    <w:p>
+      <w:pPr>
+        <w:spacing w:before="300" w:after="300" w:line="360" w:lineRule="auto"/>
+        <w:rPr>
+          <w:color w:val="000000" w:themeColor="text1"/>
+        </w:rPr>
+      </w:pPr>
+      <w:r>
+        <w:rPr>
+          <w:color w:val="000000" w:themeColor="text1"/>
+        </w:rPr>
+        <w:t>This is a tabular output—there is no x-axis or y-axis.</w:t>
+      </w:r>
+    </w:p>
+    <w:p>
+      <w:pPr>
+        <w:spacing w:before="300" w:after="300" w:line="360" w:lineRule="auto"/>
+        <w:rPr>
+          <w:color w:val="000000" w:themeColor="text1"/>
+        </w:rPr>
+      </w:pPr>
+    </w:p>
+    <w:p>
+      <w:pPr>
+        <w:spacing w:before="300" w:after="300" w:line="360" w:lineRule="auto"/>
+        <w:rPr>
+          <w:b/>
+          <w:bCs/>
+          <w:color w:val="000000" w:themeColor="text1"/>
+        </w:rPr>
+      </w:pPr>
+      <w:r>
+        <w:rPr>
+          <w:b/>
+          <w:bCs/>
+          <w:color w:val="000000" w:themeColor="text1"/>
+        </w:rPr>
+        <w:t>4. Harvest Highlights</w:t>
+      </w:r>
+    </w:p>
+    <w:p>
+      <w:pPr>
+        <w:numPr>
+          <w:ilvl w:val="0"/>
+          <w:numId w:val="66"/>
+        </w:numPr>
+        <w:spacing w:before="300" w:after="300" w:line="360" w:lineRule="auto"/>
+        <w:rPr>
+          <w:color w:val="000000" w:themeColor="text1"/>
+        </w:rPr>
+      </w:pPr>
+      <w:r>
+        <w:rPr>
+          <w:color w:val="000000" w:themeColor="text1"/>
+        </w:rPr>
+        <w:t xml:space="preserve">Most single-feature rules predict </w:t>
+      </w:r>
+      <w:r>
+        <w:rPr>
+          <w:b/>
+          <w:bCs/>
+          <w:color w:val="000000" w:themeColor="text1"/>
+        </w:rPr>
+        <w:t>High ratings</w:t>
+      </w:r>
+      <w:r>
+        <w:rPr>
+          <w:color w:val="000000" w:themeColor="text1"/>
+        </w:rPr>
+        <w:t>, confirming the dataset is heavily skewed.</w:t>
+      </w:r>
+    </w:p>
+    <w:p>
+      <w:pPr>
+        <w:numPr>
+          <w:ilvl w:val="0"/>
+          <w:numId w:val="66"/>
+        </w:numPr>
+        <w:spacing w:before="300" w:after="300" w:line="360" w:lineRule="auto"/>
+        <w:rPr>
+          <w:color w:val="000000" w:themeColor="text1"/>
+        </w:rPr>
+      </w:pPr>
+      <w:r>
+        <w:rPr>
+          <w:b/>
+          <w:bCs/>
+          <w:color w:val="000000" w:themeColor="text1"/>
+        </w:rPr>
+        <w:t>Price tier alone</w:t>
+      </w:r>
+      <w:r>
+        <w:rPr>
+          <w:color w:val="000000" w:themeColor="text1"/>
+        </w:rPr>
+        <w:t xml:space="preserve"> does not strongly determine rating (confidence ~0.71–0.80).</w:t>
+      </w:r>
+    </w:p>
+    <w:p>
+      <w:pPr>
+        <w:numPr>
+          <w:ilvl w:val="0"/>
+          <w:numId w:val="66"/>
+        </w:numPr>
+        <w:spacing w:before="300" w:after="300" w:line="360" w:lineRule="auto"/>
+        <w:rPr>
+          <w:color w:val="000000" w:themeColor="text1"/>
+        </w:rPr>
+      </w:pPr>
+      <w:r>
+        <w:rPr>
+          <w:b/>
+          <w:bCs/>
+          <w:color w:val="000000" w:themeColor="text1"/>
+        </w:rPr>
+        <w:t>Deep discounts</w:t>
+      </w:r>
+      <w:r>
+        <w:rPr>
+          <w:color w:val="000000" w:themeColor="text1"/>
+        </w:rPr>
+        <w:t xml:space="preserve"> show weaker association with High ratings.</w:t>
+      </w:r>
+    </w:p>
+    <w:p>
+      <w:pPr>
+        <w:numPr>
+          <w:ilvl w:val="0"/>
+          <w:numId w:val="66"/>
+        </w:numPr>
+        <w:spacing w:before="300" w:after="300" w:line="360" w:lineRule="auto"/>
+        <w:rPr>
+          <w:color w:val="000000" w:themeColor="text1"/>
+        </w:rPr>
+      </w:pPr>
+      <w:r>
+        <w:rPr>
+          <w:b/>
+          <w:bCs/>
+          <w:color w:val="000000" w:themeColor="text1"/>
+        </w:rPr>
+        <w:t>High rating volume (R3)</w:t>
+      </w:r>
+      <w:r>
+        <w:rPr>
+          <w:color w:val="000000" w:themeColor="text1"/>
+        </w:rPr>
+        <w:t xml:space="preserve"> is the strongest single predictor of High ratings.</w:t>
+      </w:r>
+    </w:p>
+    <w:p>
+      <w:pPr>
+        <w:numPr>
+          <w:ilvl w:val="0"/>
+          <w:numId w:val="66"/>
+        </w:numPr>
+        <w:spacing w:before="300" w:after="300" w:line="360" w:lineRule="auto"/>
+        <w:rPr>
+          <w:color w:val="000000" w:themeColor="text1"/>
+        </w:rPr>
+      </w:pPr>
+      <w:r>
+        <w:rPr>
+          <w:color w:val="000000" w:themeColor="text1"/>
+        </w:rPr>
+        <w:t xml:space="preserve">Overall, single-feature relationships are </w:t>
+      </w:r>
+      <w:r>
+        <w:rPr>
+          <w:b/>
+          <w:bCs/>
+          <w:color w:val="000000" w:themeColor="text1"/>
+        </w:rPr>
+        <w:t>weak to moderate</w:t>
+      </w:r>
+      <w:r>
+        <w:rPr>
+          <w:color w:val="000000" w:themeColor="text1"/>
+        </w:rPr>
+        <w:t>, meaning simple features alone do not explain rating differences.</w:t>
+      </w:r>
+    </w:p>
+    <w:p>
+      <w:pPr>
+        <w:spacing w:before="300" w:after="300" w:line="360" w:lineRule="auto"/>
+        <w:rPr>
+          <w:b/>
+          <w:bCs/>
+          <w:color w:val="000000" w:themeColor="text1"/>
+        </w:rPr>
+      </w:pPr>
+    </w:p>
+    <w:p>
+      <w:pPr>
+        <w:spacing w:before="300" w:after="300" w:line="360" w:lineRule="auto"/>
+        <w:rPr>
+          <w:b/>
+          <w:bCs/>
+          <w:color w:val="000000" w:themeColor="text1"/>
+        </w:rPr>
+      </w:pPr>
+    </w:p>
+    <w:p>
+      <w:pPr>
+        <w:spacing w:before="300" w:after="300" w:line="360" w:lineRule="auto"/>
+        <w:rPr>
+          <w:color w:val="000000" w:themeColor="text1"/>
+        </w:rPr>
+      </w:pPr>
+      <w:r>
+        <w:rPr>
+          <w:color w:val="000000" w:themeColor="text1"/>
+        </w:rPr>
+        <w:t>Question</w:t>
+      </w:r>
+      <w:r>
+        <w:rPr>
+          <w:color w:val="000000" w:themeColor="text1"/>
+        </w:rPr>
+        <w:t>6</w:t>
+      </w:r>
+      <w:r>
+        <w:rPr>
+          <w:color w:val="000000" w:themeColor="text1"/>
+        </w:rPr>
+        <w:t xml:space="preserve">: </w:t>
+      </w:r>
+      <w:r>
+        <w:rPr>
+          <w:color w:val="000000" w:themeColor="text1"/>
+        </w:rPr>
+        <w:t>Which combinations of price tier, discount level, and rating volume are most associated with High, Medium, and Low ratings?</w:t>
+      </w:r>
+    </w:p>
+    <w:p>
+      <w:pPr>
+        <w:spacing w:line="360" w:lineRule="auto"/>
+        <w:rPr>
+          <w:color w:val="000000" w:themeColor="text1"/>
+        </w:rPr>
+      </w:pPr>
+      <w:r>
+        <w:rPr>
+          <w:noProof/>
+          <w:color w:val="000000" w:themeColor="text1"/>
+        </w:rPr>
+        <w:lastRenderedPageBreak/>
+        <w:drawing>
+          <wp:inline distT="0" distB="0" distL="0" distR="0" wp14:anchorId="62C0396D" wp14:editId="3BB9E614">
+            <wp:extent cx="6321210" cy="2497541"/>
+            <wp:effectExtent l="0" t="0" r="3810" b="0"/>
+            <wp:docPr id="1785324217" name="Picture 11"/>
+            <wp:cNvGraphicFramePr>
+              <a:graphicFrameLocks xmlns:a="http://schemas.openxmlformats.org/drawingml/2006/main" noChangeAspect="1"/>
+            </wp:cNvGraphicFramePr>
+            <a:graphic xmlns:a="http://schemas.openxmlformats.org/drawingml/2006/main">
+              <a:graphicData uri="http://schemas.openxmlformats.org/drawingml/2006/picture">
+                <pic:pic xmlns:pic="http://schemas.openxmlformats.org/drawingml/2006/picture">
+                  <pic:nvPicPr>
+                    <pic:cNvPr id="0" name="Picture 50"/>
+                    <pic:cNvPicPr>
+                      <a:picLocks noChangeAspect="1" noChangeArrowheads="1"/>
+                    </pic:cNvPicPr>
+                  </pic:nvPicPr>
+                  <pic:blipFill>
+                    <a:blip r:embed="rId14">
+                      <a:extLst>
+                        <a:ext uri="{28A0092B-C50C-407E-A947-70E740481C1C}">
+                          <a14:useLocalDpi xmlns:a14="http://schemas.microsoft.com/office/drawing/2010/main" val="0"/>
+                        </a:ext>
+                      </a:extLst>
+                    </a:blip>
+                    <a:srcRect/>
+                    <a:stretch>
+                      <a:fillRect/>
+                    </a:stretch>
+                  </pic:blipFill>
+                  <pic:spPr bwMode="auto">
+                    <a:xfrm>
+                      <a:off x="0" y="0"/>
+                      <a:ext cx="6327937" cy="2500199"/>
+                    </a:xfrm>
+                    <a:prstGeom prst="rect">
+                      <a:avLst/>
+                    </a:prstGeom>
+                    <a:noFill/>
+                    <a:ln>
+                      <a:noFill/>
+                    </a:ln>
+                  </pic:spPr>
+                </pic:pic>
+              </a:graphicData>
+            </a:graphic>
+          </wp:inline>
+        </w:drawing>
+      </w:r>
+    </w:p>
+    <w:p>
+      <w:pPr>
+        <w:spacing w:line="360" w:lineRule="auto"/>
+        <w:rPr>
+          <w:color w:val="000000" w:themeColor="text1"/>
+        </w:rPr>
+      </w:pPr>
+      <w:r>
+        <w:rPr>
+          <w:noProof/>
+          <w:color w:val="000000" w:themeColor="text1"/>
+        </w:rPr>
+        <w:drawing>
+          <wp:inline distT="0" distB="0" distL="0" distR="0" wp14:anchorId="6AAA9925" wp14:editId="25B46BEC">
+            <wp:extent cx="6346717" cy="1760562"/>
+            <wp:effectExtent l="0" t="0" r="0" b="0"/>
+            <wp:docPr id="264555750" name="Picture 12" descr="A screenshot of a computer&#10;&#10;AI-generated content may be incorrect."/>
+            <wp:cNvGraphicFramePr>
+              <a:graphicFrameLocks xmlns:a="http://schemas.openxmlformats.org/drawingml/2006/main" noChangeAspect="1"/>
+            </wp:cNvGraphicFramePr>
+            <a:graphic xmlns:a="http://schemas.openxmlformats.org/drawingml/2006/main">
+              <a:graphicData uri="http://schemas.openxmlformats.org/drawingml/2006/picture">
+                <pic:pic xmlns:pic="http://schemas.openxmlformats.org/drawingml/2006/picture">
+                  <pic:nvPicPr>
+                    <pic:cNvPr id="264555750" name="Picture 12" descr="A screenshot of a computer&#10;&#10;AI-generated content may be incorrect."/>
+                    <pic:cNvPicPr>
+                      <a:picLocks noChangeAspect="1" noChangeArrowheads="1"/>
+                    </pic:cNvPicPr>
+                  </pic:nvPicPr>
+                  <pic:blipFill>
+                    <a:blip r:embed="rId15">
+                      <a:extLst>
+                        <a:ext uri="{28A0092B-C50C-407E-A947-70E740481C1C}">
+                          <a14:useLocalDpi xmlns:a14="http://schemas.microsoft.com/office/drawing/2010/main" val="0"/>
+                        </a:ext>
+                      </a:extLst>
+                    </a:blip>
+                    <a:srcRect/>
+                    <a:stretch>
+                      <a:fillRect/>
+                    </a:stretch>
+                  </pic:blipFill>
+                  <pic:spPr bwMode="auto">
+                    <a:xfrm>
+                      <a:off x="0" y="0"/>
+                      <a:ext cx="6357541" cy="1763565"/>
+                    </a:xfrm>
+                    <a:prstGeom prst="rect">
+                      <a:avLst/>
+                    </a:prstGeom>
+                    <a:noFill/>
+                    <a:ln>
+                      <a:noFill/>
+                    </a:ln>
+                  </pic:spPr>
+                </pic:pic>
+              </a:graphicData>
+            </a:graphic>
+          </wp:inline>
+        </w:drawing>
+      </w:r>
+    </w:p>
+    <w:p>
+      <w:pPr>
+        <w:spacing w:line="360" w:lineRule="auto"/>
+        <w:rPr>
+          <w:color w:val="000000" w:themeColor="text1"/>
+        </w:rPr>
+      </w:pPr>
+    </w:p>
+    <w:p>
+      <w:pPr>
+        <w:spacing w:line="360" w:lineRule="auto"/>
+        <w:rPr>
+          <w:color w:val="000000" w:themeColor="text1"/>
+        </w:rPr>
+      </w:pPr>
+    </w:p>
+    <w:p>
+      <w:pPr>
+        <w:spacing w:line="360" w:lineRule="auto"/>
+        <w:rPr>
+          <w:color w:val="000000" w:themeColor="text1"/>
+        </w:rPr>
+      </w:pPr>
+    </w:p>
+    <w:p>
+      <w:pPr>
+        <w:spacing w:line="360" w:lineRule="auto"/>
+        <w:rPr>
+          <w:color w:val="000000" w:themeColor="text1"/>
+        </w:rPr>
+      </w:pPr>
+    </w:p>
+    <w:p>
+      <w:pPr>
+        <w:spacing w:line="360" w:lineRule="auto"/>
+        <w:rPr>
+          <w:color w:val="000000" w:themeColor="text1"/>
+        </w:rPr>
+      </w:pPr>
+    </w:p>
+    <w:p>
+      <w:pPr>
+        <w:spacing w:line="360" w:lineRule="auto"/>
+        <w:rPr>
+          <w:color w:val="000000" w:themeColor="text1"/>
+        </w:rPr>
+      </w:pPr>
+      <w:r>
+        <w:rPr>
+          <w:color w:val="000000" w:themeColor="text1"/>
+        </w:rPr>
+        <w:t>1. Purpose</w:t>
+      </w:r>
+    </w:p>
+    <w:p>
+      <w:pPr>
+        <w:spacing w:line="360" w:lineRule="auto"/>
+        <w:rPr>
+          <w:color w:val="000000" w:themeColor="text1"/>
+        </w:rPr>
+      </w:pPr>
+    </w:p>
+    <w:p>
+      <w:pPr>
+        <w:spacing w:line="360" w:lineRule="auto"/>
+        <w:rPr>
+          <w:color w:val="000000" w:themeColor="text1"/>
+        </w:rPr>
+      </w:pPr>
+      <w:r>
+        <w:rPr>
+          <w:color w:val="000000" w:themeColor="text1"/>
+        </w:rPr>
+        <w:t>To find which pricing and discount patterns frequently occur with High product ratings, and whether these combinations appear more often than expected by chance.</w:t>
+      </w:r>
+    </w:p>
+    <w:p>
+      <w:pPr>
+        <w:spacing w:line="360" w:lineRule="auto"/>
+        <w:rPr>
+          <w:color w:val="000000" w:themeColor="text1"/>
+        </w:rPr>
+      </w:pPr>
+    </w:p>
+    <w:p>
+      <w:pPr>
+        <w:spacing w:line="360" w:lineRule="auto"/>
+        <w:rPr>
+          <w:color w:val="000000" w:themeColor="text1"/>
+        </w:rPr>
+      </w:pPr>
+      <w:r>
+        <w:rPr>
+          <w:color w:val="000000" w:themeColor="text1"/>
+        </w:rPr>
+        <w:t>2. Methodology</w:t>
+      </w:r>
+    </w:p>
+    <w:p>
+      <w:pPr>
+        <w:spacing w:line="360" w:lineRule="auto"/>
+        <w:rPr>
+          <w:color w:val="000000" w:themeColor="text1"/>
+        </w:rPr>
+      </w:pPr>
+    </w:p>
+    <w:p>
+      <w:pPr>
+        <w:spacing w:line="360" w:lineRule="auto"/>
+        <w:rPr>
+          <w:color w:val="000000" w:themeColor="text1"/>
+        </w:rPr>
+      </w:pPr>
+      <w:r>
+        <w:rPr>
+          <w:color w:val="000000" w:themeColor="text1"/>
+        </w:rPr>
+        <w:lastRenderedPageBreak/>
+        <w:t>C</w:t>
+      </w:r>
+      <w:r>
+        <w:rPr>
+          <w:color w:val="000000" w:themeColor="text1"/>
+        </w:rPr>
+        <w:t xml:space="preserve">onverted numerical features into categorical tiers (price tier, discount level, rating volume) and applied full </w:t>
+      </w:r>
+      <w:proofErr w:type="spellStart"/>
+      <w:r>
+        <w:rPr>
+          <w:color w:val="000000" w:themeColor="text1"/>
+        </w:rPr>
+        <w:t>Apriori</w:t>
+      </w:r>
+      <w:proofErr w:type="spellEnd"/>
+      <w:r>
+        <w:rPr>
+          <w:color w:val="000000" w:themeColor="text1"/>
+        </w:rPr>
+        <w:t xml:space="preserve"> to generate frequent </w:t>
+      </w:r>
+      <w:proofErr w:type="spellStart"/>
+      <w:r>
+        <w:rPr>
+          <w:color w:val="000000" w:themeColor="text1"/>
+        </w:rPr>
+        <w:t>itemsets</w:t>
+      </w:r>
+      <w:proofErr w:type="spellEnd"/>
+      <w:r>
+        <w:rPr>
+          <w:color w:val="000000" w:themeColor="text1"/>
+        </w:rPr>
+        <w:t>.</w:t>
+      </w:r>
+      <w:r>
+        <w:rPr>
+          <w:color w:val="000000" w:themeColor="text1"/>
+        </w:rPr>
+        <w:t xml:space="preserve"> </w:t>
+      </w:r>
+      <w:r>
+        <w:rPr>
+          <w:color w:val="000000" w:themeColor="text1"/>
+        </w:rPr>
+        <w:t xml:space="preserve">Then used association rules to compute support, confidence, and lift, filtering rules whose consequent = </w:t>
+      </w:r>
+      <w:proofErr w:type="spellStart"/>
+      <w:r>
+        <w:rPr>
+          <w:color w:val="000000" w:themeColor="text1"/>
+        </w:rPr>
+        <w:t>rating_category_High</w:t>
+      </w:r>
+      <w:proofErr w:type="spellEnd"/>
+      <w:r>
+        <w:rPr>
+          <w:color w:val="000000" w:themeColor="text1"/>
+        </w:rPr>
+        <w:t>.</w:t>
+      </w:r>
+    </w:p>
+    <w:p>
+      <w:pPr>
+        <w:spacing w:line="360" w:lineRule="auto"/>
+        <w:rPr>
+          <w:color w:val="000000" w:themeColor="text1"/>
+        </w:rPr>
+      </w:pPr>
+    </w:p>
+    <w:p>
+      <w:pPr>
+        <w:spacing w:line="360" w:lineRule="auto"/>
+        <w:rPr>
+          <w:color w:val="000000" w:themeColor="text1"/>
+        </w:rPr>
+      </w:pPr>
+      <w:r>
+        <w:rPr>
+          <w:color w:val="000000" w:themeColor="text1"/>
+        </w:rPr>
+        <w:t>3. Explanation of the Table</w:t>
+      </w:r>
+    </w:p>
+    <w:p>
+      <w:pPr>
+        <w:spacing w:line="360" w:lineRule="auto"/>
+        <w:rPr>
+          <w:color w:val="000000" w:themeColor="text1"/>
+        </w:rPr>
+      </w:pPr>
+    </w:p>
+    <w:p>
+      <w:pPr>
+        <w:spacing w:line="360" w:lineRule="auto"/>
+        <w:rPr>
+          <w:color w:val="000000" w:themeColor="text1"/>
+        </w:rPr>
+      </w:pPr>
+      <w:r>
+        <w:rPr>
+          <w:color w:val="000000" w:themeColor="text1"/>
+        </w:rPr>
+        <w:t xml:space="preserve">Antecedents: Feature combinations (e.g., low price, low discount, high </w:t>
+      </w:r>
+      <w:proofErr w:type="gramStart"/>
+      <w:r>
+        <w:rPr>
+          <w:color w:val="000000" w:themeColor="text1"/>
+        </w:rPr>
+        <w:t>rating volume</w:t>
+      </w:r>
+      <w:proofErr w:type="gramEnd"/>
+      <w:r>
+        <w:rPr>
+          <w:color w:val="000000" w:themeColor="text1"/>
+        </w:rPr>
+        <w:t>).</w:t>
+      </w:r>
+    </w:p>
+    <w:p>
+      <w:pPr>
+        <w:spacing w:line="360" w:lineRule="auto"/>
+        <w:rPr>
+          <w:color w:val="000000" w:themeColor="text1"/>
+        </w:rPr>
+      </w:pPr>
+      <w:r>
+        <w:rPr>
+          <w:color w:val="000000" w:themeColor="text1"/>
+        </w:rPr>
+        <w:t xml:space="preserve">Consequent: Always </w:t>
+      </w:r>
+      <w:proofErr w:type="spellStart"/>
+      <w:r>
+        <w:rPr>
+          <w:color w:val="000000" w:themeColor="text1"/>
+        </w:rPr>
+        <w:t>rating_category_High</w:t>
+      </w:r>
+      <w:proofErr w:type="spellEnd"/>
+      <w:r>
+        <w:rPr>
+          <w:color w:val="000000" w:themeColor="text1"/>
+        </w:rPr>
+        <w:t>.</w:t>
+      </w:r>
+    </w:p>
+    <w:p>
+      <w:pPr>
+        <w:spacing w:line="360" w:lineRule="auto"/>
+        <w:rPr>
+          <w:color w:val="000000" w:themeColor="text1"/>
+        </w:rPr>
+      </w:pPr>
+      <w:r>
+        <w:rPr>
+          <w:color w:val="000000" w:themeColor="text1"/>
+        </w:rPr>
+        <w:t>Support: Frequency of the entire rule.</w:t>
+      </w:r>
+    </w:p>
+    <w:p>
+      <w:pPr>
+        <w:spacing w:line="360" w:lineRule="auto"/>
+        <w:rPr>
+          <w:color w:val="000000" w:themeColor="text1"/>
+        </w:rPr>
+      </w:pPr>
+      <w:r>
+        <w:rPr>
+          <w:color w:val="000000" w:themeColor="text1"/>
+        </w:rPr>
+        <w:t>Confidence: Probability of High rating given the antecedent.</w:t>
+      </w:r>
+    </w:p>
+    <w:p>
+      <w:pPr>
+        <w:spacing w:line="360" w:lineRule="auto"/>
+        <w:rPr>
+          <w:color w:val="000000" w:themeColor="text1"/>
+        </w:rPr>
+      </w:pPr>
+      <w:r>
+        <w:rPr>
+          <w:color w:val="000000" w:themeColor="text1"/>
+        </w:rPr>
+        <w:t>Lift: How much more likely the High rating is compared to chance. (Lift &gt; 1 = positive association.)</w:t>
+      </w:r>
+    </w:p>
+    <w:p>
+      <w:pPr>
+        <w:spacing w:line="360" w:lineRule="auto"/>
+        <w:rPr>
+          <w:color w:val="000000" w:themeColor="text1"/>
+        </w:rPr>
+      </w:pPr>
+      <w:r>
+        <w:rPr>
+          <w:color w:val="000000" w:themeColor="text1"/>
+        </w:rPr>
+        <w:t xml:space="preserve">Other columns (conviction, </w:t>
+      </w:r>
+      <w:proofErr w:type="spellStart"/>
+      <w:r>
+        <w:rPr>
+          <w:color w:val="000000" w:themeColor="text1"/>
+        </w:rPr>
+        <w:t>jaccard</w:t>
+      </w:r>
+      <w:proofErr w:type="spellEnd"/>
+      <w:r>
+        <w:rPr>
+          <w:color w:val="000000" w:themeColor="text1"/>
+        </w:rPr>
+        <w:t>, etc.) measure rule reliability but are secondary.</w:t>
+      </w:r>
+    </w:p>
+    <w:p>
+      <w:pPr>
+        <w:spacing w:line="360" w:lineRule="auto"/>
+        <w:rPr>
+          <w:color w:val="000000" w:themeColor="text1"/>
+        </w:rPr>
+      </w:pPr>
+    </w:p>
+    <w:p>
+      <w:pPr>
+        <w:spacing w:line="360" w:lineRule="auto"/>
+        <w:rPr>
+          <w:color w:val="000000" w:themeColor="text1"/>
+        </w:rPr>
+      </w:pPr>
+      <w:r>
+        <w:rPr>
+          <w:color w:val="000000" w:themeColor="text1"/>
+        </w:rPr>
+        <w:t>4. Harvest Highlights</w:t>
+      </w:r>
+    </w:p>
+    <w:p>
+      <w:pPr>
+        <w:spacing w:line="360" w:lineRule="auto"/>
+        <w:rPr>
+          <w:color w:val="000000" w:themeColor="text1"/>
+        </w:rPr>
+      </w:pPr>
+      <w:r>
+        <w:rPr>
+          <w:color w:val="000000" w:themeColor="text1"/>
+        </w:rPr>
+        <w:t>High rating volume is the strongest predictor:</w:t>
+      </w:r>
+    </w:p>
+    <w:p>
+      <w:pPr>
+        <w:spacing w:line="360" w:lineRule="auto"/>
+        <w:rPr>
+          <w:color w:val="000000" w:themeColor="text1"/>
+        </w:rPr>
+      </w:pPr>
+      <w:r>
+        <w:rPr>
+          <w:color w:val="000000" w:themeColor="text1"/>
+        </w:rPr>
+        <w:t>(rating_volume_level_R3_HighVol → High rating)</w:t>
+      </w:r>
+    </w:p>
+    <w:p>
+      <w:pPr>
+        <w:spacing w:line="360" w:lineRule="auto"/>
+        <w:rPr>
+          <w:color w:val="000000" w:themeColor="text1"/>
+        </w:rPr>
+      </w:pPr>
+      <w:r>
+        <w:rPr>
+          <w:color w:val="000000" w:themeColor="text1"/>
+        </w:rPr>
+        <w:t>Confidence ≈ 0.84, Lift ≈ 1.10.</w:t>
+      </w:r>
+    </w:p>
+    <w:p>
+      <w:pPr>
+        <w:spacing w:line="360" w:lineRule="auto"/>
+        <w:rPr>
+          <w:color w:val="000000" w:themeColor="text1"/>
+        </w:rPr>
+      </w:pPr>
+    </w:p>
+    <w:p>
+      <w:pPr>
+        <w:spacing w:line="360" w:lineRule="auto"/>
+        <w:rPr>
+          <w:color w:val="000000" w:themeColor="text1"/>
+        </w:rPr>
+      </w:pPr>
+      <w:r>
+        <w:rPr>
+          <w:color w:val="000000" w:themeColor="text1"/>
+        </w:rPr>
+        <w:t>Low price + low discount also shows positive association:</w:t>
+      </w:r>
+    </w:p>
+    <w:p>
+      <w:pPr>
+        <w:spacing w:line="360" w:lineRule="auto"/>
+        <w:rPr>
+          <w:color w:val="000000" w:themeColor="text1"/>
+        </w:rPr>
+      </w:pPr>
+      <w:r>
+        <w:rPr>
+          <w:color w:val="000000" w:themeColor="text1"/>
+        </w:rPr>
+        <w:t>(discount_level_D1_Low, actual_price_tier_P1_Low → High rating)</w:t>
+      </w:r>
+    </w:p>
+    <w:p>
+      <w:pPr>
+        <w:spacing w:line="360" w:lineRule="auto"/>
+        <w:rPr>
+          <w:color w:val="000000" w:themeColor="text1"/>
+        </w:rPr>
+      </w:pPr>
+      <w:r>
+        <w:rPr>
+          <w:color w:val="000000" w:themeColor="text1"/>
+        </w:rPr>
+        <w:t>Confidence ≈ 0.89, Lift ≈ 1.17 (strongest rule).</w:t>
+      </w:r>
+    </w:p>
+    <w:p>
+      <w:pPr>
+        <w:spacing w:line="360" w:lineRule="auto"/>
+        <w:rPr>
+          <w:color w:val="000000" w:themeColor="text1"/>
+        </w:rPr>
+      </w:pPr>
+    </w:p>
+    <w:p>
+      <w:pPr>
+        <w:spacing w:line="360" w:lineRule="auto"/>
+        <w:rPr>
+          <w:color w:val="000000" w:themeColor="text1"/>
+        </w:rPr>
+      </w:pPr>
+      <w:r>
+        <w:rPr>
+          <w:color w:val="000000" w:themeColor="text1"/>
+        </w:rPr>
+        <w:t>All lifts are between 1.10–1.17, meaning the associations are real but weak.</w:t>
+      </w:r>
+    </w:p>
+    <w:p>
+      <w:pPr>
+        <w:spacing w:line="360" w:lineRule="auto"/>
+        <w:rPr>
+          <w:color w:val="000000" w:themeColor="text1"/>
+        </w:rPr>
+      </w:pPr>
+    </w:p>
+    <w:p>
+      <w:pPr>
+        <w:spacing w:line="360" w:lineRule="auto"/>
+        <w:rPr>
+          <w:color w:val="000000" w:themeColor="text1"/>
+        </w:rPr>
+      </w:pPr>
+      <w:r>
+        <w:rPr>
+          <w:color w:val="000000" w:themeColor="text1"/>
+        </w:rPr>
+        <w:t>Conclusion:</w:t>
+      </w:r>
+    </w:p>
+    <w:p>
+      <w:pPr>
+        <w:spacing w:line="360" w:lineRule="auto"/>
+        <w:rPr>
+          <w:color w:val="000000" w:themeColor="text1"/>
+        </w:rPr>
+      </w:pPr>
+      <w:r>
+        <w:rPr>
+          <w:color w:val="000000" w:themeColor="text1"/>
+        </w:rPr>
+        <w:t>High ratings occur slightly more often under certain price/discount patterns, but rating volume matters more than price or discount level.</w:t>
+      </w:r>
+    </w:p>
+    <w:p>
+      <w:pPr>
+        <w:spacing w:line="360" w:lineRule="auto"/>
+        <w:rPr>
+          <w:color w:val="000000" w:themeColor="text1"/>
+        </w:rPr>
+      </w:pPr>
+    </w:p>
+    <w:p>
+      <w:pPr>
+        <w:spacing w:line="360" w:lineRule="auto"/>
+        <w:rPr>
+          <w:color w:val="000000" w:themeColor="text1"/>
+        </w:rPr>
+      </w:pPr>
+    </w:p>
+    <w:p>
+      <w:pPr>
+        <w:spacing w:before="300" w:after="300" w:line="360" w:lineRule="auto"/>
+        <w:rPr>
+          <w:b/>
+          <w:bCs/>
+          <w:color w:val="000000" w:themeColor="text1"/>
+        </w:rPr>
+      </w:pPr>
+      <w:r>
+        <w:rPr>
+          <w:b/>
+          <w:bCs/>
+          <w:color w:val="000000" w:themeColor="text1"/>
+        </w:rPr>
+        <w:lastRenderedPageBreak/>
+        <w:t xml:space="preserve">[Part3: </w:t>
+      </w:r>
+      <w:r>
+        <w:rPr>
+          <w:b/>
+          <w:bCs/>
+          <w:color w:val="000000" w:themeColor="text1"/>
+        </w:rPr>
+        <w:t>XXX</w:t>
+      </w:r>
+      <w:r>
+        <w:rPr>
+          <w:b/>
+          <w:bCs/>
+          <w:color w:val="000000" w:themeColor="text1"/>
+        </w:rPr>
+        <w:t>]</w:t>
+      </w:r>
+      <w:r>
+        <w:rPr>
+          <w:b/>
+          <w:bCs/>
+          <w:color w:val="000000" w:themeColor="text1"/>
+        </w:rPr>
+        <w:t xml:space="preserve"> for Student C</w:t>
+      </w:r>
+    </w:p>
+    <w:p>
+      <w:pPr>
+        <w:spacing w:before="300" w:after="300" w:line="360" w:lineRule="auto"/>
+        <w:rPr>
+          <w:color w:val="000000" w:themeColor="text1"/>
+        </w:rPr>
+      </w:pPr>
+      <w:r>
+        <w:rPr>
+          <w:color w:val="000000" w:themeColor="text1"/>
+        </w:rPr>
+        <w:t>[Question</w:t>
+      </w:r>
+      <w:r>
+        <w:rPr>
+          <w:color w:val="000000" w:themeColor="text1"/>
+        </w:rPr>
+        <w:t>7</w:t>
+      </w:r>
+      <w:r>
+        <w:rPr>
+          <w:color w:val="000000" w:themeColor="text1"/>
+        </w:rPr>
+        <w:t>]: [Define your data mining question]</w:t>
+      </w:r>
+    </w:p>
+    <w:p>
+      <w:pPr>
+        <w:spacing w:line="360" w:lineRule="auto"/>
+        <w:rPr>
+          <w:color w:val="000000" w:themeColor="text1"/>
+        </w:rPr>
+      </w:pPr>
+      <w:r>
+        <w:rPr>
+          <w:color w:val="000000" w:themeColor="text1"/>
+        </w:rPr>
+        <w:t>[Your Figure]</w:t>
+      </w:r>
+    </w:p>
+    <w:p>
+      <w:pPr>
+        <w:spacing w:line="360" w:lineRule="auto"/>
+        <w:rPr>
+          <w:color w:val="000000" w:themeColor="text1"/>
+        </w:rPr>
+      </w:pPr>
+    </w:p>
+    <w:p>
+      <w:pPr>
+        <w:spacing w:line="360" w:lineRule="auto"/>
+        <w:rPr>
+          <w:color w:val="000000" w:themeColor="text1"/>
+        </w:rPr>
+      </w:pPr>
+      <w:r>
+        <w:rPr>
+          <w:color w:val="000000" w:themeColor="text1"/>
+        </w:rPr>
+        <w:t>[</w:t>
+      </w:r>
+      <w:r>
+        <w:rPr>
+          <w:color w:val="000000" w:themeColor="text1"/>
+        </w:rPr>
+        <w:t xml:space="preserve">Your explanation: 1. Purpose, 2. Methodology, 3. Explain the graph (e.g. what is x axis, what is y axis), 4. </w:t>
+      </w:r>
+      <w:r>
+        <w:rPr>
+          <w:color w:val="000000" w:themeColor="text1"/>
+        </w:rPr>
+        <w:t>Harvest Highlights</w:t>
+      </w:r>
+      <w:r>
+        <w:rPr>
+          <w:color w:val="000000" w:themeColor="text1"/>
+        </w:rPr>
+        <w:t>.</w:t>
+      </w:r>
+      <w:r>
+        <w:rPr>
+          <w:color w:val="000000" w:themeColor="text1"/>
+        </w:rPr>
+        <w:t>]</w:t>
+      </w:r>
+    </w:p>
+    <w:p>
+      <w:pPr>
+        <w:spacing w:line="360" w:lineRule="auto"/>
+        <w:rPr>
+          <w:color w:val="000000" w:themeColor="text1"/>
+        </w:rPr>
+      </w:pPr>
+    </w:p>
+    <w:p>
+      <w:pPr>
+        <w:spacing w:before="300" w:after="300" w:line="360" w:lineRule="auto"/>
+        <w:rPr>
+          <w:color w:val="000000" w:themeColor="text1"/>
+        </w:rPr>
+      </w:pPr>
+      <w:r>
+        <w:rPr>
+          <w:color w:val="000000" w:themeColor="text1"/>
+        </w:rPr>
+        <w:t>[Question</w:t>
+      </w:r>
+      <w:r>
+        <w:rPr>
+          <w:color w:val="000000" w:themeColor="text1"/>
+        </w:rPr>
+        <w:t>8</w:t>
+      </w:r>
+      <w:r>
+        <w:rPr>
+          <w:color w:val="000000" w:themeColor="text1"/>
+        </w:rPr>
+        <w:t>]: [Define your data mining question]</w:t>
+      </w:r>
+    </w:p>
+    <w:p>
+      <w:pPr>
+        <w:spacing w:line="360" w:lineRule="auto"/>
+        <w:rPr>
+          <w:color w:val="000000" w:themeColor="text1"/>
+        </w:rPr>
+      </w:pPr>
+      <w:r>
+        <w:rPr>
+          <w:color w:val="000000" w:themeColor="text1"/>
+        </w:rPr>
+        <w:t>[Your Figure]</w:t>
+      </w:r>
+    </w:p>
+    <w:p>
+      <w:pPr>
+        <w:spacing w:line="360" w:lineRule="auto"/>
+        <w:rPr>
+          <w:color w:val="000000" w:themeColor="text1"/>
+        </w:rPr>
+      </w:pPr>
+    </w:p>
+    <w:p>
+      <w:pPr>
+        <w:spacing w:line="360" w:lineRule="auto"/>
+        <w:rPr>
+          <w:color w:val="000000" w:themeColor="text1"/>
+        </w:rPr>
+      </w:pPr>
+      <w:r>
+        <w:rPr>
+          <w:color w:val="000000" w:themeColor="text1"/>
+        </w:rPr>
+        <w:t>[</w:t>
+      </w:r>
+      <w:r>
+        <w:rPr>
+          <w:color w:val="000000" w:themeColor="text1"/>
+        </w:rPr>
+        <w:t xml:space="preserve">Your explanation: 1. Purpose, 2. Methodology, 3. Explain the graph (e.g. what is x axis, what is y axis), 4. </w:t>
+      </w:r>
+      <w:r>
+        <w:rPr>
+          <w:color w:val="000000" w:themeColor="text1"/>
+        </w:rPr>
+        <w:t>Harvest Highlights</w:t>
+      </w:r>
+      <w:r>
+        <w:rPr>
+          <w:color w:val="000000" w:themeColor="text1"/>
+        </w:rPr>
+        <w:t>.</w:t>
+      </w:r>
+      <w:r>
+        <w:rPr>
+          <w:color w:val="000000" w:themeColor="text1"/>
+        </w:rPr>
+        <w:t>]</w:t>
+      </w:r>
+    </w:p>
+    <w:p>
+      <w:pPr>
+        <w:spacing w:line="360" w:lineRule="auto"/>
+        <w:rPr>
+          <w:color w:val="000000" w:themeColor="text1"/>
+        </w:rPr>
+      </w:pPr>
+    </w:p>
+    <w:p>
+      <w:pPr>
+        <w:spacing w:line="360" w:lineRule="auto"/>
+        <w:rPr>
+          <w:color w:val="000000" w:themeColor="text1"/>
+        </w:rPr>
+      </w:pPr>
+    </w:p>
+    <w:p>
+      <w:pPr>
+        <w:spacing w:before="300" w:after="300" w:line="360" w:lineRule="auto"/>
+        <w:rPr>
+          <w:color w:val="000000" w:themeColor="text1"/>
+        </w:rPr>
+      </w:pPr>
+      <w:r>
+        <w:rPr>
+          <w:color w:val="000000" w:themeColor="text1"/>
+        </w:rPr>
+        <w:t>[Question</w:t>
+      </w:r>
+      <w:r>
+        <w:rPr>
+          <w:color w:val="000000" w:themeColor="text1"/>
+        </w:rPr>
+        <w:t>9</w:t>
+      </w:r>
+      <w:r>
+        <w:rPr>
+          <w:color w:val="000000" w:themeColor="text1"/>
+        </w:rPr>
+        <w:t>]: [Define your data mining question]</w:t>
+      </w:r>
+    </w:p>
+    <w:p>
+      <w:pPr>
+        <w:spacing w:line="360" w:lineRule="auto"/>
+        <w:rPr>
+          <w:color w:val="000000" w:themeColor="text1"/>
+        </w:rPr>
+      </w:pPr>
+      <w:r>
+        <w:rPr>
+          <w:color w:val="000000" w:themeColor="text1"/>
+        </w:rPr>
+        <w:t>[Your Figure]</w:t>
+      </w:r>
+    </w:p>
+    <w:p>
+      <w:pPr>
+        <w:spacing w:line="360" w:lineRule="auto"/>
+        <w:rPr>
+          <w:color w:val="000000" w:themeColor="text1"/>
+        </w:rPr>
+      </w:pPr>
+    </w:p>
+    <w:p>
+      <w:pPr>
+        <w:spacing w:line="360" w:lineRule="auto"/>
+        <w:rPr>
+          <w:color w:val="000000" w:themeColor="text1"/>
+        </w:rPr>
+      </w:pPr>
+      <w:r>
+        <w:rPr>
+          <w:color w:val="000000" w:themeColor="text1"/>
+        </w:rPr>
+        <w:t>[</w:t>
+      </w:r>
+      <w:r>
+        <w:rPr>
+          <w:color w:val="000000" w:themeColor="text1"/>
+        </w:rPr>
+        <w:t xml:space="preserve">Your explanation: 1. Purpose, 2. Methodology, 3. Explain the graph (e.g. what is x axis, what is y axis), 4. </w:t>
+      </w:r>
+      <w:r>
+        <w:rPr>
+          <w:color w:val="000000" w:themeColor="text1"/>
+        </w:rPr>
+        <w:t>Harvest Highlights</w:t>
+      </w:r>
+      <w:r>
+        <w:rPr>
+          <w:color w:val="000000" w:themeColor="text1"/>
+        </w:rPr>
+        <w:t>.</w:t>
+      </w:r>
+      <w:r>
+        <w:rPr>
+          <w:color w:val="000000" w:themeColor="text1"/>
+        </w:rPr>
+        <w:t>]</w:t>
+      </w:r>
+    </w:p>
+    <w:p>
+      <w:pPr>
+        <w:spacing w:line="360" w:lineRule="auto"/>
+        <w:rPr>
+          <w:color w:val="000000" w:themeColor="text1"/>
+        </w:rPr>
+      </w:pPr>
+    </w:p>
+    <w:p>
+      <w:pPr>
+        <w:spacing w:before="300" w:after="300" w:line="360" w:lineRule="auto"/>
+        <w:rPr>
+          <w:b/>
+          <w:bCs/>
+          <w:color w:val="000000" w:themeColor="text1"/>
+        </w:rPr>
+      </w:pPr>
+      <w:r>
+        <w:rPr>
+          <w:b/>
+          <w:bCs/>
+          <w:color w:val="000000" w:themeColor="text1"/>
+        </w:rPr>
+        <w:t>Overview</w:t>
+      </w:r>
+    </w:p>
+    <w:p>
+      <w:pPr>
+        <w:spacing w:line="360" w:lineRule="auto"/>
+        <w:rPr>
+          <w:color w:val="000000" w:themeColor="text1"/>
+        </w:rPr>
+      </w:pPr>
+      <w:r>
+        <w:rPr>
+          <w:color w:val="000000" w:themeColor="text1"/>
+        </w:rPr>
+        <w:t>[</w:t>
+      </w:r>
+      <w:r>
+        <w:rPr>
+          <w:color w:val="000000" w:themeColor="text1"/>
+        </w:rPr>
+        <w:t>Summarize at least three findings that you feel are most worth reporting.</w:t>
+      </w:r>
+      <w:r>
+        <w:rPr>
+          <w:color w:val="000000" w:themeColor="text1"/>
+        </w:rPr>
+        <w:t>]</w:t>
+      </w:r>
+    </w:p>
+    <w:p>
+      <w:pPr>
+        <w:spacing w:before="300" w:after="300" w:line="360" w:lineRule="auto"/>
+        <w:rPr>
+          <w:b/>
+          <w:bCs/>
+          <w:color w:val="000000" w:themeColor="text1"/>
+        </w:rPr>
+      </w:pPr>
+      <w:r>
+        <w:rPr>
+          <w:b/>
+          <w:bCs/>
+          <w:color w:val="000000" w:themeColor="text1"/>
+        </w:rPr>
         <w:t>Contributions</w:t>
       </w:r>
     </w:p>
@@ -2917,6 +4489,7 @@
         <w:rPr>
           <w:color w:val="000000" w:themeColor="text1"/>
         </w:rPr>
+        <w:lastRenderedPageBreak/>
         <w:t>[Student A</w:t>
       </w:r>
       <w:r>
@@ -2951,19 +4524,41 @@
         <w:rPr>
           <w:color w:val="000000" w:themeColor="text1"/>
         </w:rPr>
-        <w:t>[Student B</w:t>
-      </w:r>
-      <w:r>
-        <w:rPr>
-          <w:color w:val="000000" w:themeColor="text1"/>
-        </w:rPr>
-        <w:t>, describe your responsibility in this project with details, mention what the methodology you use, what the big challenge you meet.</w:t>
-      </w:r>
-      <w:r>
-        <w:rPr>
-          <w:color w:val="000000" w:themeColor="text1"/>
-        </w:rPr>
-        <w:t>]</w:t>
+        <w:t>M</w:t>
+      </w:r>
+      <w:r>
+        <w:rPr>
+          <w:color w:val="000000" w:themeColor="text1"/>
+        </w:rPr>
+        <w:t xml:space="preserve">y responsibility in this project was to perform the </w:t>
+      </w:r>
+      <w:proofErr w:type="spellStart"/>
+      <w:r>
+        <w:rPr>
+          <w:color w:val="000000" w:themeColor="text1"/>
+        </w:rPr>
+        <w:t>Apriori</w:t>
+      </w:r>
+      <w:proofErr w:type="spellEnd"/>
+      <w:r>
+        <w:rPr>
+          <w:color w:val="000000" w:themeColor="text1"/>
+        </w:rPr>
+        <w:t xml:space="preserve"> and association-rule analysis and to answer how price tiers, discount levels, and rating volume relate to product ratings. I used full </w:t>
+      </w:r>
+      <w:proofErr w:type="spellStart"/>
+      <w:r>
+        <w:rPr>
+          <w:color w:val="000000" w:themeColor="text1"/>
+        </w:rPr>
+        <w:t>Apriori</w:t>
+      </w:r>
+      <w:proofErr w:type="spellEnd"/>
+      <w:r>
+        <w:rPr>
+          <w:color w:val="000000" w:themeColor="text1"/>
+        </w:rPr>
+        <w:t xml:space="preserve"> methodology, transforming numerical values into categorical tiers and generating association rules evaluated by support, confidence, and lift. The biggest challenge I faced was handling the dataset’s strong skew toward High ratings, which limited the diversity of rule consequents and required careful interpretation.</w:t>
       </w:r>
     </w:p>
     <w:p>
@@ -2985,7 +4580,6 @@
         <w:rPr>
           <w:color w:val="000000" w:themeColor="text1"/>
         </w:rPr>
-        <w:lastRenderedPageBreak/>
         <w:t>[Student C</w:t>
       </w:r>
       <w:r>
@@ -6406,6 +8000,155 @@
     </w:lvl>
   </w:abstractNum>
   <w:abstractNum w:abstractNumId="23" w15:restartNumberingAfterBreak="0">
+    <w:nsid w:val="23FB170D"/>
+    <w:multiLevelType w:val="multilevel"/>
+    <w:tmpl w:val="E036F790"/>
+    <w:lvl w:ilvl="0">
+      <w:start w:val="1"/>
+      <w:numFmt w:val="bullet"/>
+      <w:lvlText w:val=""/>
+      <w:lvlJc w:val="left"/>
+      <w:pPr>
+        <w:tabs>
+          <w:tab w:val="num" w:pos="720"/>
+        </w:tabs>
+        <w:ind w:left="720" w:hanging="360"/>
+      </w:pPr>
+      <w:rPr>
+        <w:rFonts w:ascii="Symbol" w:hAnsi="Symbol" w:hint="default"/>
+        <w:sz w:val="20"/>
+      </w:rPr>
+    </w:lvl>
+    <w:lvl w:ilvl="1" w:tentative="1">
+      <w:start w:val="1"/>
+      <w:numFmt w:val="bullet"/>
+      <w:lvlText w:val="o"/>
+      <w:lvlJc w:val="left"/>
+      <w:pPr>
+        <w:tabs>
+          <w:tab w:val="num" w:pos="1440"/>
+        </w:tabs>
+        <w:ind w:left="1440" w:hanging="360"/>
+      </w:pPr>
+      <w:rPr>
+        <w:rFonts w:ascii="Courier New" w:hAnsi="Courier New" w:hint="default"/>
+        <w:sz w:val="20"/>
+      </w:rPr>
+    </w:lvl>
+    <w:lvl w:ilvl="2" w:tentative="1">
+      <w:start w:val="1"/>
+      <w:numFmt w:val="bullet"/>
+      <w:lvlText w:val=""/>
+      <w:lvlJc w:val="left"/>
+      <w:pPr>
+        <w:tabs>
+          <w:tab w:val="num" w:pos="2160"/>
+        </w:tabs>
+        <w:ind w:left="2160" w:hanging="360"/>
+      </w:pPr>
+      <w:rPr>
+        <w:rFonts w:ascii="Wingdings" w:hAnsi="Wingdings" w:hint="default"/>
+        <w:sz w:val="20"/>
+      </w:rPr>
+    </w:lvl>
+    <w:lvl w:ilvl="3" w:tentative="1">
+      <w:start w:val="1"/>
+      <w:numFmt w:val="bullet"/>
+      <w:lvlText w:val=""/>
+      <w:lvlJc w:val="left"/>
+      <w:pPr>
+        <w:tabs>
+          <w:tab w:val="num" w:pos="2880"/>
+        </w:tabs>
+        <w:ind w:left="2880" w:hanging="360"/>
+      </w:pPr>
+      <w:rPr>
+        <w:rFonts w:ascii="Wingdings" w:hAnsi="Wingdings" w:hint="default"/>
+        <w:sz w:val="20"/>
+      </w:rPr>
+    </w:lvl>
+    <w:lvl w:ilvl="4" w:tentative="1">
+      <w:start w:val="1"/>
+      <w:numFmt w:val="bullet"/>
+      <w:lvlText w:val=""/>
+      <w:lvlJc w:val="left"/>
+      <w:pPr>
+        <w:tabs>
+          <w:tab w:val="num" w:pos="3600"/>
+        </w:tabs>
+        <w:ind w:left="3600" w:hanging="360"/>
+      </w:pPr>
+      <w:rPr>
+        <w:rFonts w:ascii="Wingdings" w:hAnsi="Wingdings" w:hint="default"/>
+        <w:sz w:val="20"/>
+      </w:rPr>
+    </w:lvl>
+    <w:lvl w:ilvl="5" w:tentative="1">
+      <w:start w:val="1"/>
+      <w:numFmt w:val="bullet"/>
+      <w:lvlText w:val=""/>
+      <w:lvlJc w:val="left"/>
+      <w:pPr>
+        <w:tabs>
+          <w:tab w:val="num" w:pos="4320"/>
+        </w:tabs>
+        <w:ind w:left="4320" w:hanging="360"/>
+      </w:pPr>
+      <w:rPr>
+        <w:rFonts w:ascii="Wingdings" w:hAnsi="Wingdings" w:hint="default"/>
+        <w:sz w:val="20"/>
+      </w:rPr>
+    </w:lvl>
+    <w:lvl w:ilvl="6" w:tentative="1">
+      <w:start w:val="1"/>
+      <w:numFmt w:val="bullet"/>
+      <w:lvlText w:val=""/>
+      <w:lvlJc w:val="left"/>
+      <w:pPr>
+        <w:tabs>
+          <w:tab w:val="num" w:pos="5040"/>
+        </w:tabs>
+        <w:ind w:left="5040" w:hanging="360"/>
+      </w:pPr>
+      <w:rPr>
+        <w:rFonts w:ascii="Wingdings" w:hAnsi="Wingdings" w:hint="default"/>
+        <w:sz w:val="20"/>
+      </w:rPr>
+    </w:lvl>
+    <w:lvl w:ilvl="7" w:tentative="1">
+      <w:start w:val="1"/>
+      <w:numFmt w:val="bullet"/>
+      <w:lvlText w:val=""/>
+      <w:lvlJc w:val="left"/>
+      <w:pPr>
+        <w:tabs>
+          <w:tab w:val="num" w:pos="5760"/>
+        </w:tabs>
+        <w:ind w:left="5760" w:hanging="360"/>
+      </w:pPr>
+      <w:rPr>
+        <w:rFonts w:ascii="Wingdings" w:hAnsi="Wingdings" w:hint="default"/>
+        <w:sz w:val="20"/>
+      </w:rPr>
+    </w:lvl>
+    <w:lvl w:ilvl="8" w:tentative="1">
+      <w:start w:val="1"/>
+      <w:numFmt w:val="bullet"/>
+      <w:lvlText w:val=""/>
+      <w:lvlJc w:val="left"/>
+      <w:pPr>
+        <w:tabs>
+          <w:tab w:val="num" w:pos="6480"/>
+        </w:tabs>
+        <w:ind w:left="6480" w:hanging="360"/>
+      </w:pPr>
+      <w:rPr>
+        <w:rFonts w:ascii="Wingdings" w:hAnsi="Wingdings" w:hint="default"/>
+        <w:sz w:val="20"/>
+      </w:rPr>
+    </w:lvl>
+  </w:abstractNum>
+  <w:abstractNum w:abstractNumId="24" w15:restartNumberingAfterBreak="0">
     <w:nsid w:val="24965331"/>
     <w:multiLevelType w:val="multilevel"/>
     <w:tmpl w:val="A4A6F7E2"/>
@@ -6554,7 +8297,156 @@
       </w:rPr>
     </w:lvl>
   </w:abstractNum>
-  <w:abstractNum w:abstractNumId="24" w15:restartNumberingAfterBreak="0">
+  <w:abstractNum w:abstractNumId="25" w15:restartNumberingAfterBreak="0">
+    <w:nsid w:val="24D00BDF"/>
+    <w:multiLevelType w:val="multilevel"/>
+    <w:tmpl w:val="5AF281D8"/>
+    <w:lvl w:ilvl="0">
+      <w:start w:val="1"/>
+      <w:numFmt w:val="bullet"/>
+      <w:lvlText w:val=""/>
+      <w:lvlJc w:val="left"/>
+      <w:pPr>
+        <w:tabs>
+          <w:tab w:val="num" w:pos="720"/>
+        </w:tabs>
+        <w:ind w:left="720" w:hanging="360"/>
+      </w:pPr>
+      <w:rPr>
+        <w:rFonts w:ascii="Symbol" w:hAnsi="Symbol" w:hint="default"/>
+        <w:sz w:val="20"/>
+      </w:rPr>
+    </w:lvl>
+    <w:lvl w:ilvl="1" w:tentative="1">
+      <w:start w:val="1"/>
+      <w:numFmt w:val="bullet"/>
+      <w:lvlText w:val="o"/>
+      <w:lvlJc w:val="left"/>
+      <w:pPr>
+        <w:tabs>
+          <w:tab w:val="num" w:pos="1440"/>
+        </w:tabs>
+        <w:ind w:left="1440" w:hanging="360"/>
+      </w:pPr>
+      <w:rPr>
+        <w:rFonts w:ascii="Courier New" w:hAnsi="Courier New" w:hint="default"/>
+        <w:sz w:val="20"/>
+      </w:rPr>
+    </w:lvl>
+    <w:lvl w:ilvl="2" w:tentative="1">
+      <w:start w:val="1"/>
+      <w:numFmt w:val="bullet"/>
+      <w:lvlText w:val=""/>
+      <w:lvlJc w:val="left"/>
+      <w:pPr>
+        <w:tabs>
+          <w:tab w:val="num" w:pos="2160"/>
+        </w:tabs>
+        <w:ind w:left="2160" w:hanging="360"/>
+      </w:pPr>
+      <w:rPr>
+        <w:rFonts w:ascii="Wingdings" w:hAnsi="Wingdings" w:hint="default"/>
+        <w:sz w:val="20"/>
+      </w:rPr>
+    </w:lvl>
+    <w:lvl w:ilvl="3" w:tentative="1">
+      <w:start w:val="1"/>
+      <w:numFmt w:val="bullet"/>
+      <w:lvlText w:val=""/>
+      <w:lvlJc w:val="left"/>
+      <w:pPr>
+        <w:tabs>
+          <w:tab w:val="num" w:pos="2880"/>
+        </w:tabs>
+        <w:ind w:left="2880" w:hanging="360"/>
+      </w:pPr>
+      <w:rPr>
+        <w:rFonts w:ascii="Wingdings" w:hAnsi="Wingdings" w:hint="default"/>
+        <w:sz w:val="20"/>
+      </w:rPr>
+    </w:lvl>
+    <w:lvl w:ilvl="4" w:tentative="1">
+      <w:start w:val="1"/>
+      <w:numFmt w:val="bullet"/>
+      <w:lvlText w:val=""/>
+      <w:lvlJc w:val="left"/>
+      <w:pPr>
+        <w:tabs>
+          <w:tab w:val="num" w:pos="3600"/>
+        </w:tabs>
+        <w:ind w:left="3600" w:hanging="360"/>
+      </w:pPr>
+      <w:rPr>
+        <w:rFonts w:ascii="Wingdings" w:hAnsi="Wingdings" w:hint="default"/>
+        <w:sz w:val="20"/>
+      </w:rPr>
+    </w:lvl>
+    <w:lvl w:ilvl="5" w:tentative="1">
+      <w:start w:val="1"/>
+      <w:numFmt w:val="bullet"/>
+      <w:lvlText w:val=""/>
+      <w:lvlJc w:val="left"/>
+      <w:pPr>
+        <w:tabs>
+          <w:tab w:val="num" w:pos="4320"/>
+        </w:tabs>
+        <w:ind w:left="4320" w:hanging="360"/>
+      </w:pPr>
+      <w:rPr>
+        <w:rFonts w:ascii="Wingdings" w:hAnsi="Wingdings" w:hint="default"/>
+        <w:sz w:val="20"/>
+      </w:rPr>
+    </w:lvl>
+    <w:lvl w:ilvl="6" w:tentative="1">
+      <w:start w:val="1"/>
+      <w:numFmt w:val="bullet"/>
+      <w:lvlText w:val=""/>
+      <w:lvlJc w:val="left"/>
+      <w:pPr>
+        <w:tabs>
+          <w:tab w:val="num" w:pos="5040"/>
+        </w:tabs>
+        <w:ind w:left="5040" w:hanging="360"/>
+      </w:pPr>
+      <w:rPr>
+        <w:rFonts w:ascii="Wingdings" w:hAnsi="Wingdings" w:hint="default"/>
+        <w:sz w:val="20"/>
+      </w:rPr>
+    </w:lvl>
+    <w:lvl w:ilvl="7" w:tentative="1">
+      <w:start w:val="1"/>
+      <w:numFmt w:val="bullet"/>
+      <w:lvlText w:val=""/>
+      <w:lvlJc w:val="left"/>
+      <w:pPr>
+        <w:tabs>
+          <w:tab w:val="num" w:pos="5760"/>
+        </w:tabs>
+        <w:ind w:left="5760" w:hanging="360"/>
+      </w:pPr>
+      <w:rPr>
+        <w:rFonts w:ascii="Wingdings" w:hAnsi="Wingdings" w:hint="default"/>
+        <w:sz w:val="20"/>
+      </w:rPr>
+    </w:lvl>
+    <w:lvl w:ilvl="8" w:tentative="1">
+      <w:start w:val="1"/>
+      <w:numFmt w:val="bullet"/>
+      <w:lvlText w:val=""/>
+      <w:lvlJc w:val="left"/>
+      <w:pPr>
+        <w:tabs>
+          <w:tab w:val="num" w:pos="6480"/>
+        </w:tabs>
+        <w:ind w:left="6480" w:hanging="360"/>
+      </w:pPr>
+      <w:rPr>
+        <w:rFonts w:ascii="Wingdings" w:hAnsi="Wingdings" w:hint="default"/>
+        <w:sz w:val="20"/>
+      </w:rPr>
+    </w:lvl>
+  </w:abstractNum>
+  <w:abstractNum w:abstractNumId="26" w15:restartNumberingAfterBreak="0">
     <w:nsid w:val="252110E3"/>
     <w:multiLevelType w:val="multilevel"/>
     <w:tmpl w:val="0E80A9FA"/>
@@ -6703,7 +8595,7 @@
       </w:rPr>
     </w:lvl>
   </w:abstractNum>
-  <w:abstractNum w:abstractNumId="25" w15:restartNumberingAfterBreak="0">
+  <w:abstractNum w:abstractNumId="27" w15:restartNumberingAfterBreak="0">
     <w:nsid w:val="281D1D7A"/>
     <w:multiLevelType w:val="multilevel"/>
     <w:tmpl w:val="EB0478B0"/>
@@ -6852,7 +8744,7 @@
       </w:rPr>
     </w:lvl>
   </w:abstractNum>
-  <w:abstractNum w:abstractNumId="26" w15:restartNumberingAfterBreak="0">
+  <w:abstractNum w:abstractNumId="28" w15:restartNumberingAfterBreak="0">
     <w:nsid w:val="2AE95821"/>
     <w:multiLevelType w:val="multilevel"/>
     <w:tmpl w:val="7C22837A"/>
@@ -7001,7 +8893,7 @@
       </w:rPr>
     </w:lvl>
   </w:abstractNum>
-  <w:abstractNum w:abstractNumId="27" w15:restartNumberingAfterBreak="0">
+  <w:abstractNum w:abstractNumId="29" w15:restartNumberingAfterBreak="0">
     <w:nsid w:val="2D0C72B3"/>
     <w:multiLevelType w:val="multilevel"/>
     <w:tmpl w:val="2564FAA4"/>
@@ -7150,7 +9042,7 @@
       </w:rPr>
     </w:lvl>
   </w:abstractNum>
-  <w:abstractNum w:abstractNumId="28" w15:restartNumberingAfterBreak="0">
+  <w:abstractNum w:abstractNumId="30" w15:restartNumberingAfterBreak="0">
     <w:nsid w:val="2D461685"/>
     <w:multiLevelType w:val="multilevel"/>
     <w:tmpl w:val="61F08F00"/>
@@ -7299,7 +9191,7 @@
       </w:rPr>
     </w:lvl>
   </w:abstractNum>
-  <w:abstractNum w:abstractNumId="29" w15:restartNumberingAfterBreak="0">
+  <w:abstractNum w:abstractNumId="31" w15:restartNumberingAfterBreak="0">
     <w:nsid w:val="2DE31D9F"/>
     <w:multiLevelType w:val="multilevel"/>
     <w:tmpl w:val="07B8648A"/>
@@ -7448,7 +9340,7 @@
       </w:rPr>
     </w:lvl>
   </w:abstractNum>
-  <w:abstractNum w:abstractNumId="30" w15:restartNumberingAfterBreak="0">
+  <w:abstractNum w:abstractNumId="32" w15:restartNumberingAfterBreak="0">
     <w:nsid w:val="34665A34"/>
     <w:multiLevelType w:val="multilevel"/>
     <w:tmpl w:val="7706ABC0"/>
@@ -7597,7 +9489,7 @@
       </w:rPr>
     </w:lvl>
   </w:abstractNum>
-  <w:abstractNum w:abstractNumId="31" w15:restartNumberingAfterBreak="0">
+  <w:abstractNum w:abstractNumId="33" w15:restartNumberingAfterBreak="0">
     <w:nsid w:val="34D803DC"/>
     <w:multiLevelType w:val="multilevel"/>
     <w:tmpl w:val="78AE4C22"/>
@@ -7746,7 +9638,7 @@
       </w:rPr>
     </w:lvl>
   </w:abstractNum>
-  <w:abstractNum w:abstractNumId="32" w15:restartNumberingAfterBreak="0">
+  <w:abstractNum w:abstractNumId="34" w15:restartNumberingAfterBreak="0">
     <w:nsid w:val="36312C69"/>
     <w:multiLevelType w:val="multilevel"/>
     <w:tmpl w:val="C91A9838"/>
@@ -7895,7 +9787,7 @@
       </w:rPr>
     </w:lvl>
   </w:abstractNum>
-  <w:abstractNum w:abstractNumId="33" w15:restartNumberingAfterBreak="0">
+  <w:abstractNum w:abstractNumId="35" w15:restartNumberingAfterBreak="0">
     <w:nsid w:val="37CD055D"/>
     <w:multiLevelType w:val="multilevel"/>
     <w:tmpl w:val="EA381762"/>
@@ -8044,7 +9936,156 @@
       </w:rPr>
     </w:lvl>
   </w:abstractNum>
-  <w:abstractNum w:abstractNumId="34" w15:restartNumberingAfterBreak="0">
+  <w:abstractNum w:abstractNumId="36" w15:restartNumberingAfterBreak="0">
+    <w:nsid w:val="38ED108A"/>
+    <w:multiLevelType w:val="multilevel"/>
+    <w:tmpl w:val="5A1EB3A4"/>
+    <w:lvl w:ilvl="0">
+      <w:start w:val="1"/>
+      <w:numFmt w:val="bullet"/>
+      <w:lvlText w:val=""/>
+      <w:lvlJc w:val="left"/>
+      <w:pPr>
+        <w:tabs>
+          <w:tab w:val="num" w:pos="720"/>
+        </w:tabs>
+        <w:ind w:left="720" w:hanging="360"/>
+      </w:pPr>
+      <w:rPr>
+        <w:rFonts w:ascii="Symbol" w:hAnsi="Symbol" w:hint="default"/>
+        <w:sz w:val="20"/>
+      </w:rPr>
+    </w:lvl>
+    <w:lvl w:ilvl="1" w:tentative="1">
+      <w:start w:val="1"/>
+      <w:numFmt w:val="bullet"/>
+      <w:lvlText w:val="o"/>
+      <w:lvlJc w:val="left"/>
+      <w:pPr>
+        <w:tabs>
+          <w:tab w:val="num" w:pos="1440"/>
+        </w:tabs>
+        <w:ind w:left="1440" w:hanging="360"/>
+      </w:pPr>
+      <w:rPr>
+        <w:rFonts w:ascii="Courier New" w:hAnsi="Courier New" w:hint="default"/>
+        <w:sz w:val="20"/>
+      </w:rPr>
+    </w:lvl>
+    <w:lvl w:ilvl="2" w:tentative="1">
+      <w:start w:val="1"/>
+      <w:numFmt w:val="bullet"/>
+      <w:lvlText w:val=""/>
+      <w:lvlJc w:val="left"/>
+      <w:pPr>
+        <w:tabs>
+          <w:tab w:val="num" w:pos="2160"/>
+        </w:tabs>
+        <w:ind w:left="2160" w:hanging="360"/>
+      </w:pPr>
+      <w:rPr>
+        <w:rFonts w:ascii="Wingdings" w:hAnsi="Wingdings" w:hint="default"/>
+        <w:sz w:val="20"/>
+      </w:rPr>
+    </w:lvl>
+    <w:lvl w:ilvl="3" w:tentative="1">
+      <w:start w:val="1"/>
+      <w:numFmt w:val="bullet"/>
+      <w:lvlText w:val=""/>
+      <w:lvlJc w:val="left"/>
+      <w:pPr>
+        <w:tabs>
+          <w:tab w:val="num" w:pos="2880"/>
+        </w:tabs>
+        <w:ind w:left="2880" w:hanging="360"/>
+      </w:pPr>
+      <w:rPr>
+        <w:rFonts w:ascii="Wingdings" w:hAnsi="Wingdings" w:hint="default"/>
+        <w:sz w:val="20"/>
+      </w:rPr>
+    </w:lvl>
+    <w:lvl w:ilvl="4" w:tentative="1">
+      <w:start w:val="1"/>
+      <w:numFmt w:val="bullet"/>
+      <w:lvlText w:val=""/>
+      <w:lvlJc w:val="left"/>
+      <w:pPr>
+        <w:tabs>
+          <w:tab w:val="num" w:pos="3600"/>
+        </w:tabs>
+        <w:ind w:left="3600" w:hanging="360"/>
+      </w:pPr>
+      <w:rPr>
+        <w:rFonts w:ascii="Wingdings" w:hAnsi="Wingdings" w:hint="default"/>
+        <w:sz w:val="20"/>
+      </w:rPr>
+    </w:lvl>
+    <w:lvl w:ilvl="5" w:tentative="1">
+      <w:start w:val="1"/>
+      <w:numFmt w:val="bullet"/>
+      <w:lvlText w:val=""/>
+      <w:lvlJc w:val="left"/>
+      <w:pPr>
+        <w:tabs>
+          <w:tab w:val="num" w:pos="4320"/>
+        </w:tabs>
+        <w:ind w:left="4320" w:hanging="360"/>
+      </w:pPr>
+      <w:rPr>
+        <w:rFonts w:ascii="Wingdings" w:hAnsi="Wingdings" w:hint="default"/>
+        <w:sz w:val="20"/>
+      </w:rPr>
+    </w:lvl>
+    <w:lvl w:ilvl="6" w:tentative="1">
+      <w:start w:val="1"/>
+      <w:numFmt w:val="bullet"/>
+      <w:lvlText w:val=""/>
+      <w:lvlJc w:val="left"/>
+      <w:pPr>
+        <w:tabs>
+          <w:tab w:val="num" w:pos="5040"/>
+        </w:tabs>
+        <w:ind w:left="5040" w:hanging="360"/>
+      </w:pPr>
+      <w:rPr>
+        <w:rFonts w:ascii="Wingdings" w:hAnsi="Wingdings" w:hint="default"/>
+        <w:sz w:val="20"/>
+      </w:rPr>
+    </w:lvl>
+    <w:lvl w:ilvl="7" w:tentative="1">
+      <w:start w:val="1"/>
+      <w:numFmt w:val="bullet"/>
+      <w:lvlText w:val=""/>
+      <w:lvlJc w:val="left"/>
+      <w:pPr>
+        <w:tabs>
+          <w:tab w:val="num" w:pos="5760"/>
+        </w:tabs>
+        <w:ind w:left="5760" w:hanging="360"/>
+      </w:pPr>
+      <w:rPr>
+        <w:rFonts w:ascii="Wingdings" w:hAnsi="Wingdings" w:hint="default"/>
+        <w:sz w:val="20"/>
+      </w:rPr>
+    </w:lvl>
+    <w:lvl w:ilvl="8" w:tentative="1">
+      <w:start w:val="1"/>
+      <w:numFmt w:val="bullet"/>
+      <w:lvlText w:val=""/>
+      <w:lvlJc w:val="left"/>
+      <w:pPr>
+        <w:tabs>
+          <w:tab w:val="num" w:pos="6480"/>
+        </w:tabs>
+        <w:ind w:left="6480" w:hanging="360"/>
+      </w:pPr>
+      <w:rPr>
+        <w:rFonts w:ascii="Wingdings" w:hAnsi="Wingdings" w:hint="default"/>
+        <w:sz w:val="20"/>
+      </w:rPr>
+    </w:lvl>
+  </w:abstractNum>
+  <w:abstractNum w:abstractNumId="37" w15:restartNumberingAfterBreak="0">
     <w:nsid w:val="38FF441C"/>
     <w:multiLevelType w:val="multilevel"/>
     <w:tmpl w:val="41D0293E"/>
@@ -8193,7 +10234,7 @@
       </w:rPr>
     </w:lvl>
   </w:abstractNum>
-  <w:abstractNum w:abstractNumId="35" w15:restartNumberingAfterBreak="0">
+  <w:abstractNum w:abstractNumId="38" w15:restartNumberingAfterBreak="0">
     <w:nsid w:val="394F4F70"/>
     <w:multiLevelType w:val="multilevel"/>
     <w:tmpl w:val="811C897E"/>
@@ -8342,7 +10383,7 @@
       </w:rPr>
     </w:lvl>
   </w:abstractNum>
-  <w:abstractNum w:abstractNumId="36" w15:restartNumberingAfterBreak="0">
+  <w:abstractNum w:abstractNumId="39" w15:restartNumberingAfterBreak="0">
     <w:nsid w:val="3D4C5487"/>
     <w:multiLevelType w:val="multilevel"/>
     <w:tmpl w:val="1A3A9EFE"/>
@@ -8491,7 +10532,7 @@
       </w:rPr>
     </w:lvl>
   </w:abstractNum>
-  <w:abstractNum w:abstractNumId="37" w15:restartNumberingAfterBreak="0">
+  <w:abstractNum w:abstractNumId="40" w15:restartNumberingAfterBreak="0">
     <w:nsid w:val="3E143396"/>
     <w:multiLevelType w:val="multilevel"/>
     <w:tmpl w:val="5FF4A23C"/>
@@ -8640,7 +10681,7 @@
       </w:rPr>
     </w:lvl>
   </w:abstractNum>
-  <w:abstractNum w:abstractNumId="38" w15:restartNumberingAfterBreak="0">
+  <w:abstractNum w:abstractNumId="41" w15:restartNumberingAfterBreak="0">
     <w:nsid w:val="3F184DB6"/>
     <w:multiLevelType w:val="multilevel"/>
     <w:tmpl w:val="FEE08EE2"/>
@@ -8789,7 +10830,7 @@
       </w:rPr>
     </w:lvl>
   </w:abstractNum>
-  <w:abstractNum w:abstractNumId="39" w15:restartNumberingAfterBreak="0">
+  <w:abstractNum w:abstractNumId="42" w15:restartNumberingAfterBreak="0">
     <w:nsid w:val="40CE70A9"/>
     <w:multiLevelType w:val="multilevel"/>
     <w:tmpl w:val="A11ACE6A"/>
@@ -8938,7 +10979,7 @@
       </w:rPr>
     </w:lvl>
   </w:abstractNum>
-  <w:abstractNum w:abstractNumId="40" w15:restartNumberingAfterBreak="0">
+  <w:abstractNum w:abstractNumId="43" w15:restartNumberingAfterBreak="0">
     <w:nsid w:val="43A26868"/>
     <w:multiLevelType w:val="multilevel"/>
     <w:tmpl w:val="7180C0D8"/>
@@ -9087,7 +11128,7 @@
       </w:rPr>
     </w:lvl>
   </w:abstractNum>
-  <w:abstractNum w:abstractNumId="41" w15:restartNumberingAfterBreak="0">
+  <w:abstractNum w:abstractNumId="44" w15:restartNumberingAfterBreak="0">
     <w:nsid w:val="44E538D9"/>
     <w:multiLevelType w:val="multilevel"/>
     <w:tmpl w:val="5CA8FE98"/>
@@ -9236,7 +11277,7 @@
       </w:rPr>
     </w:lvl>
   </w:abstractNum>
-  <w:abstractNum w:abstractNumId="42" w15:restartNumberingAfterBreak="0">
+  <w:abstractNum w:abstractNumId="45" w15:restartNumberingAfterBreak="0">
     <w:nsid w:val="45187D5D"/>
     <w:multiLevelType w:val="multilevel"/>
     <w:tmpl w:val="475AB696"/>
@@ -9385,7 +11426,7 @@
       </w:rPr>
     </w:lvl>
   </w:abstractNum>
-  <w:abstractNum w:abstractNumId="43" w15:restartNumberingAfterBreak="0">
+  <w:abstractNum w:abstractNumId="46" w15:restartNumberingAfterBreak="0">
     <w:nsid w:val="50CD13F7"/>
     <w:multiLevelType w:val="multilevel"/>
     <w:tmpl w:val="56A682E0"/>
@@ -9534,7 +11575,7 @@
       </w:rPr>
     </w:lvl>
   </w:abstractNum>
-  <w:abstractNum w:abstractNumId="44" w15:restartNumberingAfterBreak="0">
+  <w:abstractNum w:abstractNumId="47" w15:restartNumberingAfterBreak="0">
     <w:nsid w:val="53B93322"/>
     <w:multiLevelType w:val="multilevel"/>
     <w:tmpl w:val="DBEC984A"/>
@@ -9683,7 +11724,7 @@
       </w:rPr>
     </w:lvl>
   </w:abstractNum>
-  <w:abstractNum w:abstractNumId="45" w15:restartNumberingAfterBreak="0">
+  <w:abstractNum w:abstractNumId="48" w15:restartNumberingAfterBreak="0">
     <w:nsid w:val="541C6D59"/>
     <w:multiLevelType w:val="multilevel"/>
     <w:tmpl w:val="02C0D47A"/>
@@ -9828,7 +11869,7 @@
       </w:rPr>
     </w:lvl>
   </w:abstractNum>
-  <w:abstractNum w:abstractNumId="46" w15:restartNumberingAfterBreak="0">
+  <w:abstractNum w:abstractNumId="49" w15:restartNumberingAfterBreak="0">
     <w:nsid w:val="546E395D"/>
     <w:multiLevelType w:val="multilevel"/>
     <w:tmpl w:val="EA4E76C6"/>
@@ -9977,7 +12018,156 @@
       </w:rPr>
     </w:lvl>
   </w:abstractNum>
-  <w:abstractNum w:abstractNumId="47" w15:restartNumberingAfterBreak="0">
+  <w:abstractNum w:abstractNumId="50" w15:restartNumberingAfterBreak="0">
+    <w:nsid w:val="54C664A1"/>
+    <w:multiLevelType w:val="multilevel"/>
+    <w:tmpl w:val="7F460B5C"/>
+    <w:lvl w:ilvl="0">
+      <w:start w:val="1"/>
+      <w:numFmt w:val="bullet"/>
+      <w:lvlText w:val=""/>
+      <w:lvlJc w:val="left"/>
+      <w:pPr>
+        <w:tabs>
+          <w:tab w:val="num" w:pos="720"/>
+        </w:tabs>
+        <w:ind w:left="720" w:hanging="360"/>
+      </w:pPr>
+      <w:rPr>
+        <w:rFonts w:ascii="Symbol" w:hAnsi="Symbol" w:hint="default"/>
+        <w:sz w:val="20"/>
+      </w:rPr>
+    </w:lvl>
+    <w:lvl w:ilvl="1" w:tentative="1">
+      <w:start w:val="1"/>
+      <w:numFmt w:val="bullet"/>
+      <w:lvlText w:val="o"/>
+      <w:lvlJc w:val="left"/>
+      <w:pPr>
+        <w:tabs>
+          <w:tab w:val="num" w:pos="1440"/>
+        </w:tabs>
+        <w:ind w:left="1440" w:hanging="360"/>
+      </w:pPr>
+      <w:rPr>
+        <w:rFonts w:ascii="Courier New" w:hAnsi="Courier New" w:hint="default"/>
+        <w:sz w:val="20"/>
+      </w:rPr>
+    </w:lvl>
+    <w:lvl w:ilvl="2" w:tentative="1">
+      <w:start w:val="1"/>
+      <w:numFmt w:val="bullet"/>
+      <w:lvlText w:val=""/>
+      <w:lvlJc w:val="left"/>
+      <w:pPr>
+        <w:tabs>
+          <w:tab w:val="num" w:pos="2160"/>
+        </w:tabs>
+        <w:ind w:left="2160" w:hanging="360"/>
+      </w:pPr>
+      <w:rPr>
+        <w:rFonts w:ascii="Wingdings" w:hAnsi="Wingdings" w:hint="default"/>
+        <w:sz w:val="20"/>
+      </w:rPr>
+    </w:lvl>
+    <w:lvl w:ilvl="3" w:tentative="1">
+      <w:start w:val="1"/>
+      <w:numFmt w:val="bullet"/>
+      <w:lvlText w:val=""/>
+      <w:lvlJc w:val="left"/>
+      <w:pPr>
+        <w:tabs>
+          <w:tab w:val="num" w:pos="2880"/>
+        </w:tabs>
+        <w:ind w:left="2880" w:hanging="360"/>
+      </w:pPr>
+      <w:rPr>
+        <w:rFonts w:ascii="Wingdings" w:hAnsi="Wingdings" w:hint="default"/>
+        <w:sz w:val="20"/>
+      </w:rPr>
+    </w:lvl>
+    <w:lvl w:ilvl="4" w:tentative="1">
+      <w:start w:val="1"/>
+      <w:numFmt w:val="bullet"/>
+      <w:lvlText w:val=""/>
+      <w:lvlJc w:val="left"/>
+      <w:pPr>
+        <w:tabs>
+          <w:tab w:val="num" w:pos="3600"/>
+        </w:tabs>
+        <w:ind w:left="3600" w:hanging="360"/>
+      </w:pPr>
+      <w:rPr>
+        <w:rFonts w:ascii="Wingdings" w:hAnsi="Wingdings" w:hint="default"/>
+        <w:sz w:val="20"/>
+      </w:rPr>
+    </w:lvl>
+    <w:lvl w:ilvl="5" w:tentative="1">
+      <w:start w:val="1"/>
+      <w:numFmt w:val="bullet"/>
+      <w:lvlText w:val=""/>
+      <w:lvlJc w:val="left"/>
+      <w:pPr>
+        <w:tabs>
+          <w:tab w:val="num" w:pos="4320"/>
+        </w:tabs>
+        <w:ind w:left="4320" w:hanging="360"/>
+      </w:pPr>
+      <w:rPr>
+        <w:rFonts w:ascii="Wingdings" w:hAnsi="Wingdings" w:hint="default"/>
+        <w:sz w:val="20"/>
+      </w:rPr>
+    </w:lvl>
+    <w:lvl w:ilvl="6" w:tentative="1">
+      <w:start w:val="1"/>
+      <w:numFmt w:val="bullet"/>
+      <w:lvlText w:val=""/>
+      <w:lvlJc w:val="left"/>
+      <w:pPr>
+        <w:tabs>
+          <w:tab w:val="num" w:pos="5040"/>
+        </w:tabs>
+        <w:ind w:left="5040" w:hanging="360"/>
+      </w:pPr>
+      <w:rPr>
+        <w:rFonts w:ascii="Wingdings" w:hAnsi="Wingdings" w:hint="default"/>
+        <w:sz w:val="20"/>
+      </w:rPr>
+    </w:lvl>
+    <w:lvl w:ilvl="7" w:tentative="1">
+      <w:start w:val="1"/>
+      <w:numFmt w:val="bullet"/>
+      <w:lvlText w:val=""/>
+      <w:lvlJc w:val="left"/>
+      <w:pPr>
+        <w:tabs>
+          <w:tab w:val="num" w:pos="5760"/>
+        </w:tabs>
+        <w:ind w:left="5760" w:hanging="360"/>
+      </w:pPr>
+      <w:rPr>
+        <w:rFonts w:ascii="Wingdings" w:hAnsi="Wingdings" w:hint="default"/>
+        <w:sz w:val="20"/>
+      </w:rPr>
+    </w:lvl>
+    <w:lvl w:ilvl="8" w:tentative="1">
+      <w:start w:val="1"/>
+      <w:numFmt w:val="bullet"/>
+      <w:lvlText w:val=""/>
+      <w:lvlJc w:val="left"/>
+      <w:pPr>
+        <w:tabs>
+          <w:tab w:val="num" w:pos="6480"/>
+        </w:tabs>
+        <w:ind w:left="6480" w:hanging="360"/>
+      </w:pPr>
+      <w:rPr>
+        <w:rFonts w:ascii="Wingdings" w:hAnsi="Wingdings" w:hint="default"/>
+        <w:sz w:val="20"/>
+      </w:rPr>
+    </w:lvl>
+  </w:abstractNum>
+  <w:abstractNum w:abstractNumId="51" w15:restartNumberingAfterBreak="0">
     <w:nsid w:val="591715D2"/>
     <w:multiLevelType w:val="multilevel"/>
     <w:tmpl w:val="7CAE977A"/>
@@ -10126,7 +12316,7 @@
       </w:rPr>
     </w:lvl>
   </w:abstractNum>
-  <w:abstractNum w:abstractNumId="48" w15:restartNumberingAfterBreak="0">
+  <w:abstractNum w:abstractNumId="52" w15:restartNumberingAfterBreak="0">
     <w:nsid w:val="59FB3F0F"/>
     <w:multiLevelType w:val="multilevel"/>
     <w:tmpl w:val="A7A4CDEC"/>
@@ -10275,7 +12465,7 @@
       </w:rPr>
     </w:lvl>
   </w:abstractNum>
-  <w:abstractNum w:abstractNumId="49" w15:restartNumberingAfterBreak="0">
+  <w:abstractNum w:abstractNumId="53" w15:restartNumberingAfterBreak="0">
     <w:nsid w:val="5ADB4B39"/>
     <w:multiLevelType w:val="multilevel"/>
     <w:tmpl w:val="F9A256AC"/>
@@ -10424,7 +12614,7 @@
       </w:rPr>
     </w:lvl>
   </w:abstractNum>
-  <w:abstractNum w:abstractNumId="50" w15:restartNumberingAfterBreak="0">
+  <w:abstractNum w:abstractNumId="54" w15:restartNumberingAfterBreak="0">
     <w:nsid w:val="5C8B0F51"/>
     <w:multiLevelType w:val="hybridMultilevel"/>
     <w:tmpl w:val="72905C5C"/>
@@ -10537,7 +12727,7 @@
       </w:rPr>
     </w:lvl>
   </w:abstractNum>
-  <w:abstractNum w:abstractNumId="51" w15:restartNumberingAfterBreak="0">
+  <w:abstractNum w:abstractNumId="55" w15:restartNumberingAfterBreak="0">
     <w:nsid w:val="5E053254"/>
     <w:multiLevelType w:val="multilevel"/>
     <w:tmpl w:val="F684EC9A"/>
@@ -10686,7 +12876,7 @@
       </w:rPr>
     </w:lvl>
   </w:abstractNum>
-  <w:abstractNum w:abstractNumId="52" w15:restartNumberingAfterBreak="0">
+  <w:abstractNum w:abstractNumId="56" w15:restartNumberingAfterBreak="0">
     <w:nsid w:val="60613D4B"/>
     <w:multiLevelType w:val="multilevel"/>
     <w:tmpl w:val="654ECC92"/>
@@ -10835,7 +13025,7 @@
       </w:rPr>
     </w:lvl>
   </w:abstractNum>
-  <w:abstractNum w:abstractNumId="53" w15:restartNumberingAfterBreak="0">
+  <w:abstractNum w:abstractNumId="57" w15:restartNumberingAfterBreak="0">
     <w:nsid w:val="63410657"/>
     <w:multiLevelType w:val="multilevel"/>
     <w:tmpl w:val="B588AE28"/>
@@ -10984,7 +13174,156 @@
       </w:rPr>
     </w:lvl>
   </w:abstractNum>
-  <w:abstractNum w:abstractNumId="54" w15:restartNumberingAfterBreak="0">
+  <w:abstractNum w:abstractNumId="58" w15:restartNumberingAfterBreak="0">
+    <w:nsid w:val="64847531"/>
+    <w:multiLevelType w:val="multilevel"/>
+    <w:tmpl w:val="454E0D70"/>
+    <w:lvl w:ilvl="0">
+      <w:start w:val="1"/>
+      <w:numFmt w:val="bullet"/>
+      <w:lvlText w:val=""/>
+      <w:lvlJc w:val="left"/>
+      <w:pPr>
+        <w:tabs>
+          <w:tab w:val="num" w:pos="720"/>
+        </w:tabs>
+        <w:ind w:left="720" w:hanging="360"/>
+      </w:pPr>
+      <w:rPr>
+        <w:rFonts w:ascii="Symbol" w:hAnsi="Symbol" w:hint="default"/>
+        <w:sz w:val="20"/>
+      </w:rPr>
+    </w:lvl>
+    <w:lvl w:ilvl="1">
+      <w:start w:val="1"/>
+      <w:numFmt w:val="bullet"/>
+      <w:lvlText w:val="o"/>
+      <w:lvlJc w:val="left"/>
+      <w:pPr>
+        <w:tabs>
+          <w:tab w:val="num" w:pos="1440"/>
+        </w:tabs>
+        <w:ind w:left="1440" w:hanging="360"/>
+      </w:pPr>
+      <w:rPr>
+        <w:rFonts w:ascii="Courier New" w:hAnsi="Courier New" w:hint="default"/>
+        <w:sz w:val="20"/>
+      </w:rPr>
+    </w:lvl>
+    <w:lvl w:ilvl="2" w:tentative="1">
+      <w:start w:val="1"/>
+      <w:numFmt w:val="bullet"/>
+      <w:lvlText w:val=""/>
+      <w:lvlJc w:val="left"/>
+      <w:pPr>
+        <w:tabs>
+          <w:tab w:val="num" w:pos="2160"/>
+        </w:tabs>
+        <w:ind w:left="2160" w:hanging="360"/>
+      </w:pPr>
+      <w:rPr>
+        <w:rFonts w:ascii="Wingdings" w:hAnsi="Wingdings" w:hint="default"/>
+        <w:sz w:val="20"/>
+      </w:rPr>
+    </w:lvl>
+    <w:lvl w:ilvl="3" w:tentative="1">
+      <w:start w:val="1"/>
+      <w:numFmt w:val="bullet"/>
+      <w:lvlText w:val=""/>
+      <w:lvlJc w:val="left"/>
+      <w:pPr>
+        <w:tabs>
+          <w:tab w:val="num" w:pos="2880"/>
+        </w:tabs>
+        <w:ind w:left="2880" w:hanging="360"/>
+      </w:pPr>
+      <w:rPr>
+        <w:rFonts w:ascii="Wingdings" w:hAnsi="Wingdings" w:hint="default"/>
+        <w:sz w:val="20"/>
+      </w:rPr>
+    </w:lvl>
+    <w:lvl w:ilvl="4" w:tentative="1">
+      <w:start w:val="1"/>
+      <w:numFmt w:val="bullet"/>
+      <w:lvlText w:val=""/>
+      <w:lvlJc w:val="left"/>
+      <w:pPr>
+        <w:tabs>
+          <w:tab w:val="num" w:pos="3600"/>
+        </w:tabs>
+        <w:ind w:left="3600" w:hanging="360"/>
+      </w:pPr>
+      <w:rPr>
+        <w:rFonts w:ascii="Wingdings" w:hAnsi="Wingdings" w:hint="default"/>
+        <w:sz w:val="20"/>
+      </w:rPr>
+    </w:lvl>
+    <w:lvl w:ilvl="5" w:tentative="1">
+      <w:start w:val="1"/>
+      <w:numFmt w:val="bullet"/>
+      <w:lvlText w:val=""/>
+      <w:lvlJc w:val="left"/>
+      <w:pPr>
+        <w:tabs>
+          <w:tab w:val="num" w:pos="4320"/>
+        </w:tabs>
+        <w:ind w:left="4320" w:hanging="360"/>
+      </w:pPr>
+      <w:rPr>
+        <w:rFonts w:ascii="Wingdings" w:hAnsi="Wingdings" w:hint="default"/>
+        <w:sz w:val="20"/>
+      </w:rPr>
+    </w:lvl>
+    <w:lvl w:ilvl="6" w:tentative="1">
+      <w:start w:val="1"/>
+      <w:numFmt w:val="bullet"/>
+      <w:lvlText w:val=""/>
+      <w:lvlJc w:val="left"/>
+      <w:pPr>
+        <w:tabs>
+          <w:tab w:val="num" w:pos="5040"/>
+        </w:tabs>
+        <w:ind w:left="5040" w:hanging="360"/>
+      </w:pPr>
+      <w:rPr>
+        <w:rFonts w:ascii="Wingdings" w:hAnsi="Wingdings" w:hint="default"/>
+        <w:sz w:val="20"/>
+      </w:rPr>
+    </w:lvl>
+    <w:lvl w:ilvl="7" w:tentative="1">
+      <w:start w:val="1"/>
+      <w:numFmt w:val="bullet"/>
+      <w:lvlText w:val=""/>
+      <w:lvlJc w:val="left"/>
+      <w:pPr>
+        <w:tabs>
+          <w:tab w:val="num" w:pos="5760"/>
+        </w:tabs>
+        <w:ind w:left="5760" w:hanging="360"/>
+      </w:pPr>
+      <w:rPr>
+        <w:rFonts w:ascii="Wingdings" w:hAnsi="Wingdings" w:hint="default"/>
+        <w:sz w:val="20"/>
+      </w:rPr>
+    </w:lvl>
+    <w:lvl w:ilvl="8" w:tentative="1">
+      <w:start w:val="1"/>
+      <w:numFmt w:val="bullet"/>
+      <w:lvlText w:val=""/>
+      <w:lvlJc w:val="left"/>
+      <w:pPr>
+        <w:tabs>
+          <w:tab w:val="num" w:pos="6480"/>
+        </w:tabs>
+        <w:ind w:left="6480" w:hanging="360"/>
+      </w:pPr>
+      <w:rPr>
+        <w:rFonts w:ascii="Wingdings" w:hAnsi="Wingdings" w:hint="default"/>
+        <w:sz w:val="20"/>
+      </w:rPr>
+    </w:lvl>
+  </w:abstractNum>
+  <w:abstractNum w:abstractNumId="59" w15:restartNumberingAfterBreak="0">
     <w:nsid w:val="6EE34D71"/>
     <w:multiLevelType w:val="multilevel"/>
     <w:tmpl w:val="6004D746"/>
@@ -11133,7 +13472,7 @@
       </w:rPr>
     </w:lvl>
   </w:abstractNum>
-  <w:abstractNum w:abstractNumId="55" w15:restartNumberingAfterBreak="0">
+  <w:abstractNum w:abstractNumId="60" w15:restartNumberingAfterBreak="0">
     <w:nsid w:val="70C6303E"/>
     <w:multiLevelType w:val="multilevel"/>
     <w:tmpl w:val="DDE05BC2"/>
@@ -11282,7 +13621,7 @@
       </w:rPr>
     </w:lvl>
   </w:abstractNum>
-  <w:abstractNum w:abstractNumId="56" w15:restartNumberingAfterBreak="0">
+  <w:abstractNum w:abstractNumId="61" w15:restartNumberingAfterBreak="0">
     <w:nsid w:val="717F67ED"/>
     <w:multiLevelType w:val="multilevel"/>
     <w:tmpl w:val="8478716E"/>
@@ -11431,7 +13770,7 @@
       </w:rPr>
     </w:lvl>
   </w:abstractNum>
-  <w:abstractNum w:abstractNumId="57" w15:restartNumberingAfterBreak="0">
+  <w:abstractNum w:abstractNumId="62" w15:restartNumberingAfterBreak="0">
     <w:nsid w:val="72E9140A"/>
     <w:multiLevelType w:val="multilevel"/>
     <w:tmpl w:val="EEFCF2EA"/>
@@ -11580,7 +13919,7 @@
       </w:rPr>
     </w:lvl>
   </w:abstractNum>
-  <w:abstractNum w:abstractNumId="58" w15:restartNumberingAfterBreak="0">
+  <w:abstractNum w:abstractNumId="63" w15:restartNumberingAfterBreak="0">
     <w:nsid w:val="76E63480"/>
     <w:multiLevelType w:val="multilevel"/>
     <w:tmpl w:val="C5A61F92"/>
@@ -11729,7 +14068,7 @@
       </w:rPr>
     </w:lvl>
   </w:abstractNum>
-  <w:abstractNum w:abstractNumId="59" w15:restartNumberingAfterBreak="0">
+  <w:abstractNum w:abstractNumId="64" w15:restartNumberingAfterBreak="0">
     <w:nsid w:val="7A1D07B3"/>
     <w:multiLevelType w:val="multilevel"/>
     <w:tmpl w:val="29E23D62"/>
@@ -11878,7 +14217,7 @@
       </w:rPr>
     </w:lvl>
   </w:abstractNum>
-  <w:abstractNum w:abstractNumId="60" w15:restartNumberingAfterBreak="0">
+  <w:abstractNum w:abstractNumId="65" w15:restartNumberingAfterBreak="0">
     <w:nsid w:val="7A253D56"/>
     <w:multiLevelType w:val="multilevel"/>
     <w:tmpl w:val="960A8560"/>
@@ -12028,55 +14367,55 @@
     </w:lvl>
   </w:abstractNum>
   <w:num w:numId="1" w16cid:durableId="1104762234">
-    <w:abstractNumId w:val="45"/>
+    <w:abstractNumId w:val="48"/>
   </w:num>
   <w:num w:numId="2" w16cid:durableId="970673750">
-    <w:abstractNumId w:val="52"/>
+    <w:abstractNumId w:val="56"/>
   </w:num>
   <w:num w:numId="3" w16cid:durableId="2133013281">
     <w:abstractNumId w:val="5"/>
   </w:num>
   <w:num w:numId="4" w16cid:durableId="2023779467">
-    <w:abstractNumId w:val="27"/>
+    <w:abstractNumId w:val="29"/>
   </w:num>
   <w:num w:numId="5" w16cid:durableId="2016497841">
-    <w:abstractNumId w:val="50"/>
+    <w:abstractNumId w:val="54"/>
   </w:num>
   <w:num w:numId="6" w16cid:durableId="2113164376">
     <w:abstractNumId w:val="1"/>
   </w:num>
   <w:num w:numId="7" w16cid:durableId="2118409209">
-    <w:abstractNumId w:val="44"/>
+    <w:abstractNumId w:val="47"/>
   </w:num>
   <w:num w:numId="8" w16cid:durableId="59208813">
     <w:abstractNumId w:val="16"/>
   </w:num>
   <w:num w:numId="9" w16cid:durableId="1684092858">
-    <w:abstractNumId w:val="47"/>
+    <w:abstractNumId w:val="51"/>
   </w:num>
   <w:num w:numId="10" w16cid:durableId="414789882">
-    <w:abstractNumId w:val="23"/>
+    <w:abstractNumId w:val="24"/>
   </w:num>
   <w:num w:numId="11" w16cid:durableId="57822190">
     <w:abstractNumId w:val="10"/>
   </w:num>
   <w:num w:numId="12" w16cid:durableId="1323510831">
-    <w:abstractNumId w:val="34"/>
+    <w:abstractNumId w:val="37"/>
   </w:num>
   <w:num w:numId="13" w16cid:durableId="455291610">
-    <w:abstractNumId w:val="39"/>
+    <w:abstractNumId w:val="42"/>
   </w:num>
   <w:num w:numId="14" w16cid:durableId="763653659">
     <w:abstractNumId w:val="19"/>
   </w:num>
   <w:num w:numId="15" w16cid:durableId="869801231">
-    <w:abstractNumId w:val="37"/>
+    <w:abstractNumId w:val="40"/>
   </w:num>
   <w:num w:numId="16" w16cid:durableId="801926282">
-    <w:abstractNumId w:val="59"/>
+    <w:abstractNumId w:val="64"/>
   </w:num>
   <w:num w:numId="17" w16cid:durableId="1008561807">
-    <w:abstractNumId w:val="25"/>
+    <w:abstractNumId w:val="27"/>
   </w:num>
   <w:num w:numId="18" w16cid:durableId="699554138">
     <w:abstractNumId w:val="4"/>
@@ -12085,52 +14424,52 @@
     <w:abstractNumId w:val="14"/>
   </w:num>
   <w:num w:numId="20" w16cid:durableId="308748663">
-    <w:abstractNumId w:val="32"/>
+    <w:abstractNumId w:val="34"/>
   </w:num>
   <w:num w:numId="21" w16cid:durableId="934173156">
     <w:abstractNumId w:val="12"/>
   </w:num>
   <w:num w:numId="22" w16cid:durableId="1751191480">
-    <w:abstractNumId w:val="40"/>
+    <w:abstractNumId w:val="43"/>
   </w:num>
   <w:num w:numId="23" w16cid:durableId="644168169">
-    <w:abstractNumId w:val="33"/>
+    <w:abstractNumId w:val="35"/>
   </w:num>
   <w:num w:numId="24" w16cid:durableId="139689316">
-    <w:abstractNumId w:val="46"/>
+    <w:abstractNumId w:val="49"/>
   </w:num>
   <w:num w:numId="25" w16cid:durableId="990134225">
-    <w:abstractNumId w:val="26"/>
+    <w:abstractNumId w:val="28"/>
   </w:num>
   <w:num w:numId="26" w16cid:durableId="342557835">
-    <w:abstractNumId w:val="54"/>
+    <w:abstractNumId w:val="59"/>
   </w:num>
   <w:num w:numId="27" w16cid:durableId="1357073788">
     <w:abstractNumId w:val="0"/>
   </w:num>
   <w:num w:numId="28" w16cid:durableId="775901938">
-    <w:abstractNumId w:val="49"/>
+    <w:abstractNumId w:val="53"/>
   </w:num>
   <w:num w:numId="29" w16cid:durableId="762803915">
-    <w:abstractNumId w:val="48"/>
+    <w:abstractNumId w:val="52"/>
   </w:num>
   <w:num w:numId="30" w16cid:durableId="1050376757">
     <w:abstractNumId w:val="6"/>
   </w:num>
   <w:num w:numId="31" w16cid:durableId="809638782">
-    <w:abstractNumId w:val="24"/>
+    <w:abstractNumId w:val="26"/>
   </w:num>
   <w:num w:numId="32" w16cid:durableId="846215293">
-    <w:abstractNumId w:val="51"/>
+    <w:abstractNumId w:val="55"/>
   </w:num>
   <w:num w:numId="33" w16cid:durableId="616717389">
     <w:abstractNumId w:val="8"/>
   </w:num>
   <w:num w:numId="34" w16cid:durableId="967206366">
-    <w:abstractNumId w:val="29"/>
+    <w:abstractNumId w:val="31"/>
   </w:num>
   <w:num w:numId="35" w16cid:durableId="1222250229">
-    <w:abstractNumId w:val="30"/>
+    <w:abstractNumId w:val="32"/>
   </w:num>
   <w:num w:numId="36" w16cid:durableId="1201284361">
     <w:abstractNumId w:val="9"/>
@@ -12145,25 +14484,25 @@
     <w:abstractNumId w:val="22"/>
   </w:num>
   <w:num w:numId="40" w16cid:durableId="666711943">
-    <w:abstractNumId w:val="60"/>
+    <w:abstractNumId w:val="65"/>
   </w:num>
   <w:num w:numId="41" w16cid:durableId="1515147258">
     <w:abstractNumId w:val="2"/>
   </w:num>
   <w:num w:numId="42" w16cid:durableId="1611275065">
-    <w:abstractNumId w:val="57"/>
+    <w:abstractNumId w:val="62"/>
   </w:num>
   <w:num w:numId="43" w16cid:durableId="1196238394">
     <w:abstractNumId w:val="21"/>
   </w:num>
   <w:num w:numId="44" w16cid:durableId="112017707">
-    <w:abstractNumId w:val="31"/>
+    <w:abstractNumId w:val="33"/>
   </w:num>
   <w:num w:numId="45" w16cid:durableId="1689214800">
-    <w:abstractNumId w:val="41"/>
+    <w:abstractNumId w:val="44"/>
   </w:num>
   <w:num w:numId="46" w16cid:durableId="914314079">
-    <w:abstractNumId w:val="43"/>
+    <w:abstractNumId w:val="46"/>
   </w:num>
   <w:num w:numId="47" w16cid:durableId="592008652">
     <w:abstractNumId w:val="17"/>
@@ -12172,10 +14511,10 @@
     <w:abstractNumId w:val="11"/>
   </w:num>
   <w:num w:numId="49" w16cid:durableId="786781707">
-    <w:abstractNumId w:val="28"/>
+    <w:abstractNumId w:val="30"/>
   </w:num>
   <w:num w:numId="50" w16cid:durableId="2058697031">
-    <w:abstractNumId w:val="38"/>
+    <w:abstractNumId w:val="41"/>
   </w:num>
   <w:num w:numId="51" w16cid:durableId="1043795992">
     <w:abstractNumId w:val="20"/>
@@ -12184,31 +14523,46 @@
     <w:abstractNumId w:val="15"/>
   </w:num>
   <w:num w:numId="53" w16cid:durableId="1711614581">
-    <w:abstractNumId w:val="53"/>
+    <w:abstractNumId w:val="57"/>
   </w:num>
   <w:num w:numId="54" w16cid:durableId="1261646412">
-    <w:abstractNumId w:val="58"/>
+    <w:abstractNumId w:val="63"/>
   </w:num>
   <w:num w:numId="55" w16cid:durableId="58284486">
-    <w:abstractNumId w:val="35"/>
+    <w:abstractNumId w:val="38"/>
   </w:num>
   <w:num w:numId="56" w16cid:durableId="146284355">
-    <w:abstractNumId w:val="36"/>
+    <w:abstractNumId w:val="39"/>
   </w:num>
   <w:num w:numId="57" w16cid:durableId="1356006816">
     <w:abstractNumId w:val="7"/>
   </w:num>
   <w:num w:numId="58" w16cid:durableId="1398624060">
-    <w:abstractNumId w:val="55"/>
+    <w:abstractNumId w:val="60"/>
   </w:num>
   <w:num w:numId="59" w16cid:durableId="303700576">
-    <w:abstractNumId w:val="56"/>
+    <w:abstractNumId w:val="61"/>
   </w:num>
   <w:num w:numId="60" w16cid:durableId="416755122">
     <w:abstractNumId w:val="18"/>
   </w:num>
   <w:num w:numId="61" w16cid:durableId="355038626">
-    <w:abstractNumId w:val="42"/>
+    <w:abstractNumId w:val="45"/>
+  </w:num>
+  <w:num w:numId="62" w16cid:durableId="2003966535">
+    <w:abstractNumId w:val="58"/>
+  </w:num>
+  <w:num w:numId="63" w16cid:durableId="305624185">
+    <w:abstractNumId w:val="50"/>
+  </w:num>
+  <w:num w:numId="64" w16cid:durableId="1281256636">
+    <w:abstractNumId w:val="25"/>
+  </w:num>
+  <w:num w:numId="65" w16cid:durableId="22900476">
+    <w:abstractNumId w:val="23"/>
+  </w:num>
+  <w:num w:numId="66" w16cid:durableId="181945256">
+    <w:abstractNumId w:val="36"/>
   </w:num>
 </w:numbering>
 </file>
@@ -12635,10 +14989,53 @@
       <w:szCs w:val="36"/>
     </w:rPr>
   </w:style>
+  <w:style w:type="paragraph" w:styleId="Heading3">
+    <w:name w:val="heading 3"/>
+    <w:basedOn w:val="Normal"/>
+    <w:next w:val="Normal"/>
+    <w:link w:val="Heading3Char"/>
+    <w:uiPriority w:val="9"/>
+    <w:semiHidden/>
+    <w:unhideWhenUsed/>
+    <w:qFormat/>
+    <w:rsid w:val="006A27BB"/>
+    <w:pPr>
+      <w:keepNext/>
+      <w:keepLines/>
+      <w:spacing w:before="40"/>
+      <w:outlineLvl w:val="2"/>
+    </w:pPr>
+    <w:rPr>
+      <w:rFonts w:asciiTheme="majorHAnsi" w:eastAsiaTheme="majorEastAsia" w:hAnsiTheme="majorHAnsi" w:cstheme="majorBidi"/>
+      <w:color w:val="1F3763" w:themeColor="accent1" w:themeShade="7F"/>
+    </w:rPr>
+  </w:style>
+  <w:style w:type="paragraph" w:styleId="Heading4">
+    <w:name w:val="heading 4"/>
+    <w:basedOn w:val="Normal"/>
+    <w:next w:val="Normal"/>
+    <w:link w:val="Heading4Char"/>
+    <w:uiPriority w:val="9"/>
+    <w:semiHidden/>
+    <w:unhideWhenUsed/>
+    <w:qFormat/>
+    <w:rsid w:val="008D7CD5"/>
+    <w:pPr>
+      <w:keepNext/>
+      <w:keepLines/>
+      <w:spacing w:before="40"/>
+      <w:outlineLvl w:val="3"/>
+    </w:pPr>
+    <w:rPr>
+      <w:rFonts w:asciiTheme="majorHAnsi" w:eastAsiaTheme="majorEastAsia" w:hAnsiTheme="majorHAnsi" w:cstheme="majorBidi"/>
+      <w:i/>
+      <w:iCs/>
+      <w:color w:val="2F5496" w:themeColor="accent1" w:themeShade="BF"/>
+    </w:rPr>
+  </w:style>
   <w:style w:type="character" w:default="1" w:styleId="DefaultParagraphFont">
     <w:name w:val="Default Paragraph Font"/>
     <w:uiPriority w:val="1"/>
-    <w:semiHidden/>
     <w:unhideWhenUsed/>
   </w:style>
   <w:style w:type="table" w:default="1" w:styleId="TableNormal">
@@ -12721,6 +15118,38 @@
     <w:name w:val="anysphere-markdown-container-root"/>
     <w:basedOn w:val="DefaultParagraphFont"/>
     <w:rsid w:val="00173FCE"/>
+  </w:style>
+  <w:style w:type="character" w:customStyle="1" w:styleId="Heading4Char">
+    <w:name w:val="Heading 4 Char"/>
+    <w:basedOn w:val="DefaultParagraphFont"/>
+    <w:link w:val="Heading4"/>
+    <w:uiPriority w:val="9"/>
+    <w:semiHidden/>
+    <w:rsid w:val="008D7CD5"/>
+    <w:rPr>
+      <w:rFonts w:asciiTheme="majorHAnsi" w:eastAsiaTheme="majorEastAsia" w:hAnsiTheme="majorHAnsi" w:cstheme="majorBidi"/>
+      <w:i/>
+      <w:iCs/>
+      <w:color w:val="2F5496" w:themeColor="accent1" w:themeShade="BF"/>
+      <w:kern w:val="0"/>
+      <w:lang w:eastAsia="en-US"/>
+      <w14:ligatures w14:val="none"/>
+    </w:rPr>
+  </w:style>
+  <w:style w:type="character" w:customStyle="1" w:styleId="Heading3Char">
+    <w:name w:val="Heading 3 Char"/>
+    <w:basedOn w:val="DefaultParagraphFont"/>
+    <w:link w:val="Heading3"/>
+    <w:uiPriority w:val="9"/>
+    <w:semiHidden/>
+    <w:rsid w:val="006A27BB"/>
+    <w:rPr>
+      <w:rFonts w:asciiTheme="majorHAnsi" w:eastAsiaTheme="majorEastAsia" w:hAnsiTheme="majorHAnsi" w:cstheme="majorBidi"/>
+      <w:color w:val="1F3763" w:themeColor="accent1" w:themeShade="7F"/>
+      <w:kern w:val="0"/>
+      <w:lang w:eastAsia="en-US"/>
+      <w14:ligatures w14:val="none"/>
+    </w:rPr>
   </w:style>
 </w:styles>
 </file>

--- a/Project-report.docx
+++ b/Project-report.docx
@@ -177,21 +177,7 @@
         <w:rPr>
           <w:color w:val="000000" w:themeColor="text1"/>
         </w:rPr>
-        <w:t xml:space="preserve">The dataset contains 1,465 Amazon products with 16 attributes including product details (ID, name, category), pricing information (discounted price, actual price, discount percentage), customer feedback (ratings, rating count, reviews), and user information (user ID, username). The data is nearly complete with only 2 missing values in the </w:t>
-      </w:r>
-      <w:proofErr w:type="spellStart"/>
-      <w:r>
-        <w:rPr>
-          <w:color w:val="000000" w:themeColor="text1"/>
-        </w:rPr>
-        <w:t>rating_count</w:t>
-      </w:r>
-      <w:proofErr w:type="spellEnd"/>
-      <w:r>
-        <w:rPr>
-          <w:color w:val="000000" w:themeColor="text1"/>
-        </w:rPr>
-        <w:t xml:space="preserve"> field. Key features include both numerical data (prices, ratings) and categorical data (product categories, review text) suitable for classification and clustering analysis.</w:t>
+        <w:t>The dataset contains 1,465 Amazon products with 16 attributes including product details (ID, name, category), pricing information (discounted price, actual price, discount percentage), customer feedback (ratings, rating count, reviews), and user information (user ID, username). The data is nearly complete with only 2 missing values in the rating_count field. Key features include both numerical data (prices, ratings) and categorical data (product categories, review text) suitable for classification and clustering analysis.</w:t>
       </w:r>
     </w:p>
     <w:p>
@@ -2950,21 +2936,7 @@
         <w:rPr>
           <w:color w:val="000000" w:themeColor="text1"/>
         </w:rPr>
-        <w:t xml:space="preserve">We used the </w:t>
-      </w:r>
-      <w:proofErr w:type="spellStart"/>
-      <w:r>
-        <w:rPr>
-          <w:color w:val="000000" w:themeColor="text1"/>
-        </w:rPr>
-        <w:t>Apriori</w:t>
-      </w:r>
-      <w:proofErr w:type="spellEnd"/>
-      <w:r>
-        <w:rPr>
-          <w:color w:val="000000" w:themeColor="text1"/>
-        </w:rPr>
-        <w:t xml:space="preserve"> algorithm to generate association rules and filtered to rules with </w:t>
+        <w:t xml:space="preserve">We used the Apriori algorithm to generate association rules and filtered to rules with </w:t>
       </w:r>
       <w:r>
         <w:rPr>
@@ -3682,35 +3654,7 @@
         <w:rPr>
           <w:color w:val="000000" w:themeColor="text1"/>
         </w:rPr>
-        <w:t xml:space="preserve">onverted numerical features into categorical tiers (price tier, discount level, rating volume) and applied full </w:t>
-      </w:r>
-      <w:proofErr w:type="spellStart"/>
-      <w:r>
-        <w:rPr>
-          <w:color w:val="000000" w:themeColor="text1"/>
-        </w:rPr>
-        <w:t>Apriori</w:t>
-      </w:r>
-      <w:proofErr w:type="spellEnd"/>
-      <w:r>
-        <w:rPr>
-          <w:color w:val="000000" w:themeColor="text1"/>
-        </w:rPr>
-        <w:t xml:space="preserve"> to generate frequent </w:t>
-      </w:r>
-      <w:proofErr w:type="spellStart"/>
-      <w:r>
-        <w:rPr>
-          <w:color w:val="000000" w:themeColor="text1"/>
-        </w:rPr>
-        <w:t>itemsets</w:t>
-      </w:r>
-      <w:proofErr w:type="spellEnd"/>
-      <w:r>
-        <w:rPr>
-          <w:color w:val="000000" w:themeColor="text1"/>
-        </w:rPr>
-        <w:t>.</w:t>
+        <w:t>onverted numerical features into categorical tiers (price tier, discount level, rating volume) and applied full Apriori to generate frequent itemsets.</w:t>
       </w:r>
       <w:r>
         <w:rPr>
@@ -3722,21 +3666,7 @@
         <w:rPr>
           <w:color w:val="000000" w:themeColor="text1"/>
         </w:rPr>
-        <w:t xml:space="preserve">Then used association rules to compute support, confidence, and lift, filtering rules whose consequent = </w:t>
-      </w:r>
-      <w:proofErr w:type="spellStart"/>
-      <w:r>
-        <w:rPr>
-          <w:color w:val="000000" w:themeColor="text1"/>
-        </w:rPr>
-        <w:t>rating_category_High</w:t>
-      </w:r>
-      <w:proofErr w:type="spellEnd"/>
-      <w:r>
-        <w:rPr>
-          <w:color w:val="000000" w:themeColor="text1"/>
-        </w:rPr>
-        <w:t>.</w:t>
+        <w:t>Then used association rules to compute support, confidence, and lift, filtering rules whose consequent = rating_category_High.</w:t>
       </w:r>
     </w:p>
     <w:p>
@@ -3780,21 +3710,7 @@
         <w:rPr>
           <w:color w:val="000000" w:themeColor="text1"/>
         </w:rPr>
-        <w:t xml:space="preserve">Antecedents: Feature combinations (e.g., low price, low discount, high </w:t>
-      </w:r>
-      <w:proofErr w:type="gramStart"/>
-      <w:r>
-        <w:rPr>
-          <w:color w:val="000000" w:themeColor="text1"/>
-        </w:rPr>
-        <w:t>rating volume</w:t>
-      </w:r>
-      <w:proofErr w:type="gramEnd"/>
-      <w:r>
-        <w:rPr>
-          <w:color w:val="000000" w:themeColor="text1"/>
-        </w:rPr>
-        <w:t>).</w:t>
+        <w:t>Antecedents: Feature combinations (e.g., low price, low discount, high rating volume).</w:t>
       </w:r>
     </w:p>
     <w:p>
@@ -3808,21 +3724,7 @@
         <w:rPr>
           <w:color w:val="000000" w:themeColor="text1"/>
         </w:rPr>
-        <w:t xml:space="preserve">Consequent: Always </w:t>
-      </w:r>
-      <w:proofErr w:type="spellStart"/>
-      <w:r>
-        <w:rPr>
-          <w:color w:val="000000" w:themeColor="text1"/>
-        </w:rPr>
-        <w:t>rating_category_High</w:t>
-      </w:r>
-      <w:proofErr w:type="spellEnd"/>
-      <w:r>
-        <w:rPr>
-          <w:color w:val="000000" w:themeColor="text1"/>
-        </w:rPr>
-        <w:t>.</w:t>
+        <w:t>Consequent: Always rating_category_High.</w:t>
       </w:r>
     </w:p>
     <w:p>
@@ -3878,21 +3780,7 @@
         <w:rPr>
           <w:color w:val="000000" w:themeColor="text1"/>
         </w:rPr>
-        <w:t xml:space="preserve">Other columns (conviction, </w:t>
-      </w:r>
-      <w:proofErr w:type="spellStart"/>
-      <w:r>
-        <w:rPr>
-          <w:color w:val="000000" w:themeColor="text1"/>
-        </w:rPr>
-        <w:t>jaccard</w:t>
-      </w:r>
-      <w:proofErr w:type="spellEnd"/>
-      <w:r>
-        <w:rPr>
-          <w:color w:val="000000" w:themeColor="text1"/>
-        </w:rPr>
-        <w:t>, etc.) measure rule reliability but are secondary.</w:t>
+        <w:t>Other columns (conviction, jaccard, etc.) measure rule reliability but are secondary.</w:t>
       </w:r>
     </w:p>
     <w:p>
@@ -4487,22 +4375,24 @@
       </w:pPr>
       <w:r>
         <w:rPr>
+          <w:b/>
+          <w:bCs/>
           <w:color w:val="000000" w:themeColor="text1"/>
         </w:rPr>
         <w:lastRenderedPageBreak/>
-        <w:t>[Student A</w:t>
-      </w:r>
-      <w:r>
-        <w:rPr>
-          <w:color w:val="000000" w:themeColor="text1"/>
-        </w:rPr>
-        <w:t>, describe your responsibility in this project with details, mention what the methodology you use, what the big challenge you meet.</w:t>
-      </w:r>
-      <w:r>
-        <w:rPr>
-          <w:color w:val="000000" w:themeColor="text1"/>
-        </w:rPr>
-        <w:t>]</w:t>
+        <w:t>Orchlon</w:t>
+      </w:r>
+      <w:r>
+        <w:rPr>
+          <w:color w:val="000000" w:themeColor="text1"/>
+        </w:rPr>
+        <w:t xml:space="preserve">: </w:t>
+      </w:r>
+      <w:r>
+        <w:rPr>
+          <w:color w:val="000000" w:themeColor="text1"/>
+        </w:rPr>
+        <w:t>I was assigned to perform KNN and K-nearest analysis, and my statistical question focused on identifying the categories with the highest rating counts. I found it challenging to visualize the correct results and determine which categories had the highest number of ratings, especially because there were several methods I could use and it was difficult to decide which one was most appropriate.</w:t>
       </w:r>
     </w:p>
     <w:p>
@@ -4522,6 +4412,20 @@
       </w:pPr>
       <w:r>
         <w:rPr>
+          <w:b/>
+          <w:bCs/>
+          <w:color w:val="000000" w:themeColor="text1"/>
+        </w:rPr>
+        <w:t>Michael</w:t>
+      </w:r>
+      <w:r>
+        <w:rPr>
+          <w:color w:val="000000" w:themeColor="text1"/>
+        </w:rPr>
+        <w:t xml:space="preserve">: </w:t>
+      </w:r>
+      <w:r>
+        <w:rPr>
           <w:color w:val="000000" w:themeColor="text1"/>
         </w:rPr>
         <w:t>M</w:t>
@@ -4530,35 +4434,7 @@
         <w:rPr>
           <w:color w:val="000000" w:themeColor="text1"/>
         </w:rPr>
-        <w:t xml:space="preserve">y responsibility in this project was to perform the </w:t>
-      </w:r>
-      <w:proofErr w:type="spellStart"/>
-      <w:r>
-        <w:rPr>
-          <w:color w:val="000000" w:themeColor="text1"/>
-        </w:rPr>
-        <w:t>Apriori</w:t>
-      </w:r>
-      <w:proofErr w:type="spellEnd"/>
-      <w:r>
-        <w:rPr>
-          <w:color w:val="000000" w:themeColor="text1"/>
-        </w:rPr>
-        <w:t xml:space="preserve"> and association-rule analysis and to answer how price tiers, discount levels, and rating volume relate to product ratings. I used full </w:t>
-      </w:r>
-      <w:proofErr w:type="spellStart"/>
-      <w:r>
-        <w:rPr>
-          <w:color w:val="000000" w:themeColor="text1"/>
-        </w:rPr>
-        <w:t>Apriori</w:t>
-      </w:r>
-      <w:proofErr w:type="spellEnd"/>
-      <w:r>
-        <w:rPr>
-          <w:color w:val="000000" w:themeColor="text1"/>
-        </w:rPr>
-        <w:t xml:space="preserve"> methodology, transforming numerical values into categorical tiers and generating association rules evaluated by support, confidence, and lift. The biggest challenge I faced was handling the dataset’s strong skew toward High ratings, which limited the diversity of rule consequents and required careful interpretation.</w:t>
+        <w:t>y responsibility in this project was to perform the Apriori and association-rule analysis and to answer how price tiers, discount levels, and rating volume relate to product ratings. I used full Apriori methodology, transforming numerical values into categorical tiers and generating association rules evaluated by support, confidence, and lift. The biggest challenge I faced was handling the dataset’s strong skew toward High ratings, which limited the diversity of rule consequents and required careful interpretation.</w:t>
       </w:r>
     </w:p>
     <w:p>
@@ -15036,6 +14912,7 @@
   <w:style w:type="character" w:default="1" w:styleId="DefaultParagraphFont">
     <w:name w:val="Default Paragraph Font"/>
     <w:uiPriority w:val="1"/>
+    <w:semiHidden/>
     <w:unhideWhenUsed/>
   </w:style>
   <w:style w:type="table" w:default="1" w:styleId="TableNormal">

--- a/Project-report.docx
+++ b/Project-report.docx
@@ -3987,7 +3987,7 @@
           <w:color w:val="000000" w:themeColor="text1"/>
         </w:rPr>
         <w:lastRenderedPageBreak/>
-        <w:t xml:space="preserve">[Part3: </w:t>
+        <w:t>Part</w:t>
       </w:r>
       <w:r>
         <w:rPr>
@@ -3995,7 +3995,7 @@
           <w:bCs/>
           <w:color w:val="000000" w:themeColor="text1"/>
         </w:rPr>
-        <w:t>XXX</w:t>
+        <w:t xml:space="preserve"> </w:t>
       </w:r>
       <w:r>
         <w:rPr>
@@ -4003,7 +4003,7 @@
           <w:bCs/>
           <w:color w:val="000000" w:themeColor="text1"/>
         </w:rPr>
-        <w:t>]</w:t>
+        <w:t xml:space="preserve">3: </w:t>
       </w:r>
       <w:r>
         <w:rPr>
@@ -4011,376 +4011,345 @@
           <w:bCs/>
           <w:color w:val="000000" w:themeColor="text1"/>
         </w:rPr>
-        <w:t xml:space="preserve"> for Student C</w:t>
-      </w:r>
-    </w:p>
-    <w:p>
-      <w:pPr>
-        <w:spacing w:before="300" w:after="300" w:line="360" w:lineRule="auto"/>
-        <w:rPr>
-          <w:color w:val="000000" w:themeColor="text1"/>
-        </w:rPr>
-      </w:pPr>
-      <w:r>
-        <w:rPr>
-          <w:color w:val="000000" w:themeColor="text1"/>
-        </w:rPr>
-        <w:t>[Question</w:t>
-      </w:r>
-      <w:r>
-        <w:rPr>
-          <w:color w:val="000000" w:themeColor="text1"/>
-        </w:rPr>
-        <w:t>7</w:t>
-      </w:r>
-      <w:r>
-        <w:rPr>
-          <w:color w:val="000000" w:themeColor="text1"/>
-        </w:rPr>
-        <w:t>]: [Define your data mining question]</w:t>
-      </w:r>
-    </w:p>
-    <w:p>
-      <w:pPr>
-        <w:spacing w:line="360" w:lineRule="auto"/>
-        <w:rPr>
-          <w:color w:val="000000" w:themeColor="text1"/>
-        </w:rPr>
-      </w:pPr>
-      <w:r>
-        <w:rPr>
-          <w:color w:val="000000" w:themeColor="text1"/>
-        </w:rPr>
-        <w:t>[Your Figure]</w:t>
-      </w:r>
-    </w:p>
-    <w:p>
-      <w:pPr>
-        <w:spacing w:line="360" w:lineRule="auto"/>
-        <w:rPr>
-          <w:color w:val="000000" w:themeColor="text1"/>
-        </w:rPr>
-      </w:pPr>
-    </w:p>
-    <w:p>
-      <w:pPr>
-        <w:spacing w:line="360" w:lineRule="auto"/>
-        <w:rPr>
-          <w:color w:val="000000" w:themeColor="text1"/>
-        </w:rPr>
-      </w:pPr>
-      <w:r>
-        <w:rPr>
-          <w:color w:val="000000" w:themeColor="text1"/>
-        </w:rPr>
-        <w:t>[</w:t>
-      </w:r>
-      <w:r>
-        <w:rPr>
-          <w:color w:val="000000" w:themeColor="text1"/>
-        </w:rPr>
-        <w:t xml:space="preserve">Your explanation: 1. Purpose, 2. Methodology, 3. Explain the graph (e.g. what is x axis, what is y axis), 4. </w:t>
-      </w:r>
-      <w:r>
-        <w:rPr>
-          <w:color w:val="000000" w:themeColor="text1"/>
-        </w:rPr>
-        <w:t>Harvest Highlights</w:t>
-      </w:r>
-      <w:r>
-        <w:rPr>
-          <w:color w:val="000000" w:themeColor="text1"/>
-        </w:rPr>
-        <w:t>.</w:t>
-      </w:r>
-      <w:r>
-        <w:rPr>
-          <w:color w:val="000000" w:themeColor="text1"/>
-        </w:rPr>
-        <w:t>]</w:t>
-      </w:r>
-    </w:p>
-    <w:p>
-      <w:pPr>
-        <w:spacing w:line="360" w:lineRule="auto"/>
-        <w:rPr>
-          <w:color w:val="000000" w:themeColor="text1"/>
-        </w:rPr>
-      </w:pPr>
-    </w:p>
-    <w:p>
-      <w:pPr>
-        <w:spacing w:before="300" w:after="300" w:line="360" w:lineRule="auto"/>
-        <w:rPr>
-          <w:color w:val="000000" w:themeColor="text1"/>
-        </w:rPr>
-      </w:pPr>
-      <w:r>
-        <w:rPr>
-          <w:color w:val="000000" w:themeColor="text1"/>
-        </w:rPr>
-        <w:t>[Question</w:t>
-      </w:r>
-      <w:r>
-        <w:rPr>
-          <w:color w:val="000000" w:themeColor="text1"/>
-        </w:rPr>
-        <w:t>8</w:t>
-      </w:r>
-      <w:r>
-        <w:rPr>
-          <w:color w:val="000000" w:themeColor="text1"/>
-        </w:rPr>
-        <w:t>]: [Define your data mining question]</w:t>
-      </w:r>
-    </w:p>
-    <w:p>
-      <w:pPr>
-        <w:spacing w:line="360" w:lineRule="auto"/>
-        <w:rPr>
-          <w:color w:val="000000" w:themeColor="text1"/>
-        </w:rPr>
-      </w:pPr>
-      <w:r>
-        <w:rPr>
-          <w:color w:val="000000" w:themeColor="text1"/>
-        </w:rPr>
-        <w:t>[Your Figure]</w:t>
-      </w:r>
-    </w:p>
-    <w:p>
-      <w:pPr>
-        <w:spacing w:line="360" w:lineRule="auto"/>
-        <w:rPr>
-          <w:color w:val="000000" w:themeColor="text1"/>
-        </w:rPr>
-      </w:pPr>
-    </w:p>
-    <w:p>
-      <w:pPr>
-        <w:spacing w:line="360" w:lineRule="auto"/>
-        <w:rPr>
-          <w:color w:val="000000" w:themeColor="text1"/>
-        </w:rPr>
-      </w:pPr>
-      <w:r>
-        <w:rPr>
-          <w:color w:val="000000" w:themeColor="text1"/>
-        </w:rPr>
-        <w:t>[</w:t>
-      </w:r>
-      <w:r>
-        <w:rPr>
-          <w:color w:val="000000" w:themeColor="text1"/>
-        </w:rPr>
-        <w:t xml:space="preserve">Your explanation: 1. Purpose, 2. Methodology, 3. Explain the graph (e.g. what is x axis, what is y axis), 4. </w:t>
-      </w:r>
-      <w:r>
-        <w:rPr>
-          <w:color w:val="000000" w:themeColor="text1"/>
-        </w:rPr>
-        <w:t>Harvest Highlights</w:t>
-      </w:r>
-      <w:r>
-        <w:rPr>
-          <w:color w:val="000000" w:themeColor="text1"/>
-        </w:rPr>
-        <w:t>.</w:t>
-      </w:r>
-      <w:r>
-        <w:rPr>
-          <w:color w:val="000000" w:themeColor="text1"/>
-        </w:rPr>
-        <w:t>]</w:t>
-      </w:r>
-    </w:p>
-    <w:p>
-      <w:pPr>
-        <w:spacing w:line="360" w:lineRule="auto"/>
-        <w:rPr>
-          <w:color w:val="000000" w:themeColor="text1"/>
-        </w:rPr>
-      </w:pPr>
-    </w:p>
-    <w:p>
-      <w:pPr>
-        <w:spacing w:line="360" w:lineRule="auto"/>
-        <w:rPr>
-          <w:color w:val="000000" w:themeColor="text1"/>
-        </w:rPr>
-      </w:pPr>
-    </w:p>
-    <w:p>
-      <w:pPr>
-        <w:spacing w:before="300" w:after="300" w:line="360" w:lineRule="auto"/>
-        <w:rPr>
-          <w:color w:val="000000" w:themeColor="text1"/>
-        </w:rPr>
-      </w:pPr>
-      <w:r>
-        <w:rPr>
-          <w:color w:val="000000" w:themeColor="text1"/>
-        </w:rPr>
-        <w:t>[Question</w:t>
-      </w:r>
-      <w:r>
-        <w:rPr>
-          <w:color w:val="000000" w:themeColor="text1"/>
-        </w:rPr>
-        <w:t>9</w:t>
-      </w:r>
-      <w:r>
-        <w:rPr>
-          <w:color w:val="000000" w:themeColor="text1"/>
-        </w:rPr>
-        <w:t>]: [Define your data mining question]</w:t>
-      </w:r>
-    </w:p>
-    <w:p>
-      <w:pPr>
-        <w:spacing w:line="360" w:lineRule="auto"/>
-        <w:rPr>
-          <w:color w:val="000000" w:themeColor="text1"/>
-        </w:rPr>
-      </w:pPr>
-      <w:r>
-        <w:rPr>
-          <w:color w:val="000000" w:themeColor="text1"/>
-        </w:rPr>
-        <w:t>[Your Figure]</w:t>
-      </w:r>
-    </w:p>
-    <w:p>
-      <w:pPr>
-        <w:spacing w:line="360" w:lineRule="auto"/>
-        <w:rPr>
-          <w:color w:val="000000" w:themeColor="text1"/>
-        </w:rPr>
-      </w:pPr>
-    </w:p>
-    <w:p>
-      <w:pPr>
-        <w:spacing w:line="360" w:lineRule="auto"/>
-        <w:rPr>
-          <w:color w:val="000000" w:themeColor="text1"/>
-        </w:rPr>
-      </w:pPr>
-      <w:r>
-        <w:rPr>
-          <w:color w:val="000000" w:themeColor="text1"/>
-        </w:rPr>
-        <w:t>[</w:t>
-      </w:r>
-      <w:r>
-        <w:rPr>
-          <w:color w:val="000000" w:themeColor="text1"/>
-        </w:rPr>
-        <w:t xml:space="preserve">Your explanation: 1. Purpose, 2. Methodology, 3. Explain the graph (e.g. what is x axis, what is y axis), 4. </w:t>
-      </w:r>
-      <w:r>
-        <w:rPr>
-          <w:color w:val="000000" w:themeColor="text1"/>
-        </w:rPr>
-        <w:t>Harvest Highlights</w:t>
-      </w:r>
-      <w:r>
-        <w:rPr>
-          <w:color w:val="000000" w:themeColor="text1"/>
-        </w:rPr>
-        <w:t>.</w:t>
-      </w:r>
-      <w:r>
-        <w:rPr>
-          <w:color w:val="000000" w:themeColor="text1"/>
-        </w:rPr>
-        <w:t>]</w:t>
-      </w:r>
-    </w:p>
-    <w:p>
-      <w:pPr>
-        <w:spacing w:line="360" w:lineRule="auto"/>
-        <w:rPr>
-          <w:color w:val="000000" w:themeColor="text1"/>
-        </w:rPr>
-      </w:pPr>
-    </w:p>
-    <w:p>
-      <w:pPr>
-        <w:spacing w:before="300" w:after="300" w:line="360" w:lineRule="auto"/>
+        <w:t>Decision Tree and Naïve Bayes</w:t>
+      </w:r>
+      <w:r>
         <w:rPr>
           <w:b/>
           <w:bCs/>
           <w:color w:val="000000" w:themeColor="text1"/>
         </w:rPr>
-      </w:pPr>
+        <w:t xml:space="preserve"> </w:t>
+      </w:r>
       <w:r>
         <w:rPr>
           <w:b/>
           <w:bCs/>
           <w:color w:val="000000" w:themeColor="text1"/>
         </w:rPr>
-        <w:t>Overview</w:t>
-      </w:r>
-    </w:p>
-    <w:p>
-      <w:pPr>
-        <w:spacing w:line="360" w:lineRule="auto"/>
-        <w:rPr>
-          <w:color w:val="000000" w:themeColor="text1"/>
-        </w:rPr>
-      </w:pPr>
-      <w:r>
-        <w:rPr>
-          <w:color w:val="000000" w:themeColor="text1"/>
-        </w:rPr>
-        <w:t>[</w:t>
-      </w:r>
-      <w:r>
-        <w:rPr>
-          <w:color w:val="000000" w:themeColor="text1"/>
-        </w:rPr>
-        <w:t>Summarize at least three findings that you feel are most worth reporting.</w:t>
-      </w:r>
-      <w:r>
-        <w:rPr>
-          <w:color w:val="000000" w:themeColor="text1"/>
-        </w:rPr>
-        <w:t>]</w:t>
-      </w:r>
-    </w:p>
-    <w:p>
-      <w:pPr>
-        <w:spacing w:before="300" w:after="300" w:line="360" w:lineRule="auto"/>
+        <w:t>-</w:t>
+      </w:r>
+      <w:r>
         <w:rPr>
           <w:b/>
           <w:bCs/>
           <w:color w:val="000000" w:themeColor="text1"/>
         </w:rPr>
-      </w:pPr>
+        <w:t xml:space="preserve"> </w:t>
+      </w:r>
       <w:r>
         <w:rPr>
           <w:b/>
           <w:bCs/>
           <w:color w:val="000000" w:themeColor="text1"/>
         </w:rPr>
-        <w:t>Contributions</w:t>
-      </w:r>
-    </w:p>
-    <w:p>
-      <w:pPr>
-        <w:spacing w:line="360" w:lineRule="auto"/>
-        <w:rPr>
-          <w:color w:val="000000" w:themeColor="text1"/>
-        </w:rPr>
-      </w:pPr>
-      <w:r>
+        <w:t>Magnus Hayden</w:t>
+      </w:r>
+    </w:p>
+    <w:p>
+      <w:pPr>
+        <w:spacing w:before="300" w:after="300" w:line="360" w:lineRule="auto"/>
         <w:rPr>
           <w:b/>
           <w:bCs/>
           <w:color w:val="000000" w:themeColor="text1"/>
         </w:rPr>
+      </w:pPr>
+      <w:r>
+        <w:rPr>
+          <w:color w:val="000000" w:themeColor="text1"/>
+        </w:rPr>
+        <w:t>Question</w:t>
+      </w:r>
+      <w:r>
+        <w:rPr>
+          <w:color w:val="000000" w:themeColor="text1"/>
+        </w:rPr>
+        <w:t xml:space="preserve"> </w:t>
+      </w:r>
+      <w:r>
+        <w:rPr>
+          <w:color w:val="000000" w:themeColor="text1"/>
+        </w:rPr>
+        <w:t>7</w:t>
+      </w:r>
+      <w:r>
+        <w:rPr>
+          <w:color w:val="000000" w:themeColor="text1"/>
+        </w:rPr>
+        <w:t xml:space="preserve">: </w:t>
+      </w:r>
+      <w:r>
+        <w:rPr>
+          <w:color w:val="000000" w:themeColor="text1"/>
+        </w:rPr>
+        <w:t>What are the top ten categories with the highest average discount percentage?</w:t>
+      </w:r>
+      <w:r>
+        <w:rPr>
+          <w:noProof/>
+        </w:rPr>
+        <w:drawing>
+          <wp:inline distT="0" distB="0" distL="0" distR="0" wp14:anchorId="3857DB2A" wp14:editId="721393B1">
+            <wp:extent cx="5943600" cy="3566160"/>
+            <wp:effectExtent l="0" t="0" r="0" b="0"/>
+            <wp:docPr id="1923338707" name="Picture 1" descr="A graph of a number of blue bars&#10;&#10;AI-generated content may be incorrect."/>
+            <wp:cNvGraphicFramePr>
+              <a:graphicFrameLocks xmlns:a="http://schemas.openxmlformats.org/drawingml/2006/main" noChangeAspect="1"/>
+            </wp:cNvGraphicFramePr>
+            <a:graphic xmlns:a="http://schemas.openxmlformats.org/drawingml/2006/main">
+              <a:graphicData uri="http://schemas.openxmlformats.org/drawingml/2006/picture">
+                <pic:pic xmlns:pic="http://schemas.openxmlformats.org/drawingml/2006/picture">
+                  <pic:nvPicPr>
+                    <pic:cNvPr id="1923338707" name="Picture 1" descr="A graph of a number of blue bars&#10;&#10;AI-generated content may be incorrect."/>
+                    <pic:cNvPicPr>
+                      <a:picLocks noChangeAspect="1" noChangeArrowheads="1"/>
+                    </pic:cNvPicPr>
+                  </pic:nvPicPr>
+                  <pic:blipFill>
+                    <a:blip r:embed="rId16">
+                      <a:extLst>
+                        <a:ext uri="{28A0092B-C50C-407E-A947-70E740481C1C}">
+                          <a14:useLocalDpi xmlns:a14="http://schemas.microsoft.com/office/drawing/2010/main" val="0"/>
+                        </a:ext>
+                      </a:extLst>
+                    </a:blip>
+                    <a:srcRect/>
+                    <a:stretch>
+                      <a:fillRect/>
+                    </a:stretch>
+                  </pic:blipFill>
+                  <pic:spPr bwMode="auto">
+                    <a:xfrm>
+                      <a:off x="0" y="0"/>
+                      <a:ext cx="5943600" cy="3566160"/>
+                    </a:xfrm>
+                    <a:prstGeom prst="rect">
+                      <a:avLst/>
+                    </a:prstGeom>
+                    <a:noFill/>
+                    <a:ln>
+                      <a:noFill/>
+                    </a:ln>
+                  </pic:spPr>
+                </pic:pic>
+              </a:graphicData>
+            </a:graphic>
+          </wp:inline>
+        </w:drawing>
+      </w:r>
+    </w:p>
+    <w:p>
+      <w:pPr>
+        <w:spacing w:line="360" w:lineRule="auto"/>
+        <w:rPr>
+          <w:color w:val="000000" w:themeColor="text1"/>
+        </w:rPr>
+      </w:pPr>
+    </w:p>
+    <w:p>
+      <w:pPr>
+        <w:spacing w:line="360" w:lineRule="auto"/>
+        <w:rPr>
+          <w:color w:val="000000" w:themeColor="text1"/>
+        </w:rPr>
+      </w:pPr>
+      <w:r>
+        <w:rPr>
+          <w:color w:val="000000" w:themeColor="text1"/>
+        </w:rPr>
+        <w:t>Purpose</w:t>
+      </w:r>
+    </w:p>
+    <w:p>
+      <w:pPr>
+        <w:pStyle w:val="ListParagraph"/>
+        <w:numPr>
+          <w:ilvl w:val="0"/>
+          <w:numId w:val="1"/>
+        </w:numPr>
+        <w:spacing w:line="360" w:lineRule="auto"/>
+        <w:rPr>
+          <w:color w:val="000000" w:themeColor="text1"/>
+        </w:rPr>
+      </w:pPr>
+      <w:r>
+        <w:rPr>
+          <w:color w:val="000000" w:themeColor="text1"/>
+        </w:rPr>
+        <w:t>The purpose of this question was to determine the top categories that are the most discounted.</w:t>
+      </w:r>
+    </w:p>
+    <w:p>
+      <w:pPr>
+        <w:spacing w:line="360" w:lineRule="auto"/>
+        <w:rPr>
+          <w:color w:val="000000" w:themeColor="text1"/>
+        </w:rPr>
+      </w:pPr>
+      <w:r>
+        <w:rPr>
+          <w:color w:val="000000" w:themeColor="text1"/>
+        </w:rPr>
+        <w:t>Methodology</w:t>
+      </w:r>
+    </w:p>
+    <w:p>
+      <w:pPr>
+        <w:pStyle w:val="ListParagraph"/>
+        <w:numPr>
+          <w:ilvl w:val="0"/>
+          <w:numId w:val="1"/>
+        </w:numPr>
+        <w:spacing w:line="360" w:lineRule="auto"/>
+        <w:rPr>
+          <w:color w:val="000000" w:themeColor="text1"/>
+        </w:rPr>
+      </w:pPr>
+      <w:r>
+        <w:rPr>
+          <w:color w:val="000000" w:themeColor="text1"/>
+        </w:rPr>
+        <w:t>I split the categories so that they each were in their own row. Then I grouped the dataset by the category and calculated the mean for each category. I then sorted it in descending order and plotted the top ten categories.</w:t>
+      </w:r>
+    </w:p>
+    <w:p>
+      <w:pPr>
+        <w:spacing w:line="360" w:lineRule="auto"/>
+        <w:rPr>
+          <w:color w:val="000000" w:themeColor="text1"/>
+        </w:rPr>
+      </w:pPr>
+      <w:r>
+        <w:rPr>
+          <w:color w:val="000000" w:themeColor="text1"/>
+        </w:rPr>
+        <w:t>Explain the graph (e.g. what is x axis, what is y axis)</w:t>
+      </w:r>
+    </w:p>
+    <w:p>
+      <w:pPr>
+        <w:pStyle w:val="ListParagraph"/>
+        <w:numPr>
+          <w:ilvl w:val="0"/>
+          <w:numId w:val="1"/>
+        </w:numPr>
+        <w:spacing w:line="360" w:lineRule="auto"/>
+        <w:rPr>
+          <w:color w:val="000000" w:themeColor="text1"/>
+        </w:rPr>
+      </w:pPr>
+      <w:r>
+        <w:rPr>
+          <w:color w:val="000000" w:themeColor="text1"/>
+        </w:rPr>
+        <w:t>X-axis: The categories</w:t>
+      </w:r>
+    </w:p>
+    <w:p>
+      <w:pPr>
+        <w:pStyle w:val="ListParagraph"/>
+        <w:numPr>
+          <w:ilvl w:val="0"/>
+          <w:numId w:val="1"/>
+        </w:numPr>
+        <w:spacing w:line="360" w:lineRule="auto"/>
+        <w:rPr>
+          <w:color w:val="000000" w:themeColor="text1"/>
+        </w:rPr>
+      </w:pPr>
+      <w:r>
+        <w:rPr>
+          <w:color w:val="000000" w:themeColor="text1"/>
+        </w:rPr>
+        <w:t>Y-axis: The average discount percentage for each category.</w:t>
+      </w:r>
+    </w:p>
+    <w:p>
+      <w:pPr>
+        <w:spacing w:line="360" w:lineRule="auto"/>
+        <w:rPr>
+          <w:color w:val="000000" w:themeColor="text1"/>
+        </w:rPr>
+      </w:pPr>
+      <w:r>
+        <w:rPr>
+          <w:color w:val="000000" w:themeColor="text1"/>
+        </w:rPr>
+        <w:t>Harvest Highlights</w:t>
+      </w:r>
+    </w:p>
+    <w:p>
+      <w:pPr>
+        <w:pStyle w:val="ListParagraph"/>
+        <w:numPr>
+          <w:ilvl w:val="0"/>
+          <w:numId w:val="1"/>
+        </w:numPr>
+        <w:spacing w:line="360" w:lineRule="auto"/>
+        <w:rPr>
+          <w:color w:val="000000" w:themeColor="text1"/>
+        </w:rPr>
+      </w:pPr>
+      <w:r>
+        <w:rPr>
+          <w:color w:val="000000" w:themeColor="text1"/>
+        </w:rPr>
+        <w:t>The highest discount is tied between three categories: Earpads, CableConnectionProtectors, and PhoneCharms.</w:t>
+      </w:r>
+    </w:p>
+    <w:p>
+      <w:pPr>
+        <w:pStyle w:val="ListParagraph"/>
+        <w:numPr>
+          <w:ilvl w:val="0"/>
+          <w:numId w:val="1"/>
+        </w:numPr>
+        <w:spacing w:line="360" w:lineRule="auto"/>
+        <w:rPr>
+          <w:color w:val="000000" w:themeColor="text1"/>
+        </w:rPr>
+      </w:pPr>
+      <w:r>
+        <w:rPr>
+          <w:color w:val="000000" w:themeColor="text1"/>
+        </w:rPr>
         <w:lastRenderedPageBreak/>
-        <w:t>Orchlon</w:t>
+        <w:t>The top ten highest discounts range from ~75% - 90%.</w:t>
+      </w:r>
+    </w:p>
+    <w:p>
+      <w:pPr>
+        <w:spacing w:line="360" w:lineRule="auto"/>
+        <w:rPr>
+          <w:color w:val="000000" w:themeColor="text1"/>
+        </w:rPr>
+      </w:pPr>
+    </w:p>
+    <w:p>
+      <w:pPr>
+        <w:spacing w:before="300" w:after="300" w:line="360" w:lineRule="auto"/>
+        <w:rPr>
+          <w:color w:val="000000" w:themeColor="text1"/>
+        </w:rPr>
+      </w:pPr>
+      <w:r>
+        <w:rPr>
+          <w:color w:val="000000" w:themeColor="text1"/>
+        </w:rPr>
+        <w:t>Question</w:t>
+      </w:r>
+      <w:r>
+        <w:rPr>
+          <w:color w:val="000000" w:themeColor="text1"/>
+        </w:rPr>
+        <w:t xml:space="preserve"> </w:t>
+      </w:r>
+      <w:r>
+        <w:rPr>
+          <w:color w:val="000000" w:themeColor="text1"/>
+        </w:rPr>
+        <w:t>8</w:t>
       </w:r>
       <w:r>
         <w:rPr>
@@ -4392,7 +4361,19 @@
         <w:rPr>
           <w:color w:val="000000" w:themeColor="text1"/>
         </w:rPr>
-        <w:t>I was assigned to perform KNN and K-nearest analysis, and my statistical question focused on identifying the categories with the highest rating counts. I found it challenging to visualize the correct results and determine which categories had the highest number of ratings, especially because there were several methods I could use and it was difficult to decide which one was most appropriate.</w:t>
+        <w:t xml:space="preserve">Can we predict whether a </w:t>
+      </w:r>
+      <w:r>
+        <w:rPr>
+          <w:color w:val="000000" w:themeColor="text1"/>
+        </w:rPr>
+        <w:t>product’s</w:t>
+      </w:r>
+      <w:r>
+        <w:rPr>
+          <w:color w:val="000000" w:themeColor="text1"/>
+        </w:rPr>
+        <w:t xml:space="preserve"> rating will be high or low based on price, discount, and rating count?</w:t>
       </w:r>
     </w:p>
     <w:p>
@@ -4402,6 +4383,59 @@
           <w:color w:val="000000" w:themeColor="text1"/>
         </w:rPr>
       </w:pPr>
+      <w:r>
+        <w:rPr>
+          <w:noProof/>
+        </w:rPr>
+        <w:drawing>
+          <wp:inline distT="0" distB="0" distL="0" distR="0" wp14:anchorId="21B5FC57" wp14:editId="4BD7FD2F">
+            <wp:extent cx="5943600" cy="3302000"/>
+            <wp:effectExtent l="0" t="0" r="0" b="0"/>
+            <wp:docPr id="806880881" name="Picture 2" descr="A diagram of a computer network&#10;&#10;AI-generated content may be incorrect."/>
+            <wp:cNvGraphicFramePr>
+              <a:graphicFrameLocks xmlns:a="http://schemas.openxmlformats.org/drawingml/2006/main" noChangeAspect="1"/>
+            </wp:cNvGraphicFramePr>
+            <a:graphic xmlns:a="http://schemas.openxmlformats.org/drawingml/2006/main">
+              <a:graphicData uri="http://schemas.openxmlformats.org/drawingml/2006/picture">
+                <pic:pic xmlns:pic="http://schemas.openxmlformats.org/drawingml/2006/picture">
+                  <pic:nvPicPr>
+                    <pic:cNvPr id="806880881" name="Picture 2" descr="A diagram of a computer network&#10;&#10;AI-generated content may be incorrect."/>
+                    <pic:cNvPicPr>
+                      <a:picLocks noChangeAspect="1" noChangeArrowheads="1"/>
+                    </pic:cNvPicPr>
+                  </pic:nvPicPr>
+                  <pic:blipFill>
+                    <a:blip r:embed="rId17" cstate="print">
+                      <a:extLst>
+                        <a:ext uri="{28A0092B-C50C-407E-A947-70E740481C1C}">
+                          <a14:useLocalDpi xmlns:a14="http://schemas.microsoft.com/office/drawing/2010/main" val="0"/>
+                        </a:ext>
+                      </a:extLst>
+                    </a:blip>
+                    <a:srcRect/>
+                    <a:stretch>
+                      <a:fillRect/>
+                    </a:stretch>
+                  </pic:blipFill>
+                  <pic:spPr bwMode="auto">
+                    <a:xfrm>
+                      <a:off x="0" y="0"/>
+                      <a:ext cx="5943600" cy="3302000"/>
+                    </a:xfrm>
+                    <a:prstGeom prst="rect">
+                      <a:avLst/>
+                    </a:prstGeom>
+                    <a:noFill/>
+                    <a:ln>
+                      <a:noFill/>
+                    </a:ln>
+                  </pic:spPr>
+                </pic:pic>
+              </a:graphicData>
+            </a:graphic>
+          </wp:inline>
+        </w:drawing>
+      </w:r>
     </w:p>
     <w:p>
       <w:pPr>
@@ -4411,11 +4445,993 @@
         </w:rPr>
       </w:pPr>
       <w:r>
+        <w:rPr>
+          <w:color w:val="000000" w:themeColor="text1"/>
+        </w:rPr>
+        <w:t>Purpose</w:t>
+      </w:r>
+    </w:p>
+    <w:p>
+      <w:pPr>
+        <w:pStyle w:val="ListParagraph"/>
+        <w:numPr>
+          <w:ilvl w:val="0"/>
+          <w:numId w:val="1"/>
+        </w:numPr>
+        <w:spacing w:line="360" w:lineRule="auto"/>
+        <w:rPr>
+          <w:color w:val="000000" w:themeColor="text1"/>
+        </w:rPr>
+      </w:pPr>
+      <w:r>
+        <w:rPr>
+          <w:color w:val="000000" w:themeColor="text1"/>
+        </w:rPr>
+        <w:t xml:space="preserve">The purpose of this question is to determine the rating value based on the </w:t>
+      </w:r>
+      <w:r>
+        <w:rPr>
+          <w:color w:val="000000" w:themeColor="text1"/>
+        </w:rPr>
+        <w:t>price, discount, and rating count and see how accurately that can be predicted.</w:t>
+      </w:r>
+    </w:p>
+    <w:p>
+      <w:pPr>
+        <w:spacing w:line="360" w:lineRule="auto"/>
+        <w:rPr>
+          <w:color w:val="000000" w:themeColor="text1"/>
+        </w:rPr>
+      </w:pPr>
+      <w:r>
+        <w:rPr>
+          <w:color w:val="000000" w:themeColor="text1"/>
+        </w:rPr>
+        <w:t>Methodology</w:t>
+      </w:r>
+    </w:p>
+    <w:p>
+      <w:pPr>
+        <w:pStyle w:val="ListParagraph"/>
+        <w:numPr>
+          <w:ilvl w:val="0"/>
+          <w:numId w:val="1"/>
+        </w:numPr>
+        <w:spacing w:line="360" w:lineRule="auto"/>
+        <w:rPr>
+          <w:color w:val="000000" w:themeColor="text1"/>
+        </w:rPr>
+      </w:pPr>
+      <w:r>
+        <w:rPr>
+          <w:color w:val="000000" w:themeColor="text1"/>
+        </w:rPr>
+        <w:t>Split into attributes to test on (X) and attribute to predict (y)</w:t>
+      </w:r>
+    </w:p>
+    <w:p>
+      <w:pPr>
+        <w:pStyle w:val="ListParagraph"/>
+        <w:numPr>
+          <w:ilvl w:val="0"/>
+          <w:numId w:val="1"/>
+        </w:numPr>
+        <w:spacing w:line="360" w:lineRule="auto"/>
+        <w:rPr>
+          <w:color w:val="000000" w:themeColor="text1"/>
+        </w:rPr>
+      </w:pPr>
+      <w:r>
+        <w:rPr>
+          <w:color w:val="000000" w:themeColor="text1"/>
+        </w:rPr>
+        <w:t>Split into training and testing sets using X and y</w:t>
+      </w:r>
+    </w:p>
+    <w:p>
+      <w:pPr>
+        <w:pStyle w:val="ListParagraph"/>
+        <w:numPr>
+          <w:ilvl w:val="0"/>
+          <w:numId w:val="1"/>
+        </w:numPr>
+        <w:spacing w:line="360" w:lineRule="auto"/>
+        <w:rPr>
+          <w:color w:val="000000" w:themeColor="text1"/>
+        </w:rPr>
+      </w:pPr>
+      <w:r>
+        <w:rPr>
+          <w:color w:val="000000" w:themeColor="text1"/>
+        </w:rPr>
+        <w:t>Train the tre</w:t>
+      </w:r>
+      <w:r>
+        <w:rPr>
+          <w:color w:val="000000" w:themeColor="text1"/>
+        </w:rPr>
+        <w:t>e using DecisionTreeClassifier</w:t>
+      </w:r>
+    </w:p>
+    <w:p>
+      <w:pPr>
+        <w:pStyle w:val="ListParagraph"/>
+        <w:numPr>
+          <w:ilvl w:val="0"/>
+          <w:numId w:val="1"/>
+        </w:numPr>
+        <w:spacing w:line="360" w:lineRule="auto"/>
+        <w:rPr>
+          <w:color w:val="000000" w:themeColor="text1"/>
+        </w:rPr>
+      </w:pPr>
+      <w:r>
+        <w:rPr>
+          <w:color w:val="000000" w:themeColor="text1"/>
+        </w:rPr>
+        <w:t>Check results with the actual results</w:t>
+      </w:r>
+    </w:p>
+    <w:p>
+      <w:pPr>
+        <w:spacing w:line="360" w:lineRule="auto"/>
+        <w:rPr>
+          <w:color w:val="000000" w:themeColor="text1"/>
+        </w:rPr>
+      </w:pPr>
+    </w:p>
+    <w:p>
+      <w:pPr>
+        <w:spacing w:line="360" w:lineRule="auto"/>
+        <w:rPr>
+          <w:color w:val="000000" w:themeColor="text1"/>
+        </w:rPr>
+      </w:pPr>
+      <w:r>
+        <w:rPr>
+          <w:color w:val="000000" w:themeColor="text1"/>
+        </w:rPr>
+        <w:t>Explain the graph (e.g. what is x axis, what is y axis)</w:t>
+      </w:r>
+    </w:p>
+    <w:p>
+      <w:pPr>
+        <w:pStyle w:val="ListParagraph"/>
+        <w:numPr>
+          <w:ilvl w:val="0"/>
+          <w:numId w:val="1"/>
+        </w:numPr>
+        <w:spacing w:line="360" w:lineRule="auto"/>
+        <w:rPr>
+          <w:color w:val="000000" w:themeColor="text1"/>
+        </w:rPr>
+      </w:pPr>
+      <w:r>
+        <w:rPr>
+          <w:color w:val="000000" w:themeColor="text1"/>
+        </w:rPr>
+        <w:t>Splits on each decision</w:t>
+      </w:r>
+    </w:p>
+    <w:p>
+      <w:pPr>
+        <w:pStyle w:val="ListParagraph"/>
+        <w:numPr>
+          <w:ilvl w:val="0"/>
+          <w:numId w:val="1"/>
+        </w:numPr>
+        <w:spacing w:line="360" w:lineRule="auto"/>
+        <w:rPr>
+          <w:color w:val="000000" w:themeColor="text1"/>
+        </w:rPr>
+      </w:pPr>
+      <w:r>
+        <w:rPr>
+          <w:color w:val="000000" w:themeColor="text1"/>
+        </w:rPr>
+        <w:t>Gini shows the split between high and low values. (0.5 is a perfect split and 0 is a completely one-sided split)</w:t>
+      </w:r>
+    </w:p>
+    <w:p>
+      <w:pPr>
+        <w:pStyle w:val="ListParagraph"/>
+        <w:numPr>
+          <w:ilvl w:val="0"/>
+          <w:numId w:val="1"/>
+        </w:numPr>
+        <w:spacing w:line="360" w:lineRule="auto"/>
+        <w:rPr>
+          <w:color w:val="000000" w:themeColor="text1"/>
+        </w:rPr>
+      </w:pPr>
+      <w:r>
+        <w:rPr>
+          <w:color w:val="000000" w:themeColor="text1"/>
+        </w:rPr>
+        <w:lastRenderedPageBreak/>
+        <w:t>Samples are the number of samples that that node looked at</w:t>
+      </w:r>
+    </w:p>
+    <w:p>
+      <w:pPr>
+        <w:pStyle w:val="ListParagraph"/>
+        <w:numPr>
+          <w:ilvl w:val="0"/>
+          <w:numId w:val="1"/>
+        </w:numPr>
+        <w:spacing w:line="360" w:lineRule="auto"/>
+        <w:rPr>
+          <w:color w:val="000000" w:themeColor="text1"/>
+        </w:rPr>
+      </w:pPr>
+      <w:r>
+        <w:rPr>
+          <w:color w:val="000000" w:themeColor="text1"/>
+        </w:rPr>
+        <w:t>Value is the number of high and low samples [low, high]</w:t>
+      </w:r>
+    </w:p>
+    <w:p>
+      <w:pPr>
+        <w:pStyle w:val="ListParagraph"/>
+        <w:numPr>
+          <w:ilvl w:val="0"/>
+          <w:numId w:val="1"/>
+        </w:numPr>
+        <w:spacing w:line="360" w:lineRule="auto"/>
+        <w:rPr>
+          <w:color w:val="000000" w:themeColor="text1"/>
+        </w:rPr>
+      </w:pPr>
+      <w:r>
+        <w:rPr>
+          <w:color w:val="000000" w:themeColor="text1"/>
+        </w:rPr>
+        <w:t xml:space="preserve">Class is the </w:t>
+      </w:r>
+      <w:r>
+        <w:rPr>
+          <w:color w:val="000000" w:themeColor="text1"/>
+        </w:rPr>
+        <w:t>most common result for that node</w:t>
+      </w:r>
+    </w:p>
+    <w:p>
+      <w:pPr>
+        <w:spacing w:line="360" w:lineRule="auto"/>
+        <w:rPr>
+          <w:color w:val="000000" w:themeColor="text1"/>
+        </w:rPr>
+      </w:pPr>
+    </w:p>
+    <w:p>
+      <w:pPr>
+        <w:spacing w:line="360" w:lineRule="auto"/>
+        <w:rPr>
+          <w:color w:val="000000" w:themeColor="text1"/>
+        </w:rPr>
+      </w:pPr>
+      <w:r>
+        <w:rPr>
+          <w:color w:val="000000" w:themeColor="text1"/>
+        </w:rPr>
+        <w:t>Harvest Highlights.</w:t>
+      </w:r>
+    </w:p>
+    <w:p>
+      <w:pPr>
+        <w:pStyle w:val="ListParagraph"/>
+        <w:numPr>
+          <w:ilvl w:val="0"/>
+          <w:numId w:val="1"/>
+        </w:numPr>
+        <w:spacing w:line="360" w:lineRule="auto"/>
+        <w:rPr>
+          <w:color w:val="000000" w:themeColor="text1"/>
+        </w:rPr>
+      </w:pPr>
+      <w:r>
+        <w:rPr>
+          <w:color w:val="000000" w:themeColor="text1"/>
+        </w:rPr>
+        <w:t>Accuracy: moderate accuracy because it is between 70 and 80</w:t>
+      </w:r>
+    </w:p>
+    <w:p>
+      <w:pPr>
+        <w:pStyle w:val="ListParagraph"/>
+        <w:numPr>
+          <w:ilvl w:val="0"/>
+          <w:numId w:val="1"/>
+        </w:numPr>
+        <w:spacing w:line="360" w:lineRule="auto"/>
+        <w:rPr>
+          <w:color w:val="000000" w:themeColor="text1"/>
+        </w:rPr>
+      </w:pPr>
+      <w:r>
+        <w:rPr>
+          <w:color w:val="000000" w:themeColor="text1"/>
+        </w:rPr>
+        <w:t>Precision: moderate again</w:t>
+      </w:r>
+    </w:p>
+    <w:p>
+      <w:pPr>
+        <w:pStyle w:val="ListParagraph"/>
+        <w:numPr>
+          <w:ilvl w:val="0"/>
+          <w:numId w:val="1"/>
+        </w:numPr>
+        <w:spacing w:line="360" w:lineRule="auto"/>
+        <w:rPr>
+          <w:color w:val="000000" w:themeColor="text1"/>
+        </w:rPr>
+      </w:pPr>
+      <w:r>
+        <w:rPr>
+          <w:color w:val="000000" w:themeColor="text1"/>
+        </w:rPr>
+        <w:t>Recall: weak to moderate</w:t>
+      </w:r>
+    </w:p>
+    <w:p>
+      <w:pPr>
+        <w:pStyle w:val="ListParagraph"/>
+        <w:numPr>
+          <w:ilvl w:val="0"/>
+          <w:numId w:val="1"/>
+        </w:numPr>
+        <w:spacing w:line="360" w:lineRule="auto"/>
+        <w:rPr>
+          <w:color w:val="000000" w:themeColor="text1"/>
+        </w:rPr>
+      </w:pPr>
+      <w:r>
+        <w:rPr>
+          <w:color w:val="000000" w:themeColor="text1"/>
+        </w:rPr>
+        <w:t>F1 Score Accuracy: moderate</w:t>
+      </w:r>
+    </w:p>
+    <w:p>
+      <w:pPr>
+        <w:pStyle w:val="ListParagraph"/>
+        <w:numPr>
+          <w:ilvl w:val="0"/>
+          <w:numId w:val="1"/>
+        </w:numPr>
+        <w:spacing w:line="360" w:lineRule="auto"/>
+        <w:rPr>
+          <w:color w:val="000000" w:themeColor="text1"/>
+        </w:rPr>
+      </w:pPr>
+      <w:r>
+        <w:rPr>
+          <w:color w:val="000000" w:themeColor="text1"/>
+        </w:rPr>
+        <w:t>Support: There are much more high rated products than los rated ones which will skew the results</w:t>
+      </w:r>
+    </w:p>
+    <w:p>
+      <w:pPr>
+        <w:spacing w:line="360" w:lineRule="auto"/>
+        <w:rPr>
+          <w:color w:val="000000" w:themeColor="text1"/>
+        </w:rPr>
+      </w:pPr>
+    </w:p>
+    <w:p>
+      <w:pPr>
+        <w:spacing w:line="360" w:lineRule="auto"/>
+        <w:rPr>
+          <w:color w:val="000000" w:themeColor="text1"/>
+        </w:rPr>
+      </w:pPr>
+    </w:p>
+    <w:p>
+      <w:pPr>
+        <w:spacing w:line="360" w:lineRule="auto"/>
+        <w:rPr>
+          <w:color w:val="000000" w:themeColor="text1"/>
+        </w:rPr>
+      </w:pPr>
+    </w:p>
+    <w:p>
+      <w:pPr>
+        <w:spacing w:before="300" w:after="300" w:line="360" w:lineRule="auto"/>
+        <w:rPr>
+          <w:color w:val="000000" w:themeColor="text1"/>
+        </w:rPr>
+      </w:pPr>
+      <w:r>
+        <w:rPr>
+          <w:color w:val="000000" w:themeColor="text1"/>
+        </w:rPr>
+        <w:t>Questio</w:t>
+      </w:r>
+      <w:r>
+        <w:rPr>
+          <w:color w:val="000000" w:themeColor="text1"/>
+        </w:rPr>
+        <w:t xml:space="preserve">n </w:t>
+      </w:r>
+      <w:r>
+        <w:rPr>
+          <w:color w:val="000000" w:themeColor="text1"/>
+        </w:rPr>
+        <w:t>9</w:t>
+      </w:r>
+      <w:r>
+        <w:rPr>
+          <w:color w:val="000000" w:themeColor="text1"/>
+        </w:rPr>
+        <w:t xml:space="preserve">: </w:t>
+      </w:r>
+      <w:r>
+        <w:rPr>
+          <w:color w:val="000000" w:themeColor="text1"/>
+        </w:rPr>
+        <w:t>Can we classify products into high_sales vs. low_sales (rating_count) based on price, discount, and rating values?</w:t>
+      </w:r>
+    </w:p>
+    <w:p>
+      <w:pPr>
+        <w:spacing w:before="300" w:after="300" w:line="360" w:lineRule="auto"/>
+        <w:rPr>
+          <w:color w:val="000000" w:themeColor="text1"/>
+        </w:rPr>
+      </w:pPr>
+      <w:r>
+        <w:rPr>
+          <w:noProof/>
+        </w:rPr>
+        <w:lastRenderedPageBreak/>
+        <w:drawing>
+          <wp:inline distT="0" distB="0" distL="0" distR="0" wp14:anchorId="75FF5EA3" wp14:editId="5E8DFA55">
+            <wp:extent cx="5486400" cy="4572000"/>
+            <wp:effectExtent l="0" t="0" r="0" b="0"/>
+            <wp:docPr id="342642997" name="Picture 3" descr="A graph of sales and sales&#10;&#10;AI-generated content may be incorrect."/>
+            <wp:cNvGraphicFramePr>
+              <a:graphicFrameLocks xmlns:a="http://schemas.openxmlformats.org/drawingml/2006/main" noChangeAspect="1"/>
+            </wp:cNvGraphicFramePr>
+            <a:graphic xmlns:a="http://schemas.openxmlformats.org/drawingml/2006/main">
+              <a:graphicData uri="http://schemas.openxmlformats.org/drawingml/2006/picture">
+                <pic:pic xmlns:pic="http://schemas.openxmlformats.org/drawingml/2006/picture">
+                  <pic:nvPicPr>
+                    <pic:cNvPr id="342642997" name="Picture 3" descr="A graph of sales and sales&#10;&#10;AI-generated content may be incorrect."/>
+                    <pic:cNvPicPr>
+                      <a:picLocks noChangeAspect="1" noChangeArrowheads="1"/>
+                    </pic:cNvPicPr>
+                  </pic:nvPicPr>
+                  <pic:blipFill>
+                    <a:blip r:embed="rId18">
+                      <a:extLst>
+                        <a:ext uri="{28A0092B-C50C-407E-A947-70E740481C1C}">
+                          <a14:useLocalDpi xmlns:a14="http://schemas.microsoft.com/office/drawing/2010/main" val="0"/>
+                        </a:ext>
+                      </a:extLst>
+                    </a:blip>
+                    <a:srcRect/>
+                    <a:stretch>
+                      <a:fillRect/>
+                    </a:stretch>
+                  </pic:blipFill>
+                  <pic:spPr bwMode="auto">
+                    <a:xfrm>
+                      <a:off x="0" y="0"/>
+                      <a:ext cx="5486400" cy="4572000"/>
+                    </a:xfrm>
+                    <a:prstGeom prst="rect">
+                      <a:avLst/>
+                    </a:prstGeom>
+                    <a:noFill/>
+                    <a:ln>
+                      <a:noFill/>
+                    </a:ln>
+                  </pic:spPr>
+                </pic:pic>
+              </a:graphicData>
+            </a:graphic>
+          </wp:inline>
+        </w:drawing>
+      </w:r>
+    </w:p>
+    <w:p>
+      <w:pPr>
+        <w:spacing w:line="360" w:lineRule="auto"/>
+        <w:rPr>
+          <w:color w:val="000000" w:themeColor="text1"/>
+        </w:rPr>
+      </w:pPr>
+    </w:p>
+    <w:p>
+      <w:pPr>
+        <w:spacing w:line="360" w:lineRule="auto"/>
+        <w:rPr>
+          <w:color w:val="000000" w:themeColor="text1"/>
+        </w:rPr>
+      </w:pPr>
+      <w:r>
+        <w:rPr>
+          <w:color w:val="000000" w:themeColor="text1"/>
+        </w:rPr>
+        <w:t>Purpose</w:t>
+      </w:r>
+    </w:p>
+    <w:p>
+      <w:pPr>
+        <w:pStyle w:val="ListParagraph"/>
+        <w:numPr>
+          <w:ilvl w:val="0"/>
+          <w:numId w:val="1"/>
+        </w:numPr>
+        <w:spacing w:line="360" w:lineRule="auto"/>
+        <w:rPr>
+          <w:color w:val="000000" w:themeColor="text1"/>
+        </w:rPr>
+      </w:pPr>
+      <w:r>
+        <w:rPr>
+          <w:color w:val="000000" w:themeColor="text1"/>
+        </w:rPr>
+        <w:t xml:space="preserve">The purpose of this question is to be able to split the dataset into high sales and low sales. </w:t>
+      </w:r>
+      <w:r>
+        <w:rPr>
+          <w:color w:val="000000" w:themeColor="text1"/>
+        </w:rPr>
+        <w:t>And to be able to predict whether</w:t>
+      </w:r>
+      <w:r>
+        <w:rPr>
+          <w:color w:val="000000" w:themeColor="text1"/>
+        </w:rPr>
+        <w:t xml:space="preserve"> or not it is high or low sales based on price, discount, and rating values. </w:t>
+      </w:r>
+    </w:p>
+    <w:p>
+      <w:pPr>
+        <w:spacing w:line="360" w:lineRule="auto"/>
+        <w:rPr>
+          <w:color w:val="000000" w:themeColor="text1"/>
+        </w:rPr>
+      </w:pPr>
+    </w:p>
+    <w:p>
+      <w:pPr>
+        <w:spacing w:line="360" w:lineRule="auto"/>
+        <w:rPr>
+          <w:color w:val="000000" w:themeColor="text1"/>
+        </w:rPr>
+      </w:pPr>
+      <w:r>
+        <w:rPr>
+          <w:color w:val="000000" w:themeColor="text1"/>
+        </w:rPr>
+        <w:t>Methodology</w:t>
+      </w:r>
+    </w:p>
+    <w:p>
+      <w:pPr>
+        <w:pStyle w:val="ListParagraph"/>
+        <w:numPr>
+          <w:ilvl w:val="0"/>
+          <w:numId w:val="1"/>
+        </w:numPr>
+        <w:spacing w:line="360" w:lineRule="auto"/>
+        <w:rPr>
+          <w:color w:val="000000" w:themeColor="text1"/>
+        </w:rPr>
+      </w:pPr>
+      <w:r>
+        <w:rPr>
+          <w:color w:val="000000" w:themeColor="text1"/>
+        </w:rPr>
+        <w:t>Split into attributes to test on (X) and attribute to predict (</w:t>
+      </w:r>
+      <w:r>
+        <w:rPr>
+          <w:color w:val="000000" w:themeColor="text1"/>
+        </w:rPr>
+        <w:t>y)</w:t>
+      </w:r>
+    </w:p>
+    <w:p>
+      <w:pPr>
+        <w:pStyle w:val="ListParagraph"/>
+        <w:numPr>
+          <w:ilvl w:val="0"/>
+          <w:numId w:val="1"/>
+        </w:numPr>
+        <w:spacing w:line="360" w:lineRule="auto"/>
+        <w:rPr>
+          <w:color w:val="000000" w:themeColor="text1"/>
+        </w:rPr>
+      </w:pPr>
+      <w:r>
+        <w:rPr>
+          <w:color w:val="000000" w:themeColor="text1"/>
+        </w:rPr>
+        <w:t>Impute the data to replace the missing data with the median value</w:t>
+      </w:r>
+    </w:p>
+    <w:p>
+      <w:pPr>
+        <w:pStyle w:val="ListParagraph"/>
+        <w:numPr>
+          <w:ilvl w:val="0"/>
+          <w:numId w:val="1"/>
+        </w:numPr>
+        <w:spacing w:line="360" w:lineRule="auto"/>
+        <w:rPr>
+          <w:color w:val="000000" w:themeColor="text1"/>
+        </w:rPr>
+      </w:pPr>
+      <w:r>
+        <w:rPr>
+          <w:color w:val="000000" w:themeColor="text1"/>
+        </w:rPr>
+        <w:t>Split into training and testing sets using X and y</w:t>
+      </w:r>
+    </w:p>
+    <w:p>
+      <w:pPr>
+        <w:pStyle w:val="ListParagraph"/>
+        <w:numPr>
+          <w:ilvl w:val="1"/>
+          <w:numId w:val="1"/>
+        </w:numPr>
+        <w:spacing w:line="360" w:lineRule="auto"/>
+        <w:rPr>
+          <w:color w:val="000000" w:themeColor="text1"/>
+        </w:rPr>
+      </w:pPr>
+      <w:r>
+        <w:rPr>
+          <w:color w:val="000000" w:themeColor="text1"/>
+        </w:rPr>
+        <w:t>Scale the data</w:t>
+      </w:r>
+    </w:p>
+    <w:p>
+      <w:pPr>
+        <w:pStyle w:val="ListParagraph"/>
+        <w:numPr>
+          <w:ilvl w:val="1"/>
+          <w:numId w:val="1"/>
+        </w:numPr>
+        <w:spacing w:line="360" w:lineRule="auto"/>
+        <w:rPr>
+          <w:color w:val="000000" w:themeColor="text1"/>
+        </w:rPr>
+      </w:pPr>
+      <w:r>
+        <w:rPr>
+          <w:color w:val="000000" w:themeColor="text1"/>
+        </w:rPr>
+        <w:t>Train the Naïve Bayes model</w:t>
+      </w:r>
+    </w:p>
+    <w:p>
+      <w:pPr>
+        <w:pStyle w:val="ListParagraph"/>
+        <w:numPr>
+          <w:ilvl w:val="0"/>
+          <w:numId w:val="1"/>
+        </w:numPr>
+        <w:spacing w:line="360" w:lineRule="auto"/>
+        <w:rPr>
+          <w:color w:val="000000" w:themeColor="text1"/>
+        </w:rPr>
+      </w:pPr>
+      <w:r>
+        <w:rPr>
+          <w:color w:val="000000" w:themeColor="text1"/>
+        </w:rPr>
+        <w:t>Check results with the actual results</w:t>
+      </w:r>
+    </w:p>
+    <w:p>
+      <w:pPr>
+        <w:spacing w:line="360" w:lineRule="auto"/>
+        <w:rPr>
+          <w:color w:val="000000" w:themeColor="text1"/>
+        </w:rPr>
+      </w:pPr>
+      <w:r>
+        <w:rPr>
+          <w:color w:val="000000" w:themeColor="text1"/>
+        </w:rPr>
+        <w:lastRenderedPageBreak/>
+        <w:t>Explain the graph (e.g. what is x axis, what is y axis)</w:t>
+      </w:r>
+    </w:p>
+    <w:p>
+      <w:pPr>
+        <w:pStyle w:val="ListParagraph"/>
+        <w:numPr>
+          <w:ilvl w:val="0"/>
+          <w:numId w:val="1"/>
+        </w:numPr>
+        <w:spacing w:line="360" w:lineRule="auto"/>
+        <w:rPr>
+          <w:color w:val="000000" w:themeColor="text1"/>
+        </w:rPr>
+      </w:pPr>
+      <w:r>
+        <w:rPr>
+          <w:color w:val="000000" w:themeColor="text1"/>
+        </w:rPr>
+        <w:t>This graph is a confusion matrix showing the actual vs. predicted values.</w:t>
+      </w:r>
+    </w:p>
+    <w:p>
+      <w:pPr>
+        <w:pStyle w:val="ListParagraph"/>
+        <w:numPr>
+          <w:ilvl w:val="0"/>
+          <w:numId w:val="1"/>
+        </w:numPr>
+        <w:spacing w:line="360" w:lineRule="auto"/>
+        <w:rPr>
+          <w:color w:val="000000" w:themeColor="text1"/>
+        </w:rPr>
+      </w:pPr>
+      <w:r>
+        <w:rPr>
+          <w:color w:val="000000" w:themeColor="text1"/>
+        </w:rPr>
+        <w:t xml:space="preserve">X-axis: The predicted values </w:t>
+      </w:r>
+    </w:p>
+    <w:p>
+      <w:pPr>
+        <w:pStyle w:val="ListParagraph"/>
+        <w:numPr>
+          <w:ilvl w:val="0"/>
+          <w:numId w:val="1"/>
+        </w:numPr>
+        <w:spacing w:line="360" w:lineRule="auto"/>
+        <w:rPr>
+          <w:color w:val="000000" w:themeColor="text1"/>
+        </w:rPr>
+      </w:pPr>
+      <w:r>
+        <w:rPr>
+          <w:color w:val="000000" w:themeColor="text1"/>
+        </w:rPr>
+        <w:t>Y-axis: The actual values</w:t>
+      </w:r>
+    </w:p>
+    <w:p>
+      <w:pPr>
+        <w:spacing w:line="360" w:lineRule="auto"/>
+        <w:rPr>
+          <w:color w:val="000000" w:themeColor="text1"/>
+        </w:rPr>
+      </w:pPr>
+      <w:r>
+        <w:rPr>
+          <w:color w:val="000000" w:themeColor="text1"/>
+        </w:rPr>
+        <w:t xml:space="preserve"> 4. </w:t>
+      </w:r>
+      <w:r>
+        <w:rPr>
+          <w:color w:val="000000" w:themeColor="text1"/>
+        </w:rPr>
+        <w:t>Harvest Highlights</w:t>
+      </w:r>
+      <w:r>
+        <w:rPr>
+          <w:color w:val="000000" w:themeColor="text1"/>
+        </w:rPr>
+        <w:t>.</w:t>
+      </w:r>
+    </w:p>
+    <w:p>
+      <w:pPr>
+        <w:spacing w:line="360" w:lineRule="auto"/>
+        <w:rPr>
+          <w:color w:val="000000" w:themeColor="text1"/>
+        </w:rPr>
+      </w:pPr>
+      <w:r>
+        <w:rPr>
+          <w:color w:val="000000" w:themeColor="text1"/>
+        </w:rPr>
+        <w:t>This has a very low accuracy of only ~57% which means that the price, discount, and rating values are not very good indicators of whether or not the rating count would be high or low. This makes sense because usually the rating count shows popularity. And pop</w:t>
+      </w:r>
+      <w:r>
+        <w:rPr>
+          <w:color w:val="000000" w:themeColor="text1"/>
+        </w:rPr>
+        <w:t>ul</w:t>
+      </w:r>
+      <w:r>
+        <w:rPr>
+          <w:color w:val="000000" w:themeColor="text1"/>
+        </w:rPr>
+        <w:t>ar items aren't necessarily cheap or expensive they are popular for differ</w:t>
+      </w:r>
+      <w:r>
+        <w:rPr>
+          <w:color w:val="000000" w:themeColor="text1"/>
+        </w:rPr>
+        <w:t>en</w:t>
+      </w:r>
+      <w:r>
+        <w:rPr>
+          <w:color w:val="000000" w:themeColor="text1"/>
+        </w:rPr>
+        <w:t>t reasons. And the rating value also makes sense for not mattering too much because an item can have a high rating count but with a lot of bad ratings just because this popular item ended up being worse than people expected. So, in conclusion the rating count somewhat depends on the price, discount, and rating value but also has many more factors that determine its count.</w:t>
+      </w:r>
+    </w:p>
+    <w:p>
+      <w:pPr>
+        <w:spacing w:line="360" w:lineRule="auto"/>
+        <w:rPr>
+          <w:color w:val="000000" w:themeColor="text1"/>
+        </w:rPr>
+      </w:pPr>
+    </w:p>
+    <w:p>
+      <w:pPr>
+        <w:spacing w:before="300" w:after="300" w:line="360" w:lineRule="auto"/>
         <w:rPr>
           <w:b/>
           <w:bCs/>
           <w:color w:val="000000" w:themeColor="text1"/>
         </w:rPr>
+      </w:pPr>
+      <w:r>
+        <w:rPr>
+          <w:b/>
+          <w:bCs/>
+          <w:color w:val="000000" w:themeColor="text1"/>
+        </w:rPr>
+        <w:t>Overview</w:t>
+      </w:r>
+    </w:p>
+    <w:p>
+      <w:pPr>
+        <w:pStyle w:val="ListParagraph"/>
+        <w:numPr>
+          <w:ilvl w:val="0"/>
+          <w:numId w:val="1"/>
+        </w:numPr>
+        <w:spacing w:line="360" w:lineRule="auto"/>
+        <w:rPr>
+          <w:color w:val="000000" w:themeColor="text1"/>
+        </w:rPr>
+      </w:pPr>
+      <w:r>
+        <w:rPr>
+          <w:color w:val="000000" w:themeColor="text1"/>
+        </w:rPr>
+        <w:t xml:space="preserve">The highest </w:t>
+      </w:r>
+      <w:r>
+        <w:rPr>
+          <w:color w:val="000000" w:themeColor="text1"/>
+        </w:rPr>
+        <w:t xml:space="preserve">average </w:t>
+      </w:r>
+      <w:r>
+        <w:rPr>
+          <w:color w:val="000000" w:themeColor="text1"/>
+        </w:rPr>
+        <w:t>discount is tied between three categories: Earpads, CableConnectionProtectors, and PhoneCharms.</w:t>
+      </w:r>
+    </w:p>
+    <w:p>
+      <w:pPr>
+        <w:pStyle w:val="ListParagraph"/>
+        <w:numPr>
+          <w:ilvl w:val="0"/>
+          <w:numId w:val="1"/>
+        </w:numPr>
+        <w:spacing w:before="300" w:after="300" w:line="360" w:lineRule="auto"/>
+        <w:rPr>
+          <w:color w:val="000000" w:themeColor="text1"/>
+        </w:rPr>
+      </w:pPr>
+      <w:r>
+        <w:rPr>
+          <w:color w:val="000000" w:themeColor="text1"/>
+        </w:rPr>
+        <w:t>P</w:t>
+      </w:r>
+      <w:r>
+        <w:rPr>
+          <w:color w:val="000000" w:themeColor="text1"/>
+        </w:rPr>
+        <w:t>rice and discount behavior do not meaningfully determine rating</w:t>
+      </w:r>
+    </w:p>
+    <w:p>
+      <w:pPr>
+        <w:numPr>
+          <w:ilvl w:val="0"/>
+          <w:numId w:val="1"/>
+        </w:numPr>
+        <w:spacing w:before="300" w:after="300" w:line="360" w:lineRule="auto"/>
+        <w:rPr>
+          <w:color w:val="000000" w:themeColor="text1"/>
+        </w:rPr>
+      </w:pPr>
+      <w:r>
+        <w:t>Simple segmentation suggests clear market division</w:t>
+      </w:r>
+    </w:p>
+    <w:p>
+      <w:pPr>
+        <w:spacing w:before="300" w:after="300" w:line="360" w:lineRule="auto"/>
+        <w:rPr>
+          <w:b/>
+          <w:bCs/>
+          <w:color w:val="000000" w:themeColor="text1"/>
+        </w:rPr>
+      </w:pPr>
+      <w:r>
+        <w:rPr>
+          <w:b/>
+          <w:bCs/>
+          <w:color w:val="000000" w:themeColor="text1"/>
+        </w:rPr>
+        <w:t>Contributions</w:t>
+      </w:r>
+    </w:p>
+    <w:p>
+      <w:pPr>
+        <w:spacing w:line="360" w:lineRule="auto"/>
+        <w:rPr>
+          <w:color w:val="000000" w:themeColor="text1"/>
+        </w:rPr>
+      </w:pPr>
+      <w:r>
+        <w:rPr>
+          <w:b/>
+          <w:bCs/>
+          <w:color w:val="000000" w:themeColor="text1"/>
+        </w:rPr>
+        <w:t>Orchlon</w:t>
+      </w:r>
+      <w:r>
+        <w:rPr>
+          <w:color w:val="000000" w:themeColor="text1"/>
+        </w:rPr>
+        <w:t xml:space="preserve">: </w:t>
+      </w:r>
+      <w:r>
+        <w:rPr>
+          <w:color w:val="000000" w:themeColor="text1"/>
+        </w:rPr>
+        <w:t>I was assigned to perform KNN and K-nearest analysis, and my statistical question focused on identifying the categories with the highest rating counts. I found it challenging to visualize the correct results and determine which categories had the highest number of ratings, especially because there were several methods I could use and it was difficult to decide which one was most appropriate.</w:t>
+      </w:r>
+    </w:p>
+    <w:p>
+      <w:pPr>
+        <w:spacing w:line="360" w:lineRule="auto"/>
+        <w:rPr>
+          <w:color w:val="000000" w:themeColor="text1"/>
+        </w:rPr>
+      </w:pPr>
+    </w:p>
+    <w:p>
+      <w:pPr>
+        <w:spacing w:line="360" w:lineRule="auto"/>
+        <w:rPr>
+          <w:color w:val="000000" w:themeColor="text1"/>
+        </w:rPr>
+      </w:pPr>
+      <w:r>
+        <w:rPr>
+          <w:b/>
+          <w:bCs/>
+          <w:color w:val="000000" w:themeColor="text1"/>
+        </w:rPr>
         <w:t>Michael</w:t>
       </w:r>
       <w:r>
@@ -4434,7 +5450,14 @@
         <w:rPr>
           <w:color w:val="000000" w:themeColor="text1"/>
         </w:rPr>
-        <w:t>y responsibility in this project was to perform the Apriori and association-rule analysis and to answer how price tiers, discount levels, and rating volume relate to product ratings. I used full Apriori methodology, transforming numerical values into categorical tiers and generating association rules evaluated by support, confidence, and lift. The biggest challenge I faced was handling the dataset’s strong skew toward High ratings, which limited the diversity of rule consequents and required careful interpretation.</w:t>
+        <w:t xml:space="preserve">y responsibility in this project was to perform the Apriori and association-rule analysis and to answer how price tiers, discount levels, and rating volume relate to product </w:t>
+      </w:r>
+      <w:r>
+        <w:rPr>
+          <w:color w:val="000000" w:themeColor="text1"/>
+        </w:rPr>
+        <w:lastRenderedPageBreak/>
+        <w:t>ratings. I used full Apriori methodology, transforming numerical values into categorical tiers and generating association rules evaluated by support, confidence, and lift. The biggest challenge I faced was handling the dataset’s strong skew toward High ratings, which limited the diversity of rule consequents and required careful interpretation.</w:t>
       </w:r>
     </w:p>
     <w:p>
@@ -4454,42 +5477,24 @@
       </w:pPr>
       <w:r>
         <w:rPr>
-          <w:color w:val="000000" w:themeColor="text1"/>
-        </w:rPr>
-        <w:t>[Student C</w:t>
-      </w:r>
-      <w:r>
-        <w:rPr>
-          <w:color w:val="000000" w:themeColor="text1"/>
-        </w:rPr>
-        <w:t>,</w:t>
-      </w:r>
-      <w:r>
-        <w:rPr>
-          <w:color w:val="000000" w:themeColor="text1"/>
-        </w:rPr>
-        <w:t xml:space="preserve"> </w:t>
-      </w:r>
-      <w:r>
-        <w:rPr>
-          <w:color w:val="000000" w:themeColor="text1"/>
-        </w:rPr>
-        <w:t>describe your responsibility in this project with details, mention what the methodology you use, what the big challenge you meet.</w:t>
-      </w:r>
-      <w:r>
-        <w:rPr>
-          <w:color w:val="000000" w:themeColor="text1"/>
-        </w:rPr>
-        <w:t>]</w:t>
-      </w:r>
-    </w:p>
-    <w:p>
-      <w:pPr>
-        <w:spacing w:line="360" w:lineRule="auto"/>
-        <w:rPr>
-          <w:color w:val="000000" w:themeColor="text1"/>
-        </w:rPr>
-      </w:pPr>
+          <w:b/>
+          <w:bCs/>
+          <w:color w:val="000000" w:themeColor="text1"/>
+        </w:rPr>
+        <w:t xml:space="preserve">Magnus: </w:t>
+      </w:r>
+      <w:r>
+        <w:rPr>
+          <w:color w:val="000000" w:themeColor="text1"/>
+        </w:rPr>
+        <w:t xml:space="preserve">My part in this project was to do the questions on Decision Trees and Naïve Bayes. I also asked and answered which category was the most discounted. The biggest challenge I had was splitting the categories </w:t>
+      </w:r>
+      <w:r>
+        <w:rPr>
+          <w:color w:val="000000" w:themeColor="text1"/>
+        </w:rPr>
+        <w:t>from being one long string to being their own category in their own row. I trained Decision Tree and Naïve Bayes models to be able to predict values based on other attributes.</w:t>
+      </w:r>
     </w:p>
     <w:p>
       <w:pPr>
@@ -11603,7 +12608,7 @@
   <w:abstractNum w:abstractNumId="48" w15:restartNumberingAfterBreak="0">
     <w:nsid w:val="541C6D59"/>
     <w:multiLevelType w:val="multilevel"/>
-    <w:tmpl w:val="02C0D47A"/>
+    <w:tmpl w:val="99E69390"/>
     <w:lvl w:ilvl="0">
       <w:start w:val="1"/>
       <w:numFmt w:val="bullet"/>
@@ -11632,39 +12637,35 @@
         <w:rFonts w:hint="default"/>
       </w:rPr>
     </w:lvl>
-    <w:lvl w:ilvl="2" w:tentative="1">
+    <w:lvl w:ilvl="2">
+      <w:start w:val="25"/>
+      <w:numFmt w:val="bullet"/>
+      <w:lvlText w:val="-"/>
+      <w:lvlJc w:val="left"/>
+      <w:pPr>
+        <w:ind w:left="2160" w:hanging="360"/>
+      </w:pPr>
+      <w:rPr>
+        <w:rFonts w:ascii="Times New Roman" w:eastAsia="Times New Roman" w:hAnsi="Times New Roman" w:cs="Times New Roman" w:hint="default"/>
+      </w:rPr>
+    </w:lvl>
+    <w:lvl w:ilvl="3">
       <w:start w:val="1"/>
       <w:numFmt w:val="bullet"/>
       <w:lvlText w:val=""/>
       <w:lvlJc w:val="left"/>
       <w:pPr>
         <w:tabs>
-          <w:tab w:val="num" w:pos="2160"/>
-        </w:tabs>
-        <w:ind w:left="2160" w:hanging="360"/>
+          <w:tab w:val="num" w:pos="2880"/>
+        </w:tabs>
+        <w:ind w:left="2880" w:hanging="360"/>
       </w:pPr>
       <w:rPr>
         <w:rFonts w:ascii="Symbol" w:hAnsi="Symbol" w:hint="default"/>
         <w:sz w:val="20"/>
       </w:rPr>
     </w:lvl>
-    <w:lvl w:ilvl="3" w:tentative="1">
-      <w:start w:val="1"/>
-      <w:numFmt w:val="bullet"/>
-      <w:lvlText w:val=""/>
-      <w:lvlJc w:val="left"/>
-      <w:pPr>
-        <w:tabs>
-          <w:tab w:val="num" w:pos="2880"/>
-        </w:tabs>
-        <w:ind w:left="2880" w:hanging="360"/>
-      </w:pPr>
-      <w:rPr>
-        <w:rFonts w:ascii="Symbol" w:hAnsi="Symbol" w:hint="default"/>
-        <w:sz w:val="20"/>
-      </w:rPr>
-    </w:lvl>
-    <w:lvl w:ilvl="4" w:tentative="1">
+    <w:lvl w:ilvl="4">
       <w:start w:val="1"/>
       <w:numFmt w:val="bullet"/>
       <w:lvlText w:val=""/>
@@ -13053,7 +14054,7 @@
   <w:abstractNum w:abstractNumId="58" w15:restartNumberingAfterBreak="0">
     <w:nsid w:val="64847531"/>
     <w:multiLevelType w:val="multilevel"/>
-    <w:tmpl w:val="454E0D70"/>
+    <w:tmpl w:val="4E06B9E6"/>
     <w:lvl w:ilvl="0">
       <w:start w:val="1"/>
       <w:numFmt w:val="bullet"/>
@@ -13086,55 +14087,43 @@
         <w:sz w:val="20"/>
       </w:rPr>
     </w:lvl>
-    <w:lvl w:ilvl="2" w:tentative="1">
-      <w:start w:val="1"/>
-      <w:numFmt w:val="bullet"/>
-      <w:lvlText w:val=""/>
-      <w:lvlJc w:val="left"/>
-      <w:pPr>
-        <w:tabs>
-          <w:tab w:val="num" w:pos="2160"/>
-        </w:tabs>
+    <w:lvl w:ilvl="2">
+      <w:start w:val="1"/>
+      <w:numFmt w:val="decimal"/>
+      <w:lvlText w:val="%3)"/>
+      <w:lvlJc w:val="left"/>
+      <w:pPr>
         <w:ind w:left="2160" w:hanging="360"/>
       </w:pPr>
       <w:rPr>
-        <w:rFonts w:ascii="Wingdings" w:hAnsi="Wingdings" w:hint="default"/>
-        <w:sz w:val="20"/>
-      </w:rPr>
-    </w:lvl>
-    <w:lvl w:ilvl="3" w:tentative="1">
-      <w:start w:val="1"/>
-      <w:numFmt w:val="bullet"/>
-      <w:lvlText w:val=""/>
-      <w:lvlJc w:val="left"/>
-      <w:pPr>
-        <w:tabs>
-          <w:tab w:val="num" w:pos="2880"/>
-        </w:tabs>
+        <w:rFonts w:hint="default"/>
+      </w:rPr>
+    </w:lvl>
+    <w:lvl w:ilvl="3">
+      <w:start w:val="1"/>
+      <w:numFmt w:val="decimal"/>
+      <w:lvlText w:val="%4."/>
+      <w:lvlJc w:val="left"/>
+      <w:pPr>
         <w:ind w:left="2880" w:hanging="360"/>
       </w:pPr>
       <w:rPr>
-        <w:rFonts w:ascii="Wingdings" w:hAnsi="Wingdings" w:hint="default"/>
-        <w:sz w:val="20"/>
-      </w:rPr>
-    </w:lvl>
-    <w:lvl w:ilvl="4" w:tentative="1">
-      <w:start w:val="1"/>
-      <w:numFmt w:val="bullet"/>
-      <w:lvlText w:val=""/>
-      <w:lvlJc w:val="left"/>
-      <w:pPr>
-        <w:tabs>
-          <w:tab w:val="num" w:pos="3600"/>
-        </w:tabs>
+        <w:rFonts w:hint="default"/>
+      </w:rPr>
+    </w:lvl>
+    <w:lvl w:ilvl="4">
+      <w:start w:val="1"/>
+      <w:numFmt w:val="decimal"/>
+      <w:lvlText w:val="%5."/>
+      <w:lvlJc w:val="left"/>
+      <w:pPr>
         <w:ind w:left="3600" w:hanging="360"/>
       </w:pPr>
       <w:rPr>
-        <w:rFonts w:ascii="Wingdings" w:hAnsi="Wingdings" w:hint="default"/>
-        <w:sz w:val="20"/>
-      </w:rPr>
-    </w:lvl>
-    <w:lvl w:ilvl="5" w:tentative="1">
+        <w:rFonts w:hint="default"/>
+      </w:rPr>
+    </w:lvl>
+    <w:lvl w:ilvl="5">
       <w:start w:val="1"/>
       <w:numFmt w:val="bullet"/>
       <w:lvlText w:val=""/>
@@ -13150,7 +14139,7 @@
         <w:sz w:val="20"/>
       </w:rPr>
     </w:lvl>
-    <w:lvl w:ilvl="6" w:tentative="1">
+    <w:lvl w:ilvl="6">
       <w:start w:val="1"/>
       <w:numFmt w:val="bullet"/>
       <w:lvlText w:val=""/>
@@ -14839,7 +15828,7 @@
   <w:style w:type="paragraph" w:default="1" w:styleId="Normal">
     <w:name w:val="Normal"/>
     <w:qFormat/>
-    <w:rsid w:val="00AF05EC"/>
+    <w:rsid w:val="002D7823"/>
     <w:rPr>
       <w:rFonts w:ascii="Times New Roman" w:eastAsia="Times New Roman" w:hAnsi="Times New Roman" w:cs="Times New Roman"/>
       <w:kern w:val="0"/>
@@ -14912,7 +15901,6 @@
   <w:style w:type="character" w:default="1" w:styleId="DefaultParagraphFont">
     <w:name w:val="Default Paragraph Font"/>
     <w:uiPriority w:val="1"/>
-    <w:semiHidden/>
     <w:unhideWhenUsed/>
   </w:style>
   <w:style w:type="table" w:default="1" w:styleId="TableNormal">
